--- a/03-振荡电路/03-晶体振荡器/科皮兹晶体振荡器/科皮兹晶体振荡器.docx
+++ b/03-振荡电路/03-晶体振荡器/科皮兹晶体振荡器/科皮兹晶体振荡器.docx
@@ -3225,6 +3225,20 @@
     </w:p>
     <w:bookmarkEnd w:id="26"/>
     <w:bookmarkEnd w:id="27"/>
+    <w:p>
+      <w:pPr>
+        <w:spacing w:before="360"/>
+        <w:jc w:val="center"/>
+      </w:pPr>
+      <w:r>
+        <w:rPr>
+          <w:rFonts w:ascii="Times New Roman" w:hAnsi="Times New Roman"/>
+          <w:color w:val="555555"/>
+          <w:sz w:val="21"/>
+        </w:rPr>
+        <w:t>材料收集者：杜文杰</w:t>
+      </w:r>
+    </w:p>
     <w:sectPr>
       <w:headerReference r:id="rId9" w:type="default"/>
       <w:footerReference r:id="rId10" w:type="default"/>

--- a/03-振荡电路/03-晶体振荡器/科皮兹晶体振荡器/科皮兹晶体振荡器.docx
+++ b/03-振荡电路/03-晶体振荡器/科皮兹晶体振荡器/科皮兹晶体振荡器.docx
@@ -1,6 +1,6 @@
 
 <file path=word/document.xml><?xml version="1.0" encoding="utf-8"?>
-<w:document xmlns:w="http://schemas.openxmlformats.org/wordprocessingml/2006/main" xmlns:m="http://schemas.openxmlformats.org/officeDocument/2006/math" xmlns:r="http://schemas.openxmlformats.org/officeDocument/2006/relationships" xmlns:o="urn:schemas-microsoft-com:office:office" xmlns:v="urn:schemas-microsoft-com:vml" xmlns:w10="urn:schemas-microsoft-com:office:word" xmlns:a="http://schemas.openxmlformats.org/drawingml/2006/main" xmlns:pic="http://schemas.openxmlformats.org/drawingml/2006/picture" xmlns:wp="http://schemas.openxmlformats.org/drawingml/2006/wordprocessingDrawing">
+<w:document xmlns:m="http://schemas.openxmlformats.org/officeDocument/2006/math" xmlns:r="http://schemas.openxmlformats.org/officeDocument/2006/relationships" xmlns:w="http://schemas.openxmlformats.org/wordprocessingml/2006/main" xmlns:o="urn:schemas-microsoft-com:office:office" xmlns:v="urn:schemas-microsoft-com:vml" xmlns:w10="urn:schemas-microsoft-com:office:word" xmlns:a="http://schemas.openxmlformats.org/drawingml/2006/main" xmlns:pic="http://schemas.openxmlformats.org/drawingml/2006/picture" xmlns:wp="http://schemas.openxmlformats.org/drawingml/2006/wordprocessingDrawing">
   <w:body>
     <w:bookmarkStart w:id="27" w:name="科皮兹晶体振荡器"/>
     <w:p>
@@ -9,7 +9,7 @@
       </w:pPr>
       <w:r>
         <w:rPr>
-          <w:rFonts w:hint="eastAsia"/>
+          <w:rFonts w:hint="eastAsia" w:eastAsia="黑体"/>
         </w:rPr>
         <w:t xml:space="preserve">科皮兹晶体振荡器</w:t>
       </w:r>
@@ -21,7 +21,7 @@
       </w:pPr>
       <w:r>
         <w:rPr>
-          <w:rFonts w:hint="eastAsia"/>
+          <w:rFonts w:hint="eastAsia" w:eastAsia="黑体"/>
         </w:rPr>
         <w:t xml:space="preserve">拓扑描述</w:t>
       </w:r>
@@ -32,11 +32,14 @@
       </w:pPr>
       <w:r>
         <w:rPr>
-          <w:rFonts w:hint="eastAsia"/>
+          <w:rFonts w:hint="eastAsia" w:eastAsia="黑体"/>
         </w:rPr>
         <w:t xml:space="preserve">科皮兹晶体振荡器由晶体管</w:t>
       </w:r>
       <w:r>
+        <w:rPr>
+          <w:rFonts w:eastAsia="黑体"/>
+        </w:rPr>
         <w:t xml:space="preserve"> </w:t>
       </w:r>
       <m:oMath>
@@ -55,11 +58,14 @@
       </m:oMath>
       <w:r>
         <w:rPr>
-          <w:rFonts w:hint="eastAsia"/>
+          <w:rFonts w:hint="eastAsia" w:eastAsia="黑体"/>
         </w:rPr>
         <w:t xml:space="preserve">（或运放</w:t>
       </w:r>
       <w:r>
+        <w:rPr>
+          <w:rFonts w:eastAsia="黑体"/>
+        </w:rPr>
         <w:t xml:space="preserve"> </w:t>
       </w:r>
       <m:oMath>
@@ -78,11 +84,14 @@
       </m:oMath>
       <w:r>
         <w:rPr>
-          <w:rFonts w:hint="eastAsia"/>
+          <w:rFonts w:hint="eastAsia" w:eastAsia="黑体"/>
         </w:rPr>
         <w:t xml:space="preserve">）、石英晶体</w:t>
       </w:r>
       <w:r>
+        <w:rPr>
+          <w:rFonts w:eastAsia="黑体"/>
+        </w:rPr>
         <w:t xml:space="preserve"> </w:t>
       </w:r>
       <m:oMath>
@@ -100,15 +109,21 @@
         </m:sSub>
       </m:oMath>
       <w:r>
+        <w:rPr>
+          <w:rFonts w:eastAsia="黑体"/>
+        </w:rPr>
         <w:t xml:space="preserve"> </w:t>
       </w:r>
       <w:r>
         <w:rPr>
-          <w:rFonts w:hint="eastAsia"/>
+          <w:rFonts w:hint="eastAsia" w:eastAsia="黑体"/>
         </w:rPr>
         <w:t xml:space="preserve">及电容</w:t>
       </w:r>
       <w:r>
+        <w:rPr>
+          <w:rFonts w:eastAsia="黑体"/>
+        </w:rPr>
         <w:t xml:space="preserve"> </w:t>
       </w:r>
       <m:oMath>
@@ -126,6 +141,9 @@
         </m:sSub>
       </m:oMath>
       <w:r>
+        <w:rPr>
+          <w:rFonts w:eastAsia="黑体"/>
+        </w:rPr>
         <w:t xml:space="preserve">、</w:t>
       </w:r>
       <m:oMath>
@@ -143,15 +161,21 @@
         </m:sSub>
       </m:oMath>
       <w:r>
+        <w:rPr>
+          <w:rFonts w:eastAsia="黑体"/>
+        </w:rPr>
         <w:t xml:space="preserve"> </w:t>
       </w:r>
       <w:r>
         <w:rPr>
-          <w:rFonts w:hint="eastAsia"/>
+          <w:rFonts w:hint="eastAsia" w:eastAsia="黑体"/>
         </w:rPr>
         <w:t xml:space="preserve">组成。节点定义如下：基极（或运放同相输入）节点</w:t>
       </w:r>
       <w:r>
+        <w:rPr>
+          <w:rFonts w:eastAsia="黑体"/>
+        </w:rPr>
         <w:t xml:space="preserve"> </w:t>
       </w:r>
       <m:oMath>
@@ -169,15 +193,21 @@
         </m:sSub>
       </m:oMath>
       <w:r>
+        <w:rPr>
+          <w:rFonts w:eastAsia="黑体"/>
+        </w:rPr>
         <w:t xml:space="preserve"> </w:t>
       </w:r>
       <w:r>
         <w:rPr>
-          <w:rFonts w:hint="eastAsia"/>
+          <w:rFonts w:hint="eastAsia" w:eastAsia="黑体"/>
         </w:rPr>
         <w:t xml:space="preserve">接晶体一端与反馈支路；集电极（或运放输出）节点</w:t>
       </w:r>
       <w:r>
+        <w:rPr>
+          <w:rFonts w:eastAsia="黑体"/>
+        </w:rPr>
         <w:t xml:space="preserve"> </w:t>
       </w:r>
       <m:oMath>
@@ -195,15 +225,21 @@
         </m:sSub>
       </m:oMath>
       <w:r>
+        <w:rPr>
+          <w:rFonts w:eastAsia="黑体"/>
+        </w:rPr>
         <w:t xml:space="preserve"> </w:t>
       </w:r>
       <w:r>
         <w:rPr>
-          <w:rFonts w:hint="eastAsia"/>
+          <w:rFonts w:hint="eastAsia" w:eastAsia="黑体"/>
         </w:rPr>
         <w:t xml:space="preserve">接晶体另一端与</w:t>
       </w:r>
       <w:r>
+        <w:rPr>
+          <w:rFonts w:eastAsia="黑体"/>
+        </w:rPr>
         <w:t xml:space="preserve"> </w:t>
       </w:r>
       <m:oMath>
@@ -221,15 +257,21 @@
         </m:sSub>
       </m:oMath>
       <w:r>
+        <w:rPr>
+          <w:rFonts w:eastAsia="黑体"/>
+        </w:rPr>
         <w:t xml:space="preserve"> </w:t>
       </w:r>
       <w:r>
         <w:rPr>
-          <w:rFonts w:hint="eastAsia"/>
+          <w:rFonts w:hint="eastAsia" w:eastAsia="黑体"/>
         </w:rPr>
         <w:t xml:space="preserve">上端；发射极节点</w:t>
       </w:r>
       <w:r>
+        <w:rPr>
+          <w:rFonts w:eastAsia="黑体"/>
+        </w:rPr>
         <w:t xml:space="preserve"> </w:t>
       </w:r>
       <m:oMath>
@@ -247,15 +289,21 @@
         </m:sSub>
       </m:oMath>
       <w:r>
+        <w:rPr>
+          <w:rFonts w:eastAsia="黑体"/>
+        </w:rPr>
         <w:t xml:space="preserve"> </w:t>
       </w:r>
       <w:r>
         <w:rPr>
-          <w:rFonts w:hint="eastAsia"/>
+          <w:rFonts w:hint="eastAsia" w:eastAsia="黑体"/>
         </w:rPr>
         <w:t xml:space="preserve">接</w:t>
       </w:r>
       <w:r>
+        <w:rPr>
+          <w:rFonts w:eastAsia="黑体"/>
+        </w:rPr>
         <w:t xml:space="preserve"> </w:t>
       </w:r>
       <m:oMath>
@@ -273,15 +321,21 @@
         </m:sSub>
       </m:oMath>
       <w:r>
+        <w:rPr>
+          <w:rFonts w:eastAsia="黑体"/>
+        </w:rPr>
         <w:t xml:space="preserve"> </w:t>
       </w:r>
       <w:r>
         <w:rPr>
-          <w:rFonts w:hint="eastAsia"/>
+          <w:rFonts w:hint="eastAsia" w:eastAsia="黑体"/>
         </w:rPr>
         <w:t xml:space="preserve">与反馈的交流地；电容分压中点节点</w:t>
       </w:r>
       <w:r>
+        <w:rPr>
+          <w:rFonts w:eastAsia="黑体"/>
+        </w:rPr>
         <w:t xml:space="preserve"> </w:t>
       </w:r>
       <m:oMath>
@@ -305,15 +359,21 @@
         </m:sSub>
       </m:oMath>
       <w:r>
+        <w:rPr>
+          <w:rFonts w:eastAsia="黑体"/>
+        </w:rPr>
         <w:t xml:space="preserve"> </w:t>
       </w:r>
       <w:r>
         <w:rPr>
-          <w:rFonts w:hint="eastAsia"/>
+          <w:rFonts w:hint="eastAsia" w:eastAsia="黑体"/>
         </w:rPr>
         <w:t xml:space="preserve">为</w:t>
       </w:r>
       <w:r>
+        <w:rPr>
+          <w:rFonts w:eastAsia="黑体"/>
+        </w:rPr>
         <w:t xml:space="preserve"> </w:t>
       </w:r>
       <m:oMath>
@@ -331,6 +391,9 @@
         </m:sSub>
       </m:oMath>
       <w:r>
+        <w:rPr>
+          <w:rFonts w:eastAsia="黑体"/>
+        </w:rPr>
         <w:t xml:space="preserve">、</w:t>
       </w:r>
       <m:oMath>
@@ -348,15 +411,21 @@
         </m:sSub>
       </m:oMath>
       <w:r>
+        <w:rPr>
+          <w:rFonts w:eastAsia="黑体"/>
+        </w:rPr>
         <w:t xml:space="preserve"> </w:t>
       </w:r>
       <w:r>
         <w:rPr>
-          <w:rFonts w:hint="eastAsia"/>
+          <w:rFonts w:hint="eastAsia" w:eastAsia="黑体"/>
         </w:rPr>
         <w:t xml:space="preserve">串联点，回馈到发射极（或运放反相端）；电源节点</w:t>
       </w:r>
       <w:r>
+        <w:rPr>
+          <w:rFonts w:eastAsia="黑体"/>
+        </w:rPr>
         <w:t xml:space="preserve"> </w:t>
       </w:r>
       <m:oMath>
@@ -377,20 +446,26 @@
         </m:sSub>
       </m:oMath>
       <w:r>
+        <w:rPr>
+          <w:rFonts w:eastAsia="黑体"/>
+        </w:rPr>
         <w:t xml:space="preserve"> </w:t>
       </w:r>
       <w:r>
         <w:rPr>
-          <w:rFonts w:hint="eastAsia"/>
+          <w:rFonts w:hint="eastAsia" w:eastAsia="黑体"/>
         </w:rPr>
         <w:t xml:space="preserve">为回路供电端；地节点</w:t>
       </w:r>
       <w:r>
+        <w:rPr>
+          <w:rFonts w:eastAsia="黑体"/>
+        </w:rPr>
         <w:t xml:space="preserve"> GND </w:t>
       </w:r>
       <w:r>
         <w:rPr>
-          <w:rFonts w:hint="eastAsia"/>
+          <w:rFonts w:hint="eastAsia" w:eastAsia="黑体"/>
         </w:rPr>
         <w:t xml:space="preserve">汇集电容冷端与发射极回路。</w:t>
       </w:r>
@@ -399,7 +474,7 @@
       <w:pPr/>
       <w:r>
         <w:rPr>
-          <w:rFonts w:hint="eastAsia"/>
+          <w:rFonts w:hint="eastAsia" w:eastAsia="黑体"/>
         </w:rPr>
         <w:t xml:space="preserve">各元件管脚连接：</w:t>
       </w:r>
@@ -418,24 +493,33 @@
         </m:sSub>
       </m:oMath>
       <w:r>
+        <w:rPr>
+          <w:rFonts w:eastAsia="黑体"/>
+        </w:rPr>
         <w:t xml:space="preserve"> </w:t>
       </w:r>
       <w:r>
         <w:rPr>
-          <w:rFonts w:hint="eastAsia"/>
+          <w:rFonts w:hint="eastAsia" w:eastAsia="黑体"/>
         </w:rPr>
         <w:t xml:space="preserve">的</w:t>
       </w:r>
       <w:r>
+        <w:rPr>
+          <w:rFonts w:eastAsia="黑体"/>
+        </w:rPr>
         <w:t xml:space="preserve"> B </w:t>
       </w:r>
       <w:r>
         <w:rPr>
-          <w:rFonts w:hint="eastAsia"/>
+          <w:rFonts w:hint="eastAsia" w:eastAsia="黑体"/>
         </w:rPr>
         <w:t xml:space="preserve">接</w:t>
       </w:r>
       <w:r>
+        <w:rPr>
+          <w:rFonts w:eastAsia="黑体"/>
+        </w:rPr>
         <w:t xml:space="preserve"> </w:t>
       </w:r>
       <m:oMath>
@@ -453,15 +537,21 @@
         </m:sSub>
       </m:oMath>
       <w:r>
+        <w:rPr>
+          <w:rFonts w:eastAsia="黑体"/>
+        </w:rPr>
         <w:t xml:space="preserve">、C </w:t>
       </w:r>
       <w:r>
         <w:rPr>
-          <w:rFonts w:hint="eastAsia"/>
+          <w:rFonts w:hint="eastAsia" w:eastAsia="黑体"/>
         </w:rPr>
         <w:t xml:space="preserve">接</w:t>
       </w:r>
       <w:r>
+        <w:rPr>
+          <w:rFonts w:eastAsia="黑体"/>
+        </w:rPr>
         <w:t xml:space="preserve"> </w:t>
       </w:r>
       <m:oMath>
@@ -479,15 +569,21 @@
         </m:sSub>
       </m:oMath>
       <w:r>
+        <w:rPr>
+          <w:rFonts w:eastAsia="黑体"/>
+        </w:rPr>
         <w:t xml:space="preserve">、E </w:t>
       </w:r>
       <w:r>
         <w:rPr>
-          <w:rFonts w:hint="eastAsia"/>
+          <w:rFonts w:hint="eastAsia" w:eastAsia="黑体"/>
         </w:rPr>
         <w:t xml:space="preserve">接</w:t>
       </w:r>
       <w:r>
+        <w:rPr>
+          <w:rFonts w:eastAsia="黑体"/>
+        </w:rPr>
         <w:t xml:space="preserve"> </w:t>
       </w:r>
       <m:oMath>
@@ -506,20 +602,26 @@
       </m:oMath>
       <w:r>
         <w:rPr>
-          <w:rFonts w:hint="eastAsia"/>
+          <w:rFonts w:hint="eastAsia" w:eastAsia="黑体"/>
         </w:rPr>
         <w:t xml:space="preserve">（运放时</w:t>
       </w:r>
       <w:r>
+        <w:rPr>
+          <w:rFonts w:eastAsia="黑体"/>
+        </w:rPr>
         <w:t xml:space="preserve"> IN+ </w:t>
       </w:r>
       <w:r>
         <w:rPr>
-          <w:rFonts w:hint="eastAsia"/>
+          <w:rFonts w:hint="eastAsia" w:eastAsia="黑体"/>
         </w:rPr>
         <w:t xml:space="preserve">接</w:t>
       </w:r>
       <w:r>
+        <w:rPr>
+          <w:rFonts w:eastAsia="黑体"/>
+        </w:rPr>
         <w:t xml:space="preserve"> </w:t>
       </w:r>
       <m:oMath>
@@ -537,15 +639,21 @@
         </m:sSub>
       </m:oMath>
       <w:r>
+        <w:rPr>
+          <w:rFonts w:eastAsia="黑体"/>
+        </w:rPr>
         <w:t xml:space="preserve">、OUT </w:t>
       </w:r>
       <w:r>
         <w:rPr>
-          <w:rFonts w:hint="eastAsia"/>
+          <w:rFonts w:hint="eastAsia" w:eastAsia="黑体"/>
         </w:rPr>
         <w:t xml:space="preserve">接</w:t>
       </w:r>
       <w:r>
+        <w:rPr>
+          <w:rFonts w:eastAsia="黑体"/>
+        </w:rPr>
         <w:t xml:space="preserve"> </w:t>
       </w:r>
       <m:oMath>
@@ -563,15 +671,21 @@
         </m:sSub>
       </m:oMath>
       <w:r>
+        <w:rPr>
+          <w:rFonts w:eastAsia="黑体"/>
+        </w:rPr>
         <w:t xml:space="preserve">、IN− </w:t>
       </w:r>
       <w:r>
         <w:rPr>
-          <w:rFonts w:hint="eastAsia"/>
+          <w:rFonts w:hint="eastAsia" w:eastAsia="黑体"/>
         </w:rPr>
         <w:t xml:space="preserve">接</w:t>
       </w:r>
       <w:r>
+        <w:rPr>
+          <w:rFonts w:eastAsia="黑体"/>
+        </w:rPr>
         <w:t xml:space="preserve"> </w:t>
       </w:r>
       <m:oMath>
@@ -590,11 +704,14 @@
       </m:oMath>
       <w:r>
         <w:rPr>
-          <w:rFonts w:hint="eastAsia"/>
+          <w:rFonts w:hint="eastAsia" w:eastAsia="黑体"/>
         </w:rPr>
         <w:t xml:space="preserve">）；晶体</w:t>
       </w:r>
       <w:r>
+        <w:rPr>
+          <w:rFonts w:eastAsia="黑体"/>
+        </w:rPr>
         <w:t xml:space="preserve"> </w:t>
       </w:r>
       <m:oMath>
@@ -612,15 +729,21 @@
         </m:sSub>
       </m:oMath>
       <w:r>
+        <w:rPr>
+          <w:rFonts w:eastAsia="黑体"/>
+        </w:rPr>
         <w:t xml:space="preserve"> </w:t>
       </w:r>
       <w:r>
         <w:rPr>
-          <w:rFonts w:hint="eastAsia"/>
+          <w:rFonts w:hint="eastAsia" w:eastAsia="黑体"/>
         </w:rPr>
         <w:t xml:space="preserve">两引脚一端接</w:t>
       </w:r>
       <w:r>
+        <w:rPr>
+          <w:rFonts w:eastAsia="黑体"/>
+        </w:rPr>
         <w:t xml:space="preserve"> </w:t>
       </w:r>
       <m:oMath>
@@ -639,11 +762,14 @@
       </m:oMath>
       <w:r>
         <w:rPr>
-          <w:rFonts w:hint="eastAsia"/>
+          <w:rFonts w:hint="eastAsia" w:eastAsia="黑体"/>
         </w:rPr>
         <w:t xml:space="preserve">、另一端接</w:t>
       </w:r>
       <w:r>
+        <w:rPr>
+          <w:rFonts w:eastAsia="黑体"/>
+        </w:rPr>
         <w:t xml:space="preserve"> </w:t>
       </w:r>
       <m:oMath>
@@ -662,11 +788,14 @@
       </m:oMath>
       <w:r>
         <w:rPr>
-          <w:rFonts w:hint="eastAsia"/>
+          <w:rFonts w:hint="eastAsia" w:eastAsia="黑体"/>
         </w:rPr>
         <w:t xml:space="preserve">；电容</w:t>
       </w:r>
       <w:r>
+        <w:rPr>
+          <w:rFonts w:eastAsia="黑体"/>
+        </w:rPr>
         <w:t xml:space="preserve"> </w:t>
       </w:r>
       <m:oMath>
@@ -684,15 +813,21 @@
         </m:sSub>
       </m:oMath>
       <w:r>
+        <w:rPr>
+          <w:rFonts w:eastAsia="黑体"/>
+        </w:rPr>
         <w:t xml:space="preserve"> </w:t>
       </w:r>
       <w:r>
         <w:rPr>
-          <w:rFonts w:hint="eastAsia"/>
+          <w:rFonts w:hint="eastAsia" w:eastAsia="黑体"/>
         </w:rPr>
         <w:t xml:space="preserve">一端接</w:t>
       </w:r>
       <w:r>
+        <w:rPr>
+          <w:rFonts w:eastAsia="黑体"/>
+        </w:rPr>
         <w:t xml:space="preserve"> </w:t>
       </w:r>
       <m:oMath>
@@ -711,11 +846,14 @@
       </m:oMath>
       <w:r>
         <w:rPr>
-          <w:rFonts w:hint="eastAsia"/>
+          <w:rFonts w:hint="eastAsia" w:eastAsia="黑体"/>
         </w:rPr>
         <w:t xml:space="preserve">、另一端接</w:t>
       </w:r>
       <w:r>
+        <w:rPr>
+          <w:rFonts w:eastAsia="黑体"/>
+        </w:rPr>
         <w:t xml:space="preserve"> </w:t>
       </w:r>
       <m:oMath>
@@ -740,11 +878,14 @@
       </m:oMath>
       <w:r>
         <w:rPr>
-          <w:rFonts w:hint="eastAsia"/>
+          <w:rFonts w:hint="eastAsia" w:eastAsia="黑体"/>
         </w:rPr>
         <w:t xml:space="preserve">；电容</w:t>
       </w:r>
       <w:r>
+        <w:rPr>
+          <w:rFonts w:eastAsia="黑体"/>
+        </w:rPr>
         <w:t xml:space="preserve"> </w:t>
       </w:r>
       <m:oMath>
@@ -762,15 +903,21 @@
         </m:sSub>
       </m:oMath>
       <w:r>
+        <w:rPr>
+          <w:rFonts w:eastAsia="黑体"/>
+        </w:rPr>
         <w:t xml:space="preserve"> </w:t>
       </w:r>
       <w:r>
         <w:rPr>
-          <w:rFonts w:hint="eastAsia"/>
+          <w:rFonts w:hint="eastAsia" w:eastAsia="黑体"/>
         </w:rPr>
         <w:t xml:space="preserve">一端接</w:t>
       </w:r>
       <w:r>
+        <w:rPr>
+          <w:rFonts w:eastAsia="黑体"/>
+        </w:rPr>
         <w:t xml:space="preserve"> </w:t>
       </w:r>
       <m:oMath>
@@ -795,11 +942,14 @@
       </m:oMath>
       <w:r>
         <w:rPr>
-          <w:rFonts w:hint="eastAsia"/>
+          <w:rFonts w:hint="eastAsia" w:eastAsia="黑体"/>
         </w:rPr>
         <w:t xml:space="preserve">、另一端接</w:t>
       </w:r>
       <w:r>
+        <w:rPr>
+          <w:rFonts w:eastAsia="黑体"/>
+        </w:rPr>
         <w:t xml:space="preserve"> </w:t>
       </w:r>
       <m:oMath>
@@ -818,11 +968,14 @@
       </m:oMath>
       <w:r>
         <w:rPr>
-          <w:rFonts w:hint="eastAsia"/>
+          <w:rFonts w:hint="eastAsia" w:eastAsia="黑体"/>
         </w:rPr>
         <w:t xml:space="preserve">；反馈从</w:t>
       </w:r>
       <w:r>
+        <w:rPr>
+          <w:rFonts w:eastAsia="黑体"/>
+        </w:rPr>
         <w:t xml:space="preserve"> </w:t>
       </w:r>
       <m:oMath>
@@ -847,7 +1000,7 @@
       </m:oMath>
       <w:r>
         <w:rPr>
-          <w:rFonts w:hint="eastAsia"/>
+          <w:rFonts w:hint="eastAsia" w:eastAsia="黑体"/>
         </w:rPr>
         <w:t xml:space="preserve">（</w:t>
       </w:r>
@@ -866,6 +1019,9 @@
         </m:sSub>
       </m:oMath>
       <w:r>
+        <w:rPr>
+          <w:rFonts w:eastAsia="黑体"/>
+        </w:rPr>
         <w:t xml:space="preserve">、</w:t>
       </w:r>
       <m:oMath>
@@ -883,15 +1039,21 @@
         </m:sSub>
       </m:oMath>
       <w:r>
+        <w:rPr>
+          <w:rFonts w:eastAsia="黑体"/>
+        </w:rPr>
         <w:t xml:space="preserve"> </w:t>
       </w:r>
       <w:r>
         <w:rPr>
-          <w:rFonts w:hint="eastAsia"/>
+          <w:rFonts w:hint="eastAsia" w:eastAsia="黑体"/>
         </w:rPr>
         <w:t xml:space="preserve">分压点）回馈到</w:t>
       </w:r>
       <w:r>
+        <w:rPr>
+          <w:rFonts w:eastAsia="黑体"/>
+        </w:rPr>
         <w:t xml:space="preserve"> </w:t>
       </w:r>
       <m:oMath>
@@ -909,15 +1071,21 @@
         </m:sSub>
       </m:oMath>
       <w:r>
+        <w:rPr>
+          <w:rFonts w:eastAsia="黑体"/>
+        </w:rPr>
         <w:t xml:space="preserve"> </w:t>
       </w:r>
       <w:r>
         <w:rPr>
-          <w:rFonts w:hint="eastAsia"/>
+          <w:rFonts w:hint="eastAsia" w:eastAsia="黑体"/>
         </w:rPr>
         <w:t xml:space="preserve">构成正反馈，晶体在串联与并联谐振间呈感性，与</w:t>
       </w:r>
       <w:r>
+        <w:rPr>
+          <w:rFonts w:eastAsia="黑体"/>
+        </w:rPr>
         <w:t xml:space="preserve"> </w:t>
       </w:r>
       <m:oMath>
@@ -935,6 +1103,9 @@
         </m:sSub>
       </m:oMath>
       <w:r>
+        <w:rPr>
+          <w:rFonts w:eastAsia="黑体"/>
+        </w:rPr>
         <w:t xml:space="preserve">、</w:t>
       </w:r>
       <m:oMath>
@@ -952,11 +1123,14 @@
         </m:sSub>
       </m:oMath>
       <w:r>
+        <w:rPr>
+          <w:rFonts w:eastAsia="黑体"/>
+        </w:rPr>
         <w:t xml:space="preserve"> </w:t>
       </w:r>
       <w:r>
         <w:rPr>
-          <w:rFonts w:hint="eastAsia"/>
+          <w:rFonts w:hint="eastAsia" w:eastAsia="黑体"/>
         </w:rPr>
         <w:t xml:space="preserve">决定振荡频率。</w:t>
       </w:r>
@@ -965,20 +1139,26 @@
       <w:pPr/>
       <w:r>
         <w:rPr>
-          <w:rFonts w:hint="eastAsia"/>
+          <w:rFonts w:hint="eastAsia" w:eastAsia="黑体"/>
         </w:rPr>
         <w:t xml:space="preserve">该电路为</w:t>
       </w:r>
       <w:r>
+        <w:rPr>
+          <w:rFonts w:eastAsia="黑体"/>
+        </w:rPr>
         <w:t xml:space="preserve"> Colpitts </w:t>
       </w:r>
       <w:r>
         <w:rPr>
-          <w:rFonts w:hint="eastAsia"/>
+          <w:rFonts w:hint="eastAsia" w:eastAsia="黑体"/>
         </w:rPr>
         <w:t xml:space="preserve">拓扑的晶体实现，晶体作感性元件与</w:t>
       </w:r>
       <w:r>
+        <w:rPr>
+          <w:rFonts w:eastAsia="黑体"/>
+        </w:rPr>
         <w:t xml:space="preserve"> </w:t>
       </w:r>
       <m:oMath>
@@ -996,6 +1176,9 @@
         </m:sSub>
       </m:oMath>
       <w:r>
+        <w:rPr>
+          <w:rFonts w:eastAsia="黑体"/>
+        </w:rPr>
         <w:t xml:space="preserve">、</w:t>
       </w:r>
       <m:oMath>
@@ -1013,15 +1196,21 @@
         </m:sSub>
       </m:oMath>
       <w:r>
+        <w:rPr>
+          <w:rFonts w:eastAsia="黑体"/>
+        </w:rPr>
         <w:t xml:space="preserve"> </w:t>
       </w:r>
       <w:r>
         <w:rPr>
-          <w:rFonts w:hint="eastAsia"/>
+          <w:rFonts w:hint="eastAsia" w:eastAsia="黑体"/>
         </w:rPr>
         <w:t xml:space="preserve">电容三点式谐振，负载电容</w:t>
       </w:r>
       <w:r>
+        <w:rPr>
+          <w:rFonts w:eastAsia="黑体"/>
+        </w:rPr>
         <w:t xml:space="preserve"> </w:t>
       </w:r>
       <m:oMath>
@@ -1118,7 +1307,7 @@
       </m:oMath>
       <w:r>
         <w:rPr>
-          <w:rFonts w:hint="eastAsia"/>
+          <w:rFonts w:hint="eastAsia" w:eastAsia="黑体"/>
         </w:rPr>
         <w:t xml:space="preserve">，产生高稳定正弦振荡。</w:t>
       </w:r>
@@ -1131,7 +1320,7 @@
       </w:pPr>
       <w:r>
         <w:rPr>
-          <w:rFonts w:hint="eastAsia"/>
+          <w:rFonts w:hint="eastAsia" w:eastAsia="黑体"/>
         </w:rPr>
         <w:t xml:space="preserve">工作原理</w:t>
       </w:r>
@@ -1142,11 +1331,14 @@
       </w:pPr>
       <w:r>
         <w:rPr>
-          <w:rFonts w:hint="eastAsia"/>
+          <w:rFonts w:hint="eastAsia" w:eastAsia="黑体"/>
         </w:rPr>
         <w:t xml:space="preserve">晶体在串联谐振与并联谐振之间呈现电感性，与</w:t>
       </w:r>
       <w:r>
+        <w:rPr>
+          <w:rFonts w:eastAsia="黑体"/>
+        </w:rPr>
         <w:t xml:space="preserve"> </w:t>
       </w:r>
       <m:oMath>
@@ -1164,6 +1356,9 @@
         </m:sSub>
       </m:oMath>
       <w:r>
+        <w:rPr>
+          <w:rFonts w:eastAsia="黑体"/>
+        </w:rPr>
         <w:t xml:space="preserve">、</w:t>
       </w:r>
       <m:oMath>
@@ -1181,11 +1376,14 @@
         </m:sSub>
       </m:oMath>
       <w:r>
+        <w:rPr>
+          <w:rFonts w:eastAsia="黑体"/>
+        </w:rPr>
         <w:t xml:space="preserve"> </w:t>
       </w:r>
       <w:r>
         <w:rPr>
-          <w:rFonts w:hint="eastAsia"/>
+          <w:rFonts w:hint="eastAsia" w:eastAsia="黑体"/>
         </w:rPr>
         <w:t xml:space="preserve">一起构成谐振回路并移相，配合放大级的正反馈满足相位与幅度条件，电路在此晶体等效电感与负载电容决定的频率上起振。</w:t>
       </w:r>
@@ -1198,7 +1396,7 @@
       </w:pPr>
       <w:r>
         <w:rPr>
-          <w:rFonts w:hint="eastAsia"/>
+          <w:rFonts w:hint="eastAsia" w:eastAsia="黑体"/>
         </w:rPr>
         <w:t xml:space="preserve">关键计算公式</w:t>
       </w:r>
@@ -1212,7 +1410,7 @@
       </w:pPr>
       <w:r>
         <w:rPr>
-          <w:rFonts w:hint="eastAsia"/>
+          <w:rFonts w:hint="eastAsia" w:eastAsia="黑体"/>
         </w:rPr>
         <w:t xml:space="preserve">负载电容：</w:t>
       </w:r>
@@ -1338,7 +1536,7 @@
       </w:pPr>
       <w:r>
         <w:rPr>
-          <w:rFonts w:hint="eastAsia"/>
+          <w:rFonts w:hint="eastAsia" w:eastAsia="黑体"/>
         </w:rPr>
         <w:t xml:space="preserve">振荡频率（含负载电容牵引）：</w:t>
       </w:r>
@@ -1471,7 +1669,7 @@
       </w:pPr>
       <w:r>
         <w:rPr>
-          <w:rFonts w:hint="eastAsia"/>
+          <w:rFonts w:hint="eastAsia" w:eastAsia="黑体"/>
         </w:rPr>
         <w:t xml:space="preserve">纯并联谐振频率：</w:t>
       </w:r>
@@ -1578,7 +1776,7 @@
       </w:pPr>
       <w:r>
         <w:rPr>
-          <w:rFonts w:hint="eastAsia"/>
+          <w:rFonts w:hint="eastAsia" w:eastAsia="黑体"/>
         </w:rPr>
         <w:t xml:space="preserve">起振条件（环路增益）：</w:t>
       </w:r>
@@ -1696,7 +1894,7 @@
             </w:pPr>
             <w:r>
               <w:rPr>
-                <w:rFonts w:hint="eastAsia"/>
+                <w:rFonts w:hint="eastAsia" w:eastAsia="黑体"/>
               </w:rPr>
               <w:t xml:space="preserve">符号</w:t>
             </w:r>
@@ -1710,7 +1908,7 @@
             </w:pPr>
             <w:r>
               <w:rPr>
-                <w:rFonts w:hint="eastAsia"/>
+                <w:rFonts w:hint="eastAsia" w:eastAsia="黑体"/>
               </w:rPr>
               <w:t xml:space="preserve">含义</w:t>
             </w:r>
@@ -1724,7 +1922,7 @@
             </w:pPr>
             <w:r>
               <w:rPr>
-                <w:rFonts w:hint="eastAsia"/>
+                <w:rFonts w:hint="eastAsia" w:eastAsia="黑体"/>
               </w:rPr>
               <w:t xml:space="preserve">单位</w:t>
             </w:r>
@@ -1771,6 +1969,9 @@
               </m:sSub>
             </m:oMath>
             <w:r>
+              <w:rPr>
+                <w:rFonts w:eastAsia="黑体"/>
+              </w:rPr>
               <w:t xml:space="preserve">​</w:t>
             </w:r>
           </w:p>
@@ -1783,7 +1984,7 @@
             </w:pPr>
             <w:r>
               <w:rPr>
-                <w:rFonts w:hint="eastAsia"/>
+                <w:rFonts w:hint="eastAsia" w:eastAsia="黑体"/>
               </w:rPr>
               <w:t xml:space="preserve">分压电容</w:t>
             </w:r>
@@ -1796,6 +1997,9 @@
               <w:pStyle w:val="Compact"/>
             </w:pPr>
             <w:r>
+              <w:rPr>
+                <w:rFonts w:eastAsia="黑体"/>
+              </w:rPr>
               <w:t xml:space="preserve">F</w:t>
             </w:r>
           </w:p>
@@ -1823,6 +2027,9 @@
               </m:sSub>
             </m:oMath>
             <w:r>
+              <w:rPr>
+                <w:rFonts w:eastAsia="黑体"/>
+              </w:rPr>
               <w:t xml:space="preserve">​</w:t>
             </w:r>
           </w:p>
@@ -1835,7 +2042,7 @@
             </w:pPr>
             <w:r>
               <w:rPr>
-                <w:rFonts w:hint="eastAsia"/>
+                <w:rFonts w:hint="eastAsia" w:eastAsia="黑体"/>
               </w:rPr>
               <w:t xml:space="preserve">负载电容</w:t>
             </w:r>
@@ -1848,6 +2055,9 @@
               <w:pStyle w:val="Compact"/>
             </w:pPr>
             <w:r>
+              <w:rPr>
+                <w:rFonts w:eastAsia="黑体"/>
+              </w:rPr>
               <w:t xml:space="preserve">F</w:t>
             </w:r>
           </w:p>
@@ -1875,6 +2085,9 @@
               </m:sSub>
             </m:oMath>
             <w:r>
+              <w:rPr>
+                <w:rFonts w:eastAsia="黑体"/>
+              </w:rPr>
               <w:t xml:space="preserve">​</w:t>
             </w:r>
           </w:p>
@@ -1887,7 +2100,7 @@
             </w:pPr>
             <w:r>
               <w:rPr>
-                <w:rFonts w:hint="eastAsia"/>
+                <w:rFonts w:hint="eastAsia" w:eastAsia="黑体"/>
               </w:rPr>
               <w:t xml:space="preserve">杂散电容</w:t>
             </w:r>
@@ -1900,6 +2113,9 @@
               <w:pStyle w:val="Compact"/>
             </w:pPr>
             <w:r>
+              <w:rPr>
+                <w:rFonts w:eastAsia="黑体"/>
+              </w:rPr>
               <w:t xml:space="preserve">F</w:t>
             </w:r>
           </w:p>
@@ -1927,6 +2143,9 @@
               </m:sSub>
             </m:oMath>
             <w:r>
+              <w:rPr>
+                <w:rFonts w:eastAsia="黑体"/>
+              </w:rPr>
               <w:t xml:space="preserve">​</w:t>
             </w:r>
           </w:p>
@@ -1939,7 +2158,7 @@
             </w:pPr>
             <w:r>
               <w:rPr>
-                <w:rFonts w:hint="eastAsia"/>
+                <w:rFonts w:hint="eastAsia" w:eastAsia="黑体"/>
               </w:rPr>
               <w:t xml:space="preserve">晶体静电容</w:t>
             </w:r>
@@ -1952,6 +2171,9 @@
               <w:pStyle w:val="Compact"/>
             </w:pPr>
             <w:r>
+              <w:rPr>
+                <w:rFonts w:eastAsia="黑体"/>
+              </w:rPr>
               <w:t xml:space="preserve">F</w:t>
             </w:r>
           </w:p>
@@ -1980,7 +2202,7 @@
             </m:oMath>
             <w:r>
               <w:rPr>
-                <w:rFonts w:hint="eastAsia"/>
+                <w:rFonts w:hint="eastAsia" w:eastAsia="黑体"/>
               </w:rPr>
               <w:t xml:space="preserve">（晶体）</w:t>
             </w:r>
@@ -1994,7 +2216,7 @@
             </w:pPr>
             <w:r>
               <w:rPr>
-                <w:rFonts w:hint="eastAsia"/>
+                <w:rFonts w:hint="eastAsia" w:eastAsia="黑体"/>
               </w:rPr>
               <w:t xml:space="preserve">晶体动态（串联）电容</w:t>
             </w:r>
@@ -2007,6 +2229,9 @@
               <w:pStyle w:val="Compact"/>
             </w:pPr>
             <w:r>
+              <w:rPr>
+                <w:rFonts w:eastAsia="黑体"/>
+              </w:rPr>
               <w:t xml:space="preserve">F</w:t>
             </w:r>
           </w:p>
@@ -2034,6 +2259,9 @@
               </m:sSub>
             </m:oMath>
             <w:r>
+              <w:rPr>
+                <w:rFonts w:eastAsia="黑体"/>
+              </w:rPr>
               <w:t xml:space="preserve">​</w:t>
             </w:r>
           </w:p>
@@ -2046,7 +2274,7 @@
             </w:pPr>
             <w:r>
               <w:rPr>
-                <w:rFonts w:hint="eastAsia"/>
+                <w:rFonts w:hint="eastAsia" w:eastAsia="黑体"/>
               </w:rPr>
               <w:t xml:space="preserve">晶体串联谐振频率</w:t>
             </w:r>
@@ -2059,6 +2287,9 @@
               <w:pStyle w:val="Compact"/>
             </w:pPr>
             <w:r>
+              <w:rPr>
+                <w:rFonts w:eastAsia="黑体"/>
+              </w:rPr>
               <w:t xml:space="preserve">Hz</w:t>
             </w:r>
           </w:p>
@@ -2086,6 +2317,9 @@
               </m:sSub>
             </m:oMath>
             <w:r>
+              <w:rPr>
+                <w:rFonts w:eastAsia="黑体"/>
+              </w:rPr>
               <w:t xml:space="preserve">​</w:t>
             </w:r>
           </w:p>
@@ -2098,7 +2332,7 @@
             </w:pPr>
             <w:r>
               <w:rPr>
-                <w:rFonts w:hint="eastAsia"/>
+                <w:rFonts w:hint="eastAsia" w:eastAsia="黑体"/>
               </w:rPr>
               <w:t xml:space="preserve">并联谐振频率</w:t>
             </w:r>
@@ -2111,6 +2345,9 @@
               <w:pStyle w:val="Compact"/>
             </w:pPr>
             <w:r>
+              <w:rPr>
+                <w:rFonts w:eastAsia="黑体"/>
+              </w:rPr>
               <w:t xml:space="preserve">Hz</w:t>
             </w:r>
           </w:p>
@@ -2138,6 +2375,9 @@
               </m:sSub>
             </m:oMath>
             <w:r>
+              <w:rPr>
+                <w:rFonts w:eastAsia="黑体"/>
+              </w:rPr>
               <w:t xml:space="preserve">​</w:t>
             </w:r>
           </w:p>
@@ -2150,7 +2390,7 @@
             </w:pPr>
             <w:r>
               <w:rPr>
-                <w:rFonts w:hint="eastAsia"/>
+                <w:rFonts w:hint="eastAsia" w:eastAsia="黑体"/>
               </w:rPr>
               <w:t xml:space="preserve">跨导</w:t>
             </w:r>
@@ -2163,6 +2403,9 @@
               <w:pStyle w:val="Compact"/>
             </w:pPr>
             <w:r>
+              <w:rPr>
+                <w:rFonts w:eastAsia="黑体"/>
+              </w:rPr>
               <w:t xml:space="preserve">S</w:t>
             </w:r>
           </w:p>
@@ -2190,6 +2433,9 @@
               </m:sSub>
             </m:oMath>
             <w:r>
+              <w:rPr>
+                <w:rFonts w:eastAsia="黑体"/>
+              </w:rPr>
               <w:t xml:space="preserve">​</w:t>
             </w:r>
           </w:p>
@@ -2202,7 +2448,7 @@
             </w:pPr>
             <w:r>
               <w:rPr>
-                <w:rFonts w:hint="eastAsia"/>
+                <w:rFonts w:hint="eastAsia" w:eastAsia="黑体"/>
               </w:rPr>
               <w:t xml:space="preserve">晶体等效串联电阻</w:t>
             </w:r>
@@ -2215,6 +2461,9 @@
               <w:pStyle w:val="Compact"/>
             </w:pPr>
             <w:r>
+              <w:rPr>
+                <w:rFonts w:eastAsia="黑体"/>
+              </w:rPr>
               <w:t xml:space="preserve">Ω</w:t>
             </w:r>
           </w:p>
@@ -2229,7 +2478,7 @@
       </w:pPr>
       <w:r>
         <w:rPr>
-          <w:rFonts w:hint="eastAsia"/>
+          <w:rFonts w:hint="eastAsia" w:eastAsia="黑体"/>
         </w:rPr>
         <w:t xml:space="preserve">元件调整影响</w:t>
       </w:r>
@@ -2258,6 +2507,7 @@
       </m:oMath>
       <w:r>
         <w:rPr>
+          <w:rFonts w:eastAsia="黑体"/>
           <w:b/>
           <w:bCs/>
         </w:rPr>
@@ -2279,6 +2529,7 @@
       </m:oMath>
       <w:r>
         <w:rPr>
+          <w:rFonts w:eastAsia="黑体"/>
           <w:b/>
           <w:bCs/>
         </w:rPr>
@@ -2286,25 +2537,34 @@
       </w:r>
       <w:r>
         <w:rPr>
-          <w:rFonts w:hint="eastAsia"/>
+          <w:rFonts w:hint="eastAsia" w:eastAsia="黑体"/>
           <w:b/>
           <w:bCs/>
         </w:rPr>
         <w:t xml:space="preserve">增大</w:t>
       </w:r>
       <w:r>
+        <w:rPr>
+          <w:rFonts w:eastAsia="黑体"/>
+        </w:rPr>
         <w:t xml:space="preserve"> </w:t>
       </w:r>
       <w:r>
+        <w:rPr>
+          <w:rFonts w:eastAsia="黑体"/>
+        </w:rPr>
         <w:t xml:space="preserve">→ </w:t>
       </w:r>
       <w:r>
         <w:rPr>
-          <w:rFonts w:hint="eastAsia"/>
+          <w:rFonts w:hint="eastAsia" w:eastAsia="黑体"/>
         </w:rPr>
         <w:t xml:space="preserve">负载电容</w:t>
       </w:r>
       <w:r>
+        <w:rPr>
+          <w:rFonts w:eastAsia="黑体"/>
+        </w:rPr>
         <w:t xml:space="preserve"> </w:t>
       </w:r>
       <m:oMath>
@@ -2322,11 +2582,14 @@
         </m:sSub>
       </m:oMath>
       <w:r>
+        <w:rPr>
+          <w:rFonts w:eastAsia="黑体"/>
+        </w:rPr>
         <w:t xml:space="preserve"> </w:t>
       </w:r>
       <w:r>
         <w:rPr>
-          <w:rFonts w:hint="eastAsia"/>
+          <w:rFonts w:hint="eastAsia" w:eastAsia="黑体"/>
         </w:rPr>
         <w:t xml:space="preserve">增大，振荡频率被牵引偏低。</w:t>
       </w:r>
@@ -2355,6 +2618,7 @@
       </m:oMath>
       <w:r>
         <w:rPr>
+          <w:rFonts w:eastAsia="黑体"/>
           <w:b/>
           <w:bCs/>
         </w:rPr>
@@ -2376,6 +2640,7 @@
       </m:oMath>
       <w:r>
         <w:rPr>
+          <w:rFonts w:eastAsia="黑体"/>
           <w:b/>
           <w:bCs/>
         </w:rPr>
@@ -2383,19 +2648,28 @@
       </w:r>
       <w:r>
         <w:rPr>
-          <w:rFonts w:hint="eastAsia"/>
+          <w:rFonts w:hint="eastAsia" w:eastAsia="黑体"/>
           <w:b/>
           <w:bCs/>
         </w:rPr>
         <w:t xml:space="preserve">减小</w:t>
       </w:r>
       <w:r>
+        <w:rPr>
+          <w:rFonts w:eastAsia="黑体"/>
+        </w:rPr>
         <w:t xml:space="preserve"> </w:t>
       </w:r>
       <w:r>
+        <w:rPr>
+          <w:rFonts w:eastAsia="黑体"/>
+        </w:rPr>
         <w:t xml:space="preserve">→</w:t>
       </w:r>
       <w:r>
+        <w:rPr>
+          <w:rFonts w:eastAsia="黑体"/>
+        </w:rPr>
         <w:t xml:space="preserve"> </w:t>
       </w:r>
       <m:oMath>
@@ -2413,11 +2687,14 @@
         </m:sSub>
       </m:oMath>
       <w:r>
+        <w:rPr>
+          <w:rFonts w:eastAsia="黑体"/>
+        </w:rPr>
         <w:t xml:space="preserve"> </w:t>
       </w:r>
       <w:r>
         <w:rPr>
-          <w:rFonts w:hint="eastAsia"/>
+          <w:rFonts w:hint="eastAsia" w:eastAsia="黑体"/>
         </w:rPr>
         <w:t xml:space="preserve">减小，频率升高，但起振裕度下降。</w:t>
       </w:r>
@@ -2446,21 +2723,27 @@
       </m:oMath>
       <w:r>
         <w:rPr>
-          <w:rFonts w:hint="eastAsia"/>
+          <w:rFonts w:hint="eastAsia" w:eastAsia="黑体"/>
           <w:b/>
           <w:bCs/>
         </w:rPr>
         <w:t xml:space="preserve">（偏置电流）减小</w:t>
       </w:r>
       <w:r>
+        <w:rPr>
+          <w:rFonts w:eastAsia="黑体"/>
+        </w:rPr>
         <w:t xml:space="preserve"> </w:t>
       </w:r>
       <w:r>
+        <w:rPr>
+          <w:rFonts w:eastAsia="黑体"/>
+        </w:rPr>
         <w:t xml:space="preserve">→ </w:t>
       </w:r>
       <w:r>
         <w:rPr>
-          <w:rFonts w:hint="eastAsia"/>
+          <w:rFonts w:hint="eastAsia" w:eastAsia="黑体"/>
         </w:rPr>
         <w:t xml:space="preserve">环路增益下降，可能停振或难起振。</w:t>
       </w:r>
@@ -2475,7 +2758,7 @@
       </w:pPr>
       <w:r>
         <w:rPr>
-          <w:rFonts w:hint="eastAsia"/>
+          <w:rFonts w:hint="eastAsia" w:eastAsia="黑体"/>
           <w:b/>
           <w:bCs/>
         </w:rPr>
@@ -2483,6 +2766,7 @@
       </w:r>
       <w:r>
         <w:rPr>
+          <w:rFonts w:eastAsia="黑体"/>
           <w:b/>
           <w:bCs/>
         </w:rPr>
@@ -2503,14 +2787,20 @@
         </m:sSub>
       </m:oMath>
       <w:r>
+        <w:rPr>
+          <w:rFonts w:eastAsia="黑体"/>
+        </w:rPr>
         <w:t xml:space="preserve"> </w:t>
       </w:r>
       <w:r>
+        <w:rPr>
+          <w:rFonts w:eastAsia="黑体"/>
+        </w:rPr>
         <w:t xml:space="preserve">→ </w:t>
       </w:r>
       <w:r>
         <w:rPr>
-          <w:rFonts w:hint="eastAsia"/>
+          <w:rFonts w:hint="eastAsia" w:eastAsia="黑体"/>
         </w:rPr>
         <w:t xml:space="preserve">频率偏离标称值，需按晶体规格匹配。</w:t>
       </w:r>
@@ -2523,7 +2813,7 @@
       </w:pPr>
       <w:r>
         <w:rPr>
-          <w:rFonts w:hint="eastAsia"/>
+          <w:rFonts w:hint="eastAsia" w:eastAsia="黑体"/>
         </w:rPr>
         <w:t xml:space="preserve">典型参数示例</w:t>
       </w:r>
@@ -2538,11 +2828,14 @@
       </w:pPr>
       <w:r>
         <w:rPr>
-          <w:rFonts w:hint="eastAsia"/>
+          <w:rFonts w:hint="eastAsia" w:eastAsia="黑体"/>
         </w:rPr>
         <w:t xml:space="preserve">取晶体</w:t>
       </w:r>
       <w:r>
+        <w:rPr>
+          <w:rFonts w:eastAsia="黑体"/>
+        </w:rPr>
         <w:t xml:space="preserve"> </w:t>
       </w:r>
       <m:oMath>
@@ -2580,11 +2873,14 @@
       </m:oMath>
       <w:r>
         <w:rPr>
-          <w:rFonts w:hint="eastAsia"/>
+          <w:rFonts w:hint="eastAsia" w:eastAsia="黑体"/>
         </w:rPr>
         <w:t xml:space="preserve">、动态电容</w:t>
       </w:r>
       <w:r>
+        <w:rPr>
+          <w:rFonts w:eastAsia="黑体"/>
+        </w:rPr>
         <w:t xml:space="preserve"> </w:t>
       </w:r>
       <m:oMath>
@@ -2621,6 +2917,9 @@
         </m:r>
       </m:oMath>
       <w:r>
+        <w:rPr>
+          <w:rFonts w:eastAsia="黑体"/>
+        </w:rPr>
         <w:t xml:space="preserve">、</w:t>
       </w:r>
       <m:oMath>
@@ -2658,11 +2957,14 @@
       </m:oMath>
       <w:r>
         <w:rPr>
-          <w:rFonts w:hint="eastAsia"/>
+          <w:rFonts w:hint="eastAsia" w:eastAsia="黑体"/>
         </w:rPr>
         <w:t xml:space="preserve">：由牵引公式</w:t>
       </w:r>
       <w:r>
+        <w:rPr>
+          <w:rFonts w:eastAsia="黑体"/>
+        </w:rPr>
         <w:t xml:space="preserve"> </w:t>
       </w:r>
       <m:oMath>
@@ -2858,11 +3160,14 @@
       </m:oMath>
       <w:r>
         <w:rPr>
-          <w:rFonts w:hint="eastAsia"/>
+          <w:rFonts w:hint="eastAsia" w:eastAsia="黑体"/>
         </w:rPr>
         <w:t xml:space="preserve">，即比</w:t>
       </w:r>
       <w:r>
+        <w:rPr>
+          <w:rFonts w:eastAsia="黑体"/>
+        </w:rPr>
         <w:t xml:space="preserve"> </w:t>
       </w:r>
       <m:oMath>
@@ -2880,15 +3185,21 @@
         </m:sSub>
       </m:oMath>
       <w:r>
+        <w:rPr>
+          <w:rFonts w:eastAsia="黑体"/>
+        </w:rPr>
         <w:t xml:space="preserve"> </w:t>
       </w:r>
       <w:r>
         <w:rPr>
-          <w:rFonts w:hint="eastAsia"/>
+          <w:rFonts w:hint="eastAsia" w:eastAsia="黑体"/>
         </w:rPr>
         <w:t xml:space="preserve">高约</w:t>
       </w:r>
       <w:r>
+        <w:rPr>
+          <w:rFonts w:eastAsia="黑体"/>
+        </w:rPr>
         <w:t xml:space="preserve"> 185 ppm。</w:t>
       </w:r>
     </w:p>
@@ -2902,11 +3213,14 @@
       </w:pPr>
       <w:r>
         <w:rPr>
-          <w:rFonts w:hint="eastAsia"/>
+          <w:rFonts w:hint="eastAsia" w:eastAsia="黑体"/>
         </w:rPr>
         <w:t xml:space="preserve">取</w:t>
       </w:r>
       <w:r>
+        <w:rPr>
+          <w:rFonts w:eastAsia="黑体"/>
+        </w:rPr>
         <w:t xml:space="preserve"> </w:t>
       </w:r>
       <m:oMath>
@@ -2962,7 +3276,7 @@
       </m:oMath>
       <w:r>
         <w:rPr>
-          <w:rFonts w:hint="eastAsia"/>
+          <w:rFonts w:hint="eastAsia" w:eastAsia="黑体"/>
         </w:rPr>
         <w:t xml:space="preserve">、忽略杂散：</w:t>
       </w:r>
@@ -3000,6 +3314,9 @@
         </m:r>
       </m:oMath>
       <w:r>
+        <w:rPr>
+          <w:rFonts w:eastAsia="黑体"/>
+        </w:rPr>
         <w:t xml:space="preserve">。</w:t>
       </w:r>
     </w:p>
@@ -3011,7 +3328,7 @@
       </w:pPr>
       <w:r>
         <w:rPr>
-          <w:rFonts w:hint="eastAsia"/>
+          <w:rFonts w:hint="eastAsia" w:eastAsia="黑体"/>
         </w:rPr>
         <w:t xml:space="preserve">常见器件型号</w:t>
       </w:r>
@@ -3026,16 +3343,19 @@
       </w:pPr>
       <w:r>
         <w:rPr>
-          <w:rFonts w:hint="eastAsia"/>
+          <w:rFonts w:hint="eastAsia" w:eastAsia="黑体"/>
         </w:rPr>
         <w:t xml:space="preserve">晶振：HC-49S、SMD</w:t>
       </w:r>
       <w:r>
+        <w:rPr>
+          <w:rFonts w:eastAsia="黑体"/>
+        </w:rPr>
         <w:t xml:space="preserve"> 3225 </w:t>
       </w:r>
       <w:r>
         <w:rPr>
-          <w:rFonts w:hint="eastAsia"/>
+          <w:rFonts w:hint="eastAsia" w:eastAsia="黑体"/>
         </w:rPr>
         <w:t xml:space="preserve">无源晶振。</w:t>
       </w:r>
@@ -3050,16 +3370,19 @@
       </w:pPr>
       <w:r>
         <w:rPr>
-          <w:rFonts w:hint="eastAsia"/>
+          <w:rFonts w:hint="eastAsia" w:eastAsia="黑体"/>
         </w:rPr>
         <w:t xml:space="preserve">晶体管：2N3904、BC547；运放可用单门反相器</w:t>
       </w:r>
       <w:r>
+        <w:rPr>
+          <w:rFonts w:eastAsia="黑体"/>
+        </w:rPr>
         <w:t xml:space="preserve"> </w:t>
       </w:r>
       <w:r>
         <w:rPr>
-          <w:rFonts w:hint="eastAsia"/>
+          <w:rFonts w:hint="eastAsia" w:eastAsia="黑体"/>
         </w:rPr>
         <w:t xml:space="preserve">74HC1GU04（皮尔斯变体）。</w:t>
       </w:r>
@@ -3074,7 +3397,7 @@
       </w:pPr>
       <w:r>
         <w:rPr>
-          <w:rFonts w:hint="eastAsia"/>
+          <w:rFonts w:hint="eastAsia" w:eastAsia="黑体"/>
         </w:rPr>
         <w:t xml:space="preserve">常用：按需选型。</w:t>
       </w:r>
@@ -3087,7 +3410,7 @@
       </w:pPr>
       <w:r>
         <w:rPr>
-          <w:rFonts w:hint="eastAsia"/>
+          <w:rFonts w:hint="eastAsia" w:eastAsia="黑体"/>
         </w:rPr>
         <w:t xml:space="preserve">注意事项</w:t>
       </w:r>
@@ -3102,11 +3425,14 @@
       </w:pPr>
       <w:r>
         <w:rPr>
-          <w:rFonts w:hint="eastAsia"/>
+          <w:rFonts w:hint="eastAsia" w:eastAsia="黑体"/>
         </w:rPr>
         <w:t xml:space="preserve">负载电容必须匹配晶体标称</w:t>
       </w:r>
       <w:r>
+        <w:rPr>
+          <w:rFonts w:eastAsia="黑体"/>
+        </w:rPr>
         <w:t xml:space="preserve"> </w:t>
       </w:r>
       <m:oMath>
@@ -3125,7 +3451,7 @@
       </m:oMath>
       <w:r>
         <w:rPr>
-          <w:rFonts w:hint="eastAsia"/>
+          <w:rFonts w:hint="eastAsia" w:eastAsia="黑体"/>
         </w:rPr>
         <w:t xml:space="preserve">，否则频率明显偏移。</w:t>
       </w:r>
@@ -3140,7 +3466,7 @@
       </w:pPr>
       <w:r>
         <w:rPr>
-          <w:rFonts w:hint="eastAsia"/>
+          <w:rFonts w:hint="eastAsia" w:eastAsia="黑体"/>
         </w:rPr>
         <w:t xml:space="preserve">无源晶体需要外加放大级提供增益，驱动能力有限，适合逻辑与基准时基。</w:t>
       </w:r>
@@ -3154,11 +3480,14 @@
         </w:numPr>
       </w:pPr>
       <w:r>
+        <w:rPr>
+          <w:rFonts w:eastAsia="黑体"/>
+        </w:rPr>
         <w:t xml:space="preserve">PCB </w:t>
       </w:r>
       <w:r>
         <w:rPr>
-          <w:rFonts w:hint="eastAsia"/>
+          <w:rFonts w:hint="eastAsia" w:eastAsia="黑体"/>
         </w:rPr>
         <w:t xml:space="preserve">走线与寄生电容（</w:t>
       </w:r>
@@ -3178,7 +3507,7 @@
       </m:oMath>
       <w:r>
         <w:rPr>
-          <w:rFonts w:hint="eastAsia"/>
+          <w:rFonts w:hint="eastAsia" w:eastAsia="黑体"/>
         </w:rPr>
         <w:t xml:space="preserve">）会影响实际频率，布局需紧凑。</w:t>
       </w:r>
@@ -3191,7 +3520,7 @@
       </w:pPr>
       <w:r>
         <w:rPr>
-          <w:rFonts w:hint="eastAsia"/>
+          <w:rFonts w:hint="eastAsia" w:eastAsia="黑体"/>
         </w:rPr>
         <w:t xml:space="preserve">参考资料</w:t>
       </w:r>
@@ -3205,6 +3534,9 @@
         </w:numPr>
       </w:pPr>
       <w:r>
+        <w:rPr>
+          <w:rFonts w:eastAsia="黑体"/>
+        </w:rPr>
         <w:t xml:space="preserve">Wikipedia: Colpitts oscillator。</w:t>
       </w:r>
     </w:p>
@@ -3218,7 +3550,7 @@
       </w:pPr>
       <w:r>
         <w:rPr>
-          <w:rFonts w:hint="eastAsia"/>
+          <w:rFonts w:hint="eastAsia" w:eastAsia="黑体"/>
         </w:rPr>
         <w:t xml:space="preserve">《模拟电子技术基础》（童诗白、华成英）。</w:t>
       </w:r>
@@ -3232,11 +3564,11 @@
       </w:pPr>
       <w:r>
         <w:rPr>
-          <w:rFonts w:ascii="Times New Roman" w:hAnsi="Times New Roman"/>
+          <w:rFonts w:ascii="Times New Roman" w:hAnsi="Times New Roman" w:eastAsia="黑体"/>
           <w:color w:val="555555"/>
           <w:sz w:val="21"/>
         </w:rPr>
-        <w:t>材料收集者：杜文杰</w:t>
+        <w:t>材料收集者：杜文杰，WX手机：19519196569，QQ:3478827729</w:t>
       </w:r>
     </w:p>
     <w:sectPr>
@@ -3256,7 +3588,7 @@
 </file>
 
 <file path=word/footer1.xml><?xml version="1.0" encoding="utf-8"?>
-<w:ftr xmlns:m="http://schemas.openxmlformats.org/officeDocument/2006/math" xmlns:mc="http://schemas.openxmlformats.org/markup-compatibility/2006" xmlns:mo="http://schemas.microsoft.com/office/mac/office/2008/main" xmlns:mv="urn:schemas-microsoft-com:mac:vml" xmlns:o="urn:schemas-microsoft-com:office:office" xmlns:r="http://schemas.openxmlformats.org/officeDocument/2006/relationships" xmlns:v="urn:schemas-microsoft-com:vml" xmlns:w10="urn:schemas-microsoft-com:office:word" xmlns:w14="http://schemas.microsoft.com/office/word/2010/wordml" xmlns:w="http://schemas.openxmlformats.org/wordprocessingml/2006/main" xmlns:wne="http://schemas.microsoft.com/office/word/2006/wordml" xmlns:wp14="http://schemas.microsoft.com/office/word/2010/wordprocessingDrawing" xmlns:wp="http://schemas.openxmlformats.org/drawingml/2006/wordprocessingDrawing" xmlns:wpc="http://schemas.microsoft.com/office/word/2010/wordprocessingCanvas" xmlns:wpg="http://schemas.microsoft.com/office/word/2010/wordprocessingGroup" xmlns:wpi="http://schemas.microsoft.com/office/word/2010/wordprocessingInk" xmlns:wps="http://schemas.microsoft.com/office/word/2010/wordprocessingShape" mc:Ignorable="w14 wp14">
+<w:ftr xmlns:mc="http://schemas.openxmlformats.org/markup-compatibility/2006" xmlns:w="http://schemas.openxmlformats.org/wordprocessingml/2006/main" xmlns:m="http://schemas.openxmlformats.org/officeDocument/2006/math" xmlns:mo="http://schemas.microsoft.com/office/mac/office/2008/main" xmlns:mv="urn:schemas-microsoft-com:mac:vml" xmlns:o="urn:schemas-microsoft-com:office:office" xmlns:r="http://schemas.openxmlformats.org/officeDocument/2006/relationships" xmlns:v="urn:schemas-microsoft-com:vml" xmlns:w10="urn:schemas-microsoft-com:office:word" xmlns:w14="http://schemas.microsoft.com/office/word/2010/wordml" xmlns:wne="http://schemas.microsoft.com/office/word/2006/wordml" xmlns:wp14="http://schemas.microsoft.com/office/word/2010/wordprocessingDrawing" xmlns:wp="http://schemas.openxmlformats.org/drawingml/2006/wordprocessingDrawing" xmlns:wpc="http://schemas.microsoft.com/office/word/2010/wordprocessingCanvas" xmlns:wpg="http://schemas.microsoft.com/office/word/2010/wordprocessingGroup" xmlns:wpi="http://schemas.microsoft.com/office/word/2010/wordprocessingInk" xmlns:wps="http://schemas.microsoft.com/office/word/2010/wordprocessingShape" mc:Ignorable="w14 wp14">
   <w:p>
     <w:pPr>
       <w:pStyle w:val="Footer"/>
@@ -3264,12 +3596,14 @@
     </w:pPr>
     <w:r>
       <w:rPr>
+        <w:rFonts w:eastAsia="黑体"/>
         <w:sz w:val="18"/>
       </w:rPr>
       <w:t xml:space="preserve">第 </w:t>
     </w:r>
     <w:r>
       <w:rPr>
+        <w:rFonts w:eastAsia="黑体"/>
         <w:sz w:val="18"/>
       </w:rPr>
       <w:fldChar w:fldCharType="begin"/>
@@ -3278,6 +3612,7 @@
     </w:r>
     <w:r>
       <w:rPr>
+        <w:rFonts w:eastAsia="黑体"/>
         <w:sz w:val="18"/>
       </w:rPr>
       <w:t xml:space="preserve"> 页</w:t>
@@ -3291,6 +3626,9 @@
   <w:footnote w:type="continuationSeparator" w:id="0">
     <w:p>
       <w:r>
+        <w:rPr>
+          <w:rFonts w:eastAsia="黑体"/>
+        </w:rPr>
         <w:continuationSeparator/>
       </w:r>
     </w:p>
@@ -3298,6 +3636,9 @@
   <w:footnote w:type="separator" w:id="-1">
     <w:p>
       <w:r>
+        <w:rPr>
+          <w:rFonts w:eastAsia="黑体"/>
+        </w:rPr>
         <w:separator/>
       </w:r>
     </w:p>
@@ -3306,7 +3647,7 @@
 </file>
 
 <file path=word/header1.xml><?xml version="1.0" encoding="utf-8"?>
-<w:hdr xmlns:m="http://schemas.openxmlformats.org/officeDocument/2006/math" xmlns:mc="http://schemas.openxmlformats.org/markup-compatibility/2006" xmlns:mo="http://schemas.microsoft.com/office/mac/office/2008/main" xmlns:mv="urn:schemas-microsoft-com:mac:vml" xmlns:o="urn:schemas-microsoft-com:office:office" xmlns:r="http://schemas.openxmlformats.org/officeDocument/2006/relationships" xmlns:v="urn:schemas-microsoft-com:vml" xmlns:w10="urn:schemas-microsoft-com:office:word" xmlns:w14="http://schemas.microsoft.com/office/word/2010/wordml" xmlns:w="http://schemas.openxmlformats.org/wordprocessingml/2006/main" xmlns:wne="http://schemas.microsoft.com/office/word/2006/wordml" xmlns:wp14="http://schemas.microsoft.com/office/word/2010/wordprocessingDrawing" xmlns:wp="http://schemas.openxmlformats.org/drawingml/2006/wordprocessingDrawing" xmlns:wpc="http://schemas.microsoft.com/office/word/2010/wordprocessingCanvas" xmlns:wpg="http://schemas.microsoft.com/office/word/2010/wordprocessingGroup" xmlns:wpi="http://schemas.microsoft.com/office/word/2010/wordprocessingInk" xmlns:wps="http://schemas.microsoft.com/office/word/2010/wordprocessingShape" mc:Ignorable="w14 wp14">
+<w:hdr xmlns:mc="http://schemas.openxmlformats.org/markup-compatibility/2006" xmlns:w="http://schemas.openxmlformats.org/wordprocessingml/2006/main" xmlns:m="http://schemas.openxmlformats.org/officeDocument/2006/math" xmlns:mo="http://schemas.microsoft.com/office/mac/office/2008/main" xmlns:mv="urn:schemas-microsoft-com:mac:vml" xmlns:o="urn:schemas-microsoft-com:office:office" xmlns:r="http://schemas.openxmlformats.org/officeDocument/2006/relationships" xmlns:v="urn:schemas-microsoft-com:vml" xmlns:w10="urn:schemas-microsoft-com:office:word" xmlns:w14="http://schemas.microsoft.com/office/word/2010/wordml" xmlns:wne="http://schemas.microsoft.com/office/word/2006/wordml" xmlns:wp14="http://schemas.microsoft.com/office/word/2010/wordprocessingDrawing" xmlns:wp="http://schemas.openxmlformats.org/drawingml/2006/wordprocessingDrawing" xmlns:wpc="http://schemas.microsoft.com/office/word/2010/wordprocessingCanvas" xmlns:wpg="http://schemas.microsoft.com/office/word/2010/wordprocessingGroup" xmlns:wpi="http://schemas.microsoft.com/office/word/2010/wordprocessingInk" xmlns:wps="http://schemas.microsoft.com/office/word/2010/wordprocessingShape" mc:Ignorable="w14 wp14">
   <w:p>
     <w:pPr>
       <w:pStyle w:val="Header"/>
@@ -3314,7 +3655,7 @@
     </w:pPr>
     <w:r>
       <w:rPr>
-        <w:rFonts w:ascii="Times New Roman" w:hAnsi="Times New Roman"/>
+        <w:rFonts w:ascii="Times New Roman" w:hAnsi="Times New Roman" w:eastAsia="黑体"/>
         <w:sz w:val="18"/>
         <w:rFonts w:eastAsia="黑体"/>
         <w:rFonts w:eastAsia="黑体"/>
@@ -3326,7 +3667,7 @@
 </file>
 
 <file path=word/numbering.xml><?xml version="1.0" encoding="utf-8"?>
-<w:numbering xmlns:m="http://schemas.openxmlformats.org/officeDocument/2006/math" xmlns:mc="http://schemas.openxmlformats.org/markup-compatibility/2006" xmlns:mo="http://schemas.microsoft.com/office/mac/office/2008/main" xmlns:mv="urn:schemas-microsoft-com:mac:vml" xmlns:o="urn:schemas-microsoft-com:office:office" xmlns:r="http://schemas.openxmlformats.org/officeDocument/2006/relationships" xmlns:v="urn:schemas-microsoft-com:vml" xmlns:w="http://schemas.openxmlformats.org/wordprocessingml/2006/main" xmlns:w10="urn:schemas-microsoft-com:office:word" xmlns:w14="http://schemas.microsoft.com/office/word/2010/wordml" xmlns:wne="http://schemas.microsoft.com/office/word/2006/wordml" xmlns:wp="http://schemas.openxmlformats.org/drawingml/2006/wordprocessingDrawing" xmlns:wp14="http://schemas.microsoft.com/office/word/2010/wordprocessingDrawing" xmlns:wpc="http://schemas.microsoft.com/office/word/2010/wordprocessingCanvas" xmlns:wpg="http://schemas.microsoft.com/office/word/2010/wordprocessingGroup" xmlns:wpi="http://schemas.microsoft.com/office/word/2010/wordprocessingInk" xmlns:wps="http://schemas.microsoft.com/office/word/2010/wordprocessingShape" mc:Ignorable="w14 wp14">
+<w:numbering xmlns:mc="http://schemas.openxmlformats.org/markup-compatibility/2006" xmlns:w="http://schemas.openxmlformats.org/wordprocessingml/2006/main" xmlns:m="http://schemas.openxmlformats.org/officeDocument/2006/math" xmlns:mo="http://schemas.microsoft.com/office/mac/office/2008/main" xmlns:mv="urn:schemas-microsoft-com:mac:vml" xmlns:o="urn:schemas-microsoft-com:office:office" xmlns:r="http://schemas.openxmlformats.org/officeDocument/2006/relationships" xmlns:v="urn:schemas-microsoft-com:vml" xmlns:w10="urn:schemas-microsoft-com:office:word" xmlns:w14="http://schemas.microsoft.com/office/word/2010/wordml" xmlns:wne="http://schemas.microsoft.com/office/word/2006/wordml" xmlns:wp="http://schemas.openxmlformats.org/drawingml/2006/wordprocessingDrawing" xmlns:wp14="http://schemas.microsoft.com/office/word/2010/wordprocessingDrawing" xmlns:wpc="http://schemas.microsoft.com/office/word/2010/wordprocessingCanvas" xmlns:wpg="http://schemas.microsoft.com/office/word/2010/wordprocessingGroup" xmlns:wpi="http://schemas.microsoft.com/office/word/2010/wordprocessingInk" xmlns:wps="http://schemas.microsoft.com/office/word/2010/wordprocessingShape" mc:Ignorable="w14 wp14">
   <w:abstractNum w:abstractNumId="0">
     <w:nsid w:val="FFFFFF7C"/>
     <w:multiLevelType w:val="singleLevel"/>
@@ -3413,7 +3754,7 @@
         <w:ind w:hanging="360" w:left="1440"/>
       </w:pPr>
       <w:rPr>
-        <w:rFonts w:ascii="Symbol" w:hAnsi="Symbol" w:hint="default"/>
+        <w:rFonts w:ascii="Symbol" w:hAnsi="Symbol" w:hint="default" w:eastAsia="黑体"/>
       </w:rPr>
     </w:lvl>
   </w:abstractNum>
@@ -3434,7 +3775,7 @@
         <w:ind w:hanging="360" w:left="1080"/>
       </w:pPr>
       <w:rPr>
-        <w:rFonts w:ascii="Symbol" w:hAnsi="Symbol" w:hint="default"/>
+        <w:rFonts w:ascii="Symbol" w:hAnsi="Symbol" w:hint="default" w:eastAsia="黑体"/>
       </w:rPr>
     </w:lvl>
   </w:abstractNum>
@@ -3455,7 +3796,7 @@
         <w:ind w:hanging="360" w:left="720"/>
       </w:pPr>
       <w:rPr>
-        <w:rFonts w:ascii="Symbol" w:hAnsi="Symbol" w:hint="default"/>
+        <w:rFonts w:ascii="Symbol" w:hAnsi="Symbol" w:hint="default" w:eastAsia="黑体"/>
       </w:rPr>
     </w:lvl>
   </w:abstractNum>
@@ -3494,7 +3835,7 @@
         <w:ind w:hanging="360" w:left="360"/>
       </w:pPr>
       <w:rPr>
-        <w:rFonts w:ascii="Symbol" w:hAnsi="Symbol" w:hint="default"/>
+        <w:rFonts w:ascii="Symbol" w:hAnsi="Symbol" w:hint="default" w:eastAsia="黑体"/>
       </w:rPr>
     </w:lvl>
   </w:abstractNum>
@@ -3585,7 +3926,7 @@
         <w:ind w:left="720" w:hanging="360"/>
       </w:pPr>
       <w:rPr>
-        <w:rFonts w:ascii="Symbol" w:hAnsi="Symbol" w:cs="Symbol" w:hint="default"/>
+        <w:rFonts w:ascii="Symbol" w:hAnsi="Symbol" w:cs="Symbol" w:hint="default" w:eastAsia="黑体"/>
       </w:rPr>
     </w:lvl>
     <w:lvl w:ilvl="1">
@@ -3596,7 +3937,7 @@
         <w:ind w:left="1440" w:hanging="360"/>
       </w:pPr>
       <w:rPr>
-        <w:rFonts w:ascii="Courier New" w:hAnsi="Courier New" w:cs="Courier New" w:hint="default"/>
+        <w:rFonts w:ascii="Courier New" w:hAnsi="Courier New" w:cs="Courier New" w:hint="default" w:eastAsia="黑体"/>
       </w:rPr>
     </w:lvl>
     <w:lvl w:ilvl="2">
@@ -3607,7 +3948,7 @@
         <w:ind w:left="2160" w:hanging="360"/>
       </w:pPr>
       <w:rPr>
-        <w:rFonts w:ascii="Wingdings" w:hAnsi="Wingdings" w:cs="Wingdings" w:hint="default"/>
+        <w:rFonts w:ascii="Wingdings" w:hAnsi="Wingdings" w:cs="Wingdings" w:hint="default" w:eastAsia="黑体"/>
       </w:rPr>
     </w:lvl>
     <w:lvl w:ilvl="3">
@@ -3618,7 +3959,7 @@
         <w:ind w:left="2880" w:hanging="360"/>
       </w:pPr>
       <w:rPr>
-        <w:rFonts w:ascii="Symbol" w:hAnsi="Symbol" w:cs="Symbol" w:hint="default"/>
+        <w:rFonts w:ascii="Symbol" w:hAnsi="Symbol" w:cs="Symbol" w:hint="default" w:eastAsia="黑体"/>
       </w:rPr>
     </w:lvl>
     <w:lvl w:ilvl="4">
@@ -3629,7 +3970,7 @@
         <w:ind w:left="3600" w:hanging="360"/>
       </w:pPr>
       <w:rPr>
-        <w:rFonts w:ascii="Courier New" w:hAnsi="Courier New" w:cs="Courier New" w:hint="default"/>
+        <w:rFonts w:ascii="Courier New" w:hAnsi="Courier New" w:cs="Courier New" w:hint="default" w:eastAsia="黑体"/>
       </w:rPr>
     </w:lvl>
     <w:lvl w:ilvl="5">
@@ -3640,7 +3981,7 @@
         <w:ind w:left="4320" w:hanging="360"/>
       </w:pPr>
       <w:rPr>
-        <w:rFonts w:ascii="Wingdings" w:hAnsi="Wingdings" w:cs="Wingdings" w:hint="default"/>
+        <w:rFonts w:ascii="Wingdings" w:hAnsi="Wingdings" w:cs="Wingdings" w:hint="default" w:eastAsia="黑体"/>
       </w:rPr>
     </w:lvl>
     <w:lvl w:ilvl="6">
@@ -3651,7 +3992,7 @@
         <w:ind w:left="5040" w:hanging="360"/>
       </w:pPr>
       <w:rPr>
-        <w:rFonts w:ascii="Symbol" w:hAnsi="Symbol" w:cs="Symbol" w:hint="default"/>
+        <w:rFonts w:ascii="Symbol" w:hAnsi="Symbol" w:cs="Symbol" w:hint="default" w:eastAsia="黑体"/>
       </w:rPr>
     </w:lvl>
     <w:lvl w:ilvl="7">
@@ -3662,7 +4003,7 @@
         <w:ind w:left="5760" w:hanging="360"/>
       </w:pPr>
       <w:rPr>
-        <w:rFonts w:ascii="Courier New" w:hAnsi="Courier New" w:cs="Courier New" w:hint="default"/>
+        <w:rFonts w:ascii="Courier New" w:hAnsi="Courier New" w:cs="Courier New" w:hint="default" w:eastAsia="黑体"/>
       </w:rPr>
     </w:lvl>
     <w:lvl w:ilvl="8">
@@ -3673,7 +4014,7 @@
         <w:ind w:left="6480" w:hanging="360"/>
       </w:pPr>
       <w:rPr>
-        <w:rFonts w:ascii="Wingdings" w:hAnsi="Wingdings" w:cs="Wingdings" w:hint="default"/>
+        <w:rFonts w:ascii="Wingdings" w:hAnsi="Wingdings" w:cs="Wingdings" w:hint="default" w:eastAsia="黑体"/>
       </w:rPr>
     </w:lvl>
   </w:abstractNum>
@@ -3729,11 +4070,11 @@
 </file>
 
 <file path=word/styles.xml><?xml version="1.0" encoding="utf-8"?>
-<w:styles xmlns:mc="http://schemas.openxmlformats.org/markup-compatibility/2006" xmlns:r="http://schemas.openxmlformats.org/officeDocument/2006/relationships" xmlns:w="http://schemas.openxmlformats.org/wordprocessingml/2006/main" xmlns:w14="http://schemas.microsoft.com/office/word/2010/wordml" mc:Ignorable="w14">
+<w:styles xmlns:mc="http://schemas.openxmlformats.org/markup-compatibility/2006" xmlns:w="http://schemas.openxmlformats.org/wordprocessingml/2006/main" xmlns:r="http://schemas.openxmlformats.org/officeDocument/2006/relationships" xmlns:w14="http://schemas.microsoft.com/office/word/2010/wordml" mc:Ignorable="w14">
   <w:docDefaults>
     <w:rPrDefault>
       <w:rPr>
-        <w:rFonts w:asciiTheme="minorHAnsi" w:cstheme="minorBidi" w:eastAsiaTheme="minorEastAsia" w:hAnsiTheme="minorHAnsi"/>
+        <w:rFonts w:asciiTheme="minorHAnsi" w:cstheme="minorBidi" w:hAnsiTheme="minorHAnsi" w:eastAsia="黑体"/>
         <w:sz w:val="22"/>
         <w:szCs w:val="22"/>
         <w:lang w:bidi="ar-SA" w:eastAsia="en-US" w:val="en-US"/>
@@ -3955,7 +4296,7 @@
       <w:outlineLvl w:val="0"/>
     </w:pPr>
     <w:rPr>
-      <w:rFonts w:ascii="Times New Roman" w:asciiTheme="majorHAnsi" w:cstheme="majorBidi" w:eastAsia="黑体" w:eastAsiaTheme="majorEastAsia" w:hAnsi="Times New Roman" w:hAnsiTheme="majorHAnsi"/>
+      <w:rFonts w:ascii="Times New Roman" w:asciiTheme="majorHAnsi" w:cstheme="majorBidi" w:eastAsia="黑体" w:hAnsi="Times New Roman" w:hAnsiTheme="majorHAnsi"/>
       <w:b/>
       <w:bCs/>
       <w:color w:val="1F3864"/>
@@ -3979,7 +4320,7 @@
       <w:outlineLvl w:val="1"/>
     </w:pPr>
     <w:rPr>
-      <w:rFonts w:ascii="Times New Roman" w:asciiTheme="majorHAnsi" w:cstheme="majorBidi" w:eastAsia="黑体" w:eastAsiaTheme="majorEastAsia" w:hAnsi="Times New Roman" w:hAnsiTheme="majorHAnsi"/>
+      <w:rFonts w:ascii="Times New Roman" w:asciiTheme="majorHAnsi" w:cstheme="majorBidi" w:eastAsia="黑体" w:hAnsi="Times New Roman" w:hAnsiTheme="majorHAnsi"/>
       <w:b/>
       <w:bCs/>
       <w:color w:val="2E4E7E"/>
@@ -4003,7 +4344,7 @@
       <w:outlineLvl w:val="2"/>
     </w:pPr>
     <w:rPr>
-      <w:rFonts w:ascii="Times New Roman" w:asciiTheme="majorHAnsi" w:cstheme="majorBidi" w:eastAsia="黑体" w:eastAsiaTheme="majorEastAsia" w:hAnsi="Times New Roman" w:hAnsiTheme="majorHAnsi"/>
+      <w:rFonts w:ascii="Times New Roman" w:asciiTheme="majorHAnsi" w:cstheme="majorBidi" w:eastAsia="黑体" w:hAnsi="Times New Roman" w:hAnsiTheme="majorHAnsi"/>
       <w:b/>
       <w:bCs/>
       <w:color w:val="2E4E7E"/>
@@ -4027,7 +4368,7 @@
       <w:outlineLvl w:val="3"/>
     </w:pPr>
     <w:rPr>
-      <w:rFonts w:ascii="Times New Roman" w:asciiTheme="majorHAnsi" w:cstheme="majorBidi" w:eastAsia="黑体" w:eastAsiaTheme="majorEastAsia" w:hAnsi="Times New Roman" w:hAnsiTheme="majorHAnsi"/>
+      <w:rFonts w:ascii="Times New Roman" w:asciiTheme="majorHAnsi" w:cstheme="majorBidi" w:eastAsia="黑体" w:hAnsi="Times New Roman" w:hAnsiTheme="majorHAnsi"/>
       <w:b/>
       <w:bCs/>
       <w:i/>
@@ -4053,7 +4394,7 @@
       <w:outlineLvl w:val="4"/>
     </w:pPr>
     <w:rPr>
-      <w:rFonts w:ascii="Times New Roman" w:asciiTheme="majorHAnsi" w:cstheme="majorBidi" w:eastAsia="黑体" w:eastAsiaTheme="majorEastAsia" w:hAnsi="Times New Roman" w:hAnsiTheme="majorHAnsi"/>
+      <w:rFonts w:ascii="Times New Roman" w:asciiTheme="majorHAnsi" w:cstheme="majorBidi" w:eastAsia="黑体" w:hAnsi="Times New Roman" w:hAnsiTheme="majorHAnsi"/>
       <w:b/>
       <w:color w:val="333333"/>
       <w:sz w:val="22"/>
@@ -4076,7 +4417,7 @@
       <w:outlineLvl w:val="5"/>
     </w:pPr>
     <w:rPr>
-      <w:rFonts w:asciiTheme="majorHAnsi" w:cstheme="majorBidi" w:eastAsiaTheme="majorEastAsia" w:hAnsiTheme="majorHAnsi"/>
+      <w:rFonts w:asciiTheme="majorHAnsi" w:cstheme="majorBidi" w:hAnsiTheme="majorHAnsi" w:eastAsia="黑体"/>
       <w:i/>
       <w:iCs/>
       <w:color w:themeColor="accent1" w:themeShade="7F" w:val="243F60"/>
@@ -4099,7 +4440,7 @@
       <w:outlineLvl w:val="6"/>
     </w:pPr>
     <w:rPr>
-      <w:rFonts w:asciiTheme="majorHAnsi" w:cstheme="majorBidi" w:eastAsiaTheme="majorEastAsia" w:hAnsiTheme="majorHAnsi"/>
+      <w:rFonts w:asciiTheme="majorHAnsi" w:cstheme="majorBidi" w:hAnsiTheme="majorHAnsi" w:eastAsia="黑体"/>
       <w:i/>
       <w:iCs/>
       <w:color w:themeColor="text1" w:themeTint="BF" w:val="404040"/>
@@ -4122,7 +4463,7 @@
       <w:outlineLvl w:val="7"/>
     </w:pPr>
     <w:rPr>
-      <w:rFonts w:asciiTheme="majorHAnsi" w:cstheme="majorBidi" w:eastAsiaTheme="majorEastAsia" w:hAnsiTheme="majorHAnsi"/>
+      <w:rFonts w:asciiTheme="majorHAnsi" w:cstheme="majorBidi" w:hAnsiTheme="majorHAnsi" w:eastAsia="黑体"/>
       <w:color w:themeColor="accent1" w:val="4F81BD"/>
       <w:sz w:val="20"/>
       <w:szCs w:val="20"/>
@@ -4145,7 +4486,7 @@
       <w:outlineLvl w:val="8"/>
     </w:pPr>
     <w:rPr>
-      <w:rFonts w:asciiTheme="majorHAnsi" w:cstheme="majorBidi" w:eastAsiaTheme="majorEastAsia" w:hAnsiTheme="majorHAnsi"/>
+      <w:rFonts w:asciiTheme="majorHAnsi" w:cstheme="majorBidi" w:hAnsiTheme="majorHAnsi" w:eastAsia="黑体"/>
       <w:i/>
       <w:iCs/>
       <w:color w:themeColor="text1" w:themeTint="BF" w:val="404040"/>
@@ -4196,7 +4537,7 @@
     <w:uiPriority w:val="9"/>
     <w:rsid w:val="00FC693F"/>
     <w:rPr>
-      <w:rFonts w:asciiTheme="majorHAnsi" w:cstheme="majorBidi" w:eastAsiaTheme="majorEastAsia" w:hAnsiTheme="majorHAnsi"/>
+      <w:rFonts w:asciiTheme="majorHAnsi" w:cstheme="majorBidi" w:hAnsiTheme="majorHAnsi" w:eastAsia="黑体"/>
       <w:b/>
       <w:bCs/>
       <w:color w:themeColor="accent1" w:themeShade="BF" w:val="365F91"/>
@@ -4211,7 +4552,7 @@
     <w:uiPriority w:val="9"/>
     <w:rsid w:val="00FC693F"/>
     <w:rPr>
-      <w:rFonts w:asciiTheme="majorHAnsi" w:cstheme="majorBidi" w:eastAsiaTheme="majorEastAsia" w:hAnsiTheme="majorHAnsi"/>
+      <w:rFonts w:asciiTheme="majorHAnsi" w:cstheme="majorBidi" w:hAnsiTheme="majorHAnsi" w:eastAsia="黑体"/>
       <w:b/>
       <w:bCs/>
       <w:color w:themeColor="accent1" w:val="4F81BD"/>
@@ -4226,7 +4567,7 @@
     <w:uiPriority w:val="9"/>
     <w:rsid w:val="00FC693F"/>
     <w:rPr>
-      <w:rFonts w:asciiTheme="majorHAnsi" w:cstheme="majorBidi" w:eastAsiaTheme="majorEastAsia" w:hAnsiTheme="majorHAnsi"/>
+      <w:rFonts w:asciiTheme="majorHAnsi" w:cstheme="majorBidi" w:hAnsiTheme="majorHAnsi" w:eastAsia="黑体"/>
       <w:b/>
       <w:bCs/>
       <w:color w:themeColor="accent1" w:val="4F81BD"/>
@@ -4249,7 +4590,7 @@
       <w:contextualSpacing/>
     </w:pPr>
     <w:rPr>
-      <w:rFonts w:ascii="Times New Roman" w:asciiTheme="majorHAnsi" w:cstheme="majorBidi" w:eastAsia="黑体" w:eastAsiaTheme="majorEastAsia" w:hAnsi="Times New Roman" w:hAnsiTheme="majorHAnsi"/>
+      <w:rFonts w:ascii="Times New Roman" w:asciiTheme="majorHAnsi" w:cstheme="majorBidi" w:eastAsia="黑体" w:hAnsi="Times New Roman" w:hAnsiTheme="majorHAnsi"/>
       <w:b/>
       <w:color w:val="1F3864"/>
       <w:spacing w:val="5"/>
@@ -4265,7 +4606,7 @@
     <w:uiPriority w:val="10"/>
     <w:rsid w:val="00FC693F"/>
     <w:rPr>
-      <w:rFonts w:asciiTheme="majorHAnsi" w:cstheme="majorBidi" w:eastAsiaTheme="majorEastAsia" w:hAnsiTheme="majorHAnsi"/>
+      <w:rFonts w:asciiTheme="majorHAnsi" w:cstheme="majorBidi" w:hAnsiTheme="majorHAnsi" w:eastAsia="黑体"/>
       <w:color w:themeColor="text2" w:themeShade="BF" w:val="17365D"/>
       <w:spacing w:val="5"/>
       <w:kern w:val="28"/>
@@ -4287,7 +4628,7 @@
       </w:numPr>
     </w:pPr>
     <w:rPr>
-      <w:rFonts w:asciiTheme="majorHAnsi" w:cstheme="majorBidi" w:eastAsiaTheme="majorEastAsia" w:hAnsiTheme="majorHAnsi"/>
+      <w:rFonts w:asciiTheme="majorHAnsi" w:cstheme="majorBidi" w:hAnsiTheme="majorHAnsi" w:eastAsia="黑体"/>
       <w:i/>
       <w:iCs/>
       <w:color w:themeColor="accent1" w:val="4F81BD"/>
@@ -4303,7 +4644,7 @@
     <w:uiPriority w:val="11"/>
     <w:rsid w:val="00FC693F"/>
     <w:rPr>
-      <w:rFonts w:asciiTheme="majorHAnsi" w:cstheme="majorBidi" w:eastAsiaTheme="majorEastAsia" w:hAnsiTheme="majorHAnsi"/>
+      <w:rFonts w:asciiTheme="majorHAnsi" w:cstheme="majorBidi" w:hAnsiTheme="majorHAnsi" w:eastAsia="黑体"/>
       <w:i/>
       <w:iCs/>
       <w:color w:themeColor="accent1" w:val="4F81BD"/>
@@ -4370,6 +4711,7 @@
       <w:spacing w:after="120"/>
     </w:pPr>
     <w:rPr>
+      <w:rFonts w:eastAsia="黑体"/>
       <w:sz w:val="16"/>
       <w:szCs w:val="16"/>
     </w:rPr>
@@ -4381,6 +4723,7 @@
     <w:uiPriority w:val="99"/>
     <w:rsid w:val="00AA1D8D"/>
     <w:rPr>
+      <w:rFonts w:eastAsia="黑体"/>
       <w:sz w:val="16"/>
       <w:szCs w:val="16"/>
     </w:rPr>
@@ -4550,7 +4893,7 @@
       </w:tabs>
     </w:pPr>
     <w:rPr>
-      <w:rFonts w:ascii="Courier" w:hAnsi="Courier"/>
+      <w:rFonts w:ascii="Courier" w:hAnsi="Courier" w:eastAsia="黑体"/>
       <w:sz w:val="20"/>
       <w:szCs w:val="20"/>
     </w:rPr>
@@ -4562,7 +4905,7 @@
     <w:uiPriority w:val="99"/>
     <w:rsid w:val="0029639D"/>
     <w:rPr>
-      <w:rFonts w:ascii="Courier" w:hAnsi="Courier"/>
+      <w:rFonts w:ascii="Courier" w:hAnsi="Courier" w:eastAsia="黑体"/>
       <w:sz w:val="20"/>
       <w:szCs w:val="20"/>
     </w:rPr>
@@ -4598,6 +4941,7 @@
     <w:uiPriority w:val="29"/>
     <w:rsid w:val="00FC693F"/>
     <w:rPr>
+      <w:rFonts w:eastAsia="黑体"/>
       <w:i/>
       <w:iCs/>
       <w:color w:themeColor="text1" w:val="000000"/>
@@ -4611,7 +4955,7 @@
     <w:semiHidden/>
     <w:rsid w:val="00FC693F"/>
     <w:rPr>
-      <w:rFonts w:asciiTheme="majorHAnsi" w:cstheme="majorBidi" w:eastAsiaTheme="majorEastAsia" w:hAnsiTheme="majorHAnsi"/>
+      <w:rFonts w:asciiTheme="majorHAnsi" w:cstheme="majorBidi" w:hAnsiTheme="majorHAnsi" w:eastAsia="黑体"/>
       <w:b/>
       <w:bCs/>
       <w:i/>
@@ -4627,7 +4971,7 @@
     <w:semiHidden/>
     <w:rsid w:val="00FC693F"/>
     <w:rPr>
-      <w:rFonts w:asciiTheme="majorHAnsi" w:cstheme="majorBidi" w:eastAsiaTheme="majorEastAsia" w:hAnsiTheme="majorHAnsi"/>
+      <w:rFonts w:asciiTheme="majorHAnsi" w:cstheme="majorBidi" w:hAnsiTheme="majorHAnsi" w:eastAsia="黑体"/>
       <w:color w:themeColor="accent1" w:themeShade="7F" w:val="243F60"/>
     </w:rPr>
   </w:style>
@@ -4639,7 +4983,7 @@
     <w:semiHidden/>
     <w:rsid w:val="00FC693F"/>
     <w:rPr>
-      <w:rFonts w:asciiTheme="majorHAnsi" w:cstheme="majorBidi" w:eastAsiaTheme="majorEastAsia" w:hAnsiTheme="majorHAnsi"/>
+      <w:rFonts w:asciiTheme="majorHAnsi" w:cstheme="majorBidi" w:hAnsiTheme="majorHAnsi" w:eastAsia="黑体"/>
       <w:i/>
       <w:iCs/>
       <w:color w:themeColor="accent1" w:themeShade="7F" w:val="243F60"/>
@@ -4653,7 +4997,7 @@
     <w:semiHidden/>
     <w:rsid w:val="00FC693F"/>
     <w:rPr>
-      <w:rFonts w:asciiTheme="majorHAnsi" w:cstheme="majorBidi" w:eastAsiaTheme="majorEastAsia" w:hAnsiTheme="majorHAnsi"/>
+      <w:rFonts w:asciiTheme="majorHAnsi" w:cstheme="majorBidi" w:hAnsiTheme="majorHAnsi" w:eastAsia="黑体"/>
       <w:i/>
       <w:iCs/>
       <w:color w:themeColor="text1" w:themeTint="BF" w:val="404040"/>
@@ -4667,7 +5011,7 @@
     <w:semiHidden/>
     <w:rsid w:val="00FC693F"/>
     <w:rPr>
-      <w:rFonts w:asciiTheme="majorHAnsi" w:cstheme="majorBidi" w:eastAsiaTheme="majorEastAsia" w:hAnsiTheme="majorHAnsi"/>
+      <w:rFonts w:asciiTheme="majorHAnsi" w:cstheme="majorBidi" w:hAnsiTheme="majorHAnsi" w:eastAsia="黑体"/>
       <w:color w:themeColor="accent1" w:val="4F81BD"/>
       <w:sz w:val="20"/>
       <w:szCs w:val="20"/>
@@ -4681,7 +5025,7 @@
     <w:semiHidden/>
     <w:rsid w:val="00FC693F"/>
     <w:rPr>
-      <w:rFonts w:asciiTheme="majorHAnsi" w:cstheme="majorBidi" w:eastAsiaTheme="majorEastAsia" w:hAnsiTheme="majorHAnsi"/>
+      <w:rFonts w:asciiTheme="majorHAnsi" w:cstheme="majorBidi" w:hAnsiTheme="majorHAnsi" w:eastAsia="黑体"/>
       <w:i/>
       <w:iCs/>
       <w:color w:themeColor="text1" w:themeTint="BF" w:val="404040"/>
@@ -4702,6 +5046,7 @@
       <w:spacing w:line="240" w:lineRule="auto"/>
     </w:pPr>
     <w:rPr>
+      <w:rFonts w:eastAsia="黑体"/>
       <w:b/>
       <w:bCs/>
       <w:color w:themeColor="accent1" w:val="4F81BD"/>
@@ -4716,6 +5061,7 @@
     <w:qFormat/>
     <w:rsid w:val="00FC693F"/>
     <w:rPr>
+      <w:rFonts w:eastAsia="黑体"/>
       <w:b/>
       <w:bCs/>
     </w:rPr>
@@ -4727,6 +5073,7 @@
     <w:qFormat/>
     <w:rsid w:val="00FC693F"/>
     <w:rPr>
+      <w:rFonts w:eastAsia="黑体"/>
       <w:i/>
       <w:iCs/>
     </w:rPr>
@@ -4747,6 +5094,7 @@
       <w:ind w:left="936" w:right="936"/>
     </w:pPr>
     <w:rPr>
+      <w:rFonts w:eastAsia="黑体"/>
       <w:b/>
       <w:bCs/>
       <w:i/>
@@ -4761,6 +5109,7 @@
     <w:uiPriority w:val="30"/>
     <w:rsid w:val="00FC693F"/>
     <w:rPr>
+      <w:rFonts w:eastAsia="黑体"/>
       <w:b/>
       <w:bCs/>
       <w:i/>
@@ -4775,6 +5124,7 @@
     <w:qFormat/>
     <w:rsid w:val="00FC693F"/>
     <w:rPr>
+      <w:rFonts w:eastAsia="黑体"/>
       <w:i/>
       <w:iCs/>
       <w:color w:themeColor="text1" w:themeTint="7F" w:val="808080"/>
@@ -4787,6 +5137,7 @@
     <w:qFormat/>
     <w:rsid w:val="00FC693F"/>
     <w:rPr>
+      <w:rFonts w:eastAsia="黑体"/>
       <w:b/>
       <w:bCs/>
       <w:i/>
@@ -4801,6 +5152,7 @@
     <w:qFormat/>
     <w:rsid w:val="00FC693F"/>
     <w:rPr>
+      <w:rFonts w:eastAsia="黑体"/>
       <w:smallCaps/>
       <w:color w:themeColor="accent2" w:val="C0504D"/>
       <w:u w:val="single"/>
@@ -4813,6 +5165,7 @@
     <w:qFormat/>
     <w:rsid w:val="00FC693F"/>
     <w:rPr>
+      <w:rFonts w:eastAsia="黑体"/>
       <w:b/>
       <w:bCs/>
       <w:smallCaps/>
@@ -4828,6 +5181,7 @@
     <w:qFormat/>
     <w:rsid w:val="00FC693F"/>
     <w:rPr>
+      <w:rFonts w:eastAsia="黑体"/>
       <w:b/>
       <w:bCs/>
       <w:smallCaps/>
@@ -4882,6 +5236,7 @@
       <w:spacing w:after="0" w:line="240" w:lineRule="auto"/>
     </w:pPr>
     <w:rPr>
+      <w:rFonts w:eastAsia="黑体"/>
       <w:color w:themeColor="text1" w:themeShade="BF" w:val="000000"/>
     </w:rPr>
     <w:tblPr>
@@ -4904,6 +5259,7 @@
         <w:spacing w:after="0" w:before="0" w:line="240" w:lineRule="auto"/>
       </w:pPr>
       <w:rPr>
+        <w:rFonts w:eastAsia="黑体"/>
         <w:b/>
         <w:bCs/>
       </w:rPr>
@@ -4924,6 +5280,7 @@
         <w:spacing w:after="0" w:before="0" w:line="240" w:lineRule="auto"/>
       </w:pPr>
       <w:rPr>
+        <w:rFonts w:eastAsia="黑体"/>
         <w:b/>
         <w:bCs/>
       </w:rPr>
@@ -4941,12 +5298,14 @@
     </w:tblStylePr>
     <w:tblStylePr w:type="firstCol">
       <w:rPr>
+        <w:rFonts w:eastAsia="黑体"/>
         <w:b/>
         <w:bCs/>
       </w:rPr>
     </w:tblStylePr>
     <w:tblStylePr w:type="lastCol">
       <w:rPr>
+        <w:rFonts w:eastAsia="黑体"/>
         <w:b/>
         <w:bCs/>
       </w:rPr>
@@ -4985,6 +5344,7 @@
       <w:spacing w:after="0" w:line="240" w:lineRule="auto"/>
     </w:pPr>
     <w:rPr>
+      <w:rFonts w:eastAsia="黑体"/>
       <w:color w:themeColor="accent1" w:themeShade="BF" w:val="365F91"/>
     </w:rPr>
     <w:tblPr>
@@ -5007,6 +5367,7 @@
         <w:spacing w:after="0" w:before="0" w:line="240" w:lineRule="auto"/>
       </w:pPr>
       <w:rPr>
+        <w:rFonts w:eastAsia="黑体"/>
         <w:b/>
         <w:bCs/>
       </w:rPr>
@@ -5027,6 +5388,7 @@
         <w:spacing w:after="0" w:before="0" w:line="240" w:lineRule="auto"/>
       </w:pPr>
       <w:rPr>
+        <w:rFonts w:eastAsia="黑体"/>
         <w:b/>
         <w:bCs/>
       </w:rPr>
@@ -5044,12 +5406,14 @@
     </w:tblStylePr>
     <w:tblStylePr w:type="firstCol">
       <w:rPr>
+        <w:rFonts w:eastAsia="黑体"/>
         <w:b/>
         <w:bCs/>
       </w:rPr>
     </w:tblStylePr>
     <w:tblStylePr w:type="lastCol">
       <w:rPr>
+        <w:rFonts w:eastAsia="黑体"/>
         <w:b/>
         <w:bCs/>
       </w:rPr>
@@ -5088,6 +5452,7 @@
       <w:spacing w:after="0" w:line="240" w:lineRule="auto"/>
     </w:pPr>
     <w:rPr>
+      <w:rFonts w:eastAsia="黑体"/>
       <w:color w:themeColor="accent2" w:themeShade="BF" w:val="943634"/>
     </w:rPr>
     <w:tblPr>
@@ -5110,6 +5475,7 @@
         <w:spacing w:after="0" w:before="0" w:line="240" w:lineRule="auto"/>
       </w:pPr>
       <w:rPr>
+        <w:rFonts w:eastAsia="黑体"/>
         <w:b/>
         <w:bCs/>
       </w:rPr>
@@ -5130,6 +5496,7 @@
         <w:spacing w:after="0" w:before="0" w:line="240" w:lineRule="auto"/>
       </w:pPr>
       <w:rPr>
+        <w:rFonts w:eastAsia="黑体"/>
         <w:b/>
         <w:bCs/>
       </w:rPr>
@@ -5147,12 +5514,14 @@
     </w:tblStylePr>
     <w:tblStylePr w:type="firstCol">
       <w:rPr>
+        <w:rFonts w:eastAsia="黑体"/>
         <w:b/>
         <w:bCs/>
       </w:rPr>
     </w:tblStylePr>
     <w:tblStylePr w:type="lastCol">
       <w:rPr>
+        <w:rFonts w:eastAsia="黑体"/>
         <w:b/>
         <w:bCs/>
       </w:rPr>
@@ -5191,6 +5560,7 @@
       <w:spacing w:after="0" w:line="240" w:lineRule="auto"/>
     </w:pPr>
     <w:rPr>
+      <w:rFonts w:eastAsia="黑体"/>
       <w:color w:themeColor="accent3" w:themeShade="BF" w:val="76923C"/>
     </w:rPr>
     <w:tblPr>
@@ -5213,6 +5583,7 @@
         <w:spacing w:after="0" w:before="0" w:line="240" w:lineRule="auto"/>
       </w:pPr>
       <w:rPr>
+        <w:rFonts w:eastAsia="黑体"/>
         <w:b/>
         <w:bCs/>
       </w:rPr>
@@ -5233,6 +5604,7 @@
         <w:spacing w:after="0" w:before="0" w:line="240" w:lineRule="auto"/>
       </w:pPr>
       <w:rPr>
+        <w:rFonts w:eastAsia="黑体"/>
         <w:b/>
         <w:bCs/>
       </w:rPr>
@@ -5250,12 +5622,14 @@
     </w:tblStylePr>
     <w:tblStylePr w:type="firstCol">
       <w:rPr>
+        <w:rFonts w:eastAsia="黑体"/>
         <w:b/>
         <w:bCs/>
       </w:rPr>
     </w:tblStylePr>
     <w:tblStylePr w:type="lastCol">
       <w:rPr>
+        <w:rFonts w:eastAsia="黑体"/>
         <w:b/>
         <w:bCs/>
       </w:rPr>
@@ -5294,6 +5668,7 @@
       <w:spacing w:after="0" w:line="240" w:lineRule="auto"/>
     </w:pPr>
     <w:rPr>
+      <w:rFonts w:eastAsia="黑体"/>
       <w:color w:themeColor="accent4" w:themeShade="BF" w:val="5F497A"/>
     </w:rPr>
     <w:tblPr>
@@ -5316,6 +5691,7 @@
         <w:spacing w:after="0" w:before="0" w:line="240" w:lineRule="auto"/>
       </w:pPr>
       <w:rPr>
+        <w:rFonts w:eastAsia="黑体"/>
         <w:b/>
         <w:bCs/>
       </w:rPr>
@@ -5336,6 +5712,7 @@
         <w:spacing w:after="0" w:before="0" w:line="240" w:lineRule="auto"/>
       </w:pPr>
       <w:rPr>
+        <w:rFonts w:eastAsia="黑体"/>
         <w:b/>
         <w:bCs/>
       </w:rPr>
@@ -5353,12 +5730,14 @@
     </w:tblStylePr>
     <w:tblStylePr w:type="firstCol">
       <w:rPr>
+        <w:rFonts w:eastAsia="黑体"/>
         <w:b/>
         <w:bCs/>
       </w:rPr>
     </w:tblStylePr>
     <w:tblStylePr w:type="lastCol">
       <w:rPr>
+        <w:rFonts w:eastAsia="黑体"/>
         <w:b/>
         <w:bCs/>
       </w:rPr>
@@ -5397,6 +5776,7 @@
       <w:spacing w:after="0" w:line="240" w:lineRule="auto"/>
     </w:pPr>
     <w:rPr>
+      <w:rFonts w:eastAsia="黑体"/>
       <w:color w:themeColor="accent5" w:themeShade="BF" w:val="31849B"/>
     </w:rPr>
     <w:tblPr>
@@ -5419,6 +5799,7 @@
         <w:spacing w:after="0" w:before="0" w:line="240" w:lineRule="auto"/>
       </w:pPr>
       <w:rPr>
+        <w:rFonts w:eastAsia="黑体"/>
         <w:b/>
         <w:bCs/>
       </w:rPr>
@@ -5439,6 +5820,7 @@
         <w:spacing w:after="0" w:before="0" w:line="240" w:lineRule="auto"/>
       </w:pPr>
       <w:rPr>
+        <w:rFonts w:eastAsia="黑体"/>
         <w:b/>
         <w:bCs/>
       </w:rPr>
@@ -5456,12 +5838,14 @@
     </w:tblStylePr>
     <w:tblStylePr w:type="firstCol">
       <w:rPr>
+        <w:rFonts w:eastAsia="黑体"/>
         <w:b/>
         <w:bCs/>
       </w:rPr>
     </w:tblStylePr>
     <w:tblStylePr w:type="lastCol">
       <w:rPr>
+        <w:rFonts w:eastAsia="黑体"/>
         <w:b/>
         <w:bCs/>
       </w:rPr>
@@ -5500,6 +5884,7 @@
       <w:spacing w:after="0" w:line="240" w:lineRule="auto"/>
     </w:pPr>
     <w:rPr>
+      <w:rFonts w:eastAsia="黑体"/>
       <w:color w:themeColor="accent6" w:themeShade="BF" w:val="E36C0A"/>
     </w:rPr>
     <w:tblPr>
@@ -5522,6 +5907,7 @@
         <w:spacing w:after="0" w:before="0" w:line="240" w:lineRule="auto"/>
       </w:pPr>
       <w:rPr>
+        <w:rFonts w:eastAsia="黑体"/>
         <w:b/>
         <w:bCs/>
       </w:rPr>
@@ -5542,6 +5928,7 @@
         <w:spacing w:after="0" w:before="0" w:line="240" w:lineRule="auto"/>
       </w:pPr>
       <w:rPr>
+        <w:rFonts w:eastAsia="黑体"/>
         <w:b/>
         <w:bCs/>
       </w:rPr>
@@ -5559,12 +5946,14 @@
     </w:tblStylePr>
     <w:tblStylePr w:type="firstCol">
       <w:rPr>
+        <w:rFonts w:eastAsia="黑体"/>
         <w:b/>
         <w:bCs/>
       </w:rPr>
     </w:tblStylePr>
     <w:tblStylePr w:type="lastCol">
       <w:rPr>
+        <w:rFonts w:eastAsia="黑体"/>
         <w:b/>
         <w:bCs/>
       </w:rPr>
@@ -5624,6 +6013,7 @@
         <w:spacing w:after="0" w:before="0" w:line="240" w:lineRule="auto"/>
       </w:pPr>
       <w:rPr>
+        <w:rFonts w:eastAsia="黑体"/>
         <w:b/>
         <w:bCs/>
         <w:color w:themeColor="background1" w:val="FFFFFF"/>
@@ -5638,6 +6028,7 @@
         <w:spacing w:after="0" w:before="0" w:line="240" w:lineRule="auto"/>
       </w:pPr>
       <w:rPr>
+        <w:rFonts w:eastAsia="黑体"/>
         <w:b/>
         <w:bCs/>
       </w:rPr>
@@ -5653,12 +6044,14 @@
     </w:tblStylePr>
     <w:tblStylePr w:type="firstCol">
       <w:rPr>
+        <w:rFonts w:eastAsia="黑体"/>
         <w:b/>
         <w:bCs/>
       </w:rPr>
     </w:tblStylePr>
     <w:tblStylePr w:type="lastCol">
       <w:rPr>
+        <w:rFonts w:eastAsia="黑体"/>
         <w:b/>
         <w:bCs/>
       </w:rPr>
@@ -5716,6 +6109,7 @@
         <w:spacing w:after="0" w:before="0" w:line="240" w:lineRule="auto"/>
       </w:pPr>
       <w:rPr>
+        <w:rFonts w:eastAsia="黑体"/>
         <w:b/>
         <w:bCs/>
         <w:color w:themeColor="background1" w:val="FFFFFF"/>
@@ -5730,6 +6124,7 @@
         <w:spacing w:after="0" w:before="0" w:line="240" w:lineRule="auto"/>
       </w:pPr>
       <w:rPr>
+        <w:rFonts w:eastAsia="黑体"/>
         <w:b/>
         <w:bCs/>
       </w:rPr>
@@ -5745,12 +6140,14 @@
     </w:tblStylePr>
     <w:tblStylePr w:type="firstCol">
       <w:rPr>
+        <w:rFonts w:eastAsia="黑体"/>
         <w:b/>
         <w:bCs/>
       </w:rPr>
     </w:tblStylePr>
     <w:tblStylePr w:type="lastCol">
       <w:rPr>
+        <w:rFonts w:eastAsia="黑体"/>
         <w:b/>
         <w:bCs/>
       </w:rPr>
@@ -5808,6 +6205,7 @@
         <w:spacing w:after="0" w:before="0" w:line="240" w:lineRule="auto"/>
       </w:pPr>
       <w:rPr>
+        <w:rFonts w:eastAsia="黑体"/>
         <w:b/>
         <w:bCs/>
         <w:color w:themeColor="background1" w:val="FFFFFF"/>
@@ -5822,6 +6220,7 @@
         <w:spacing w:after="0" w:before="0" w:line="240" w:lineRule="auto"/>
       </w:pPr>
       <w:rPr>
+        <w:rFonts w:eastAsia="黑体"/>
         <w:b/>
         <w:bCs/>
       </w:rPr>
@@ -5837,12 +6236,14 @@
     </w:tblStylePr>
     <w:tblStylePr w:type="firstCol">
       <w:rPr>
+        <w:rFonts w:eastAsia="黑体"/>
         <w:b/>
         <w:bCs/>
       </w:rPr>
     </w:tblStylePr>
     <w:tblStylePr w:type="lastCol">
       <w:rPr>
+        <w:rFonts w:eastAsia="黑体"/>
         <w:b/>
         <w:bCs/>
       </w:rPr>
@@ -5900,6 +6301,7 @@
         <w:spacing w:after="0" w:before="0" w:line="240" w:lineRule="auto"/>
       </w:pPr>
       <w:rPr>
+        <w:rFonts w:eastAsia="黑体"/>
         <w:b/>
         <w:bCs/>
         <w:color w:themeColor="background1" w:val="FFFFFF"/>
@@ -5914,6 +6316,7 @@
         <w:spacing w:after="0" w:before="0" w:line="240" w:lineRule="auto"/>
       </w:pPr>
       <w:rPr>
+        <w:rFonts w:eastAsia="黑体"/>
         <w:b/>
         <w:bCs/>
       </w:rPr>
@@ -5929,12 +6332,14 @@
     </w:tblStylePr>
     <w:tblStylePr w:type="firstCol">
       <w:rPr>
+        <w:rFonts w:eastAsia="黑体"/>
         <w:b/>
         <w:bCs/>
       </w:rPr>
     </w:tblStylePr>
     <w:tblStylePr w:type="lastCol">
       <w:rPr>
+        <w:rFonts w:eastAsia="黑体"/>
         <w:b/>
         <w:bCs/>
       </w:rPr>
@@ -5992,6 +6397,7 @@
         <w:spacing w:after="0" w:before="0" w:line="240" w:lineRule="auto"/>
       </w:pPr>
       <w:rPr>
+        <w:rFonts w:eastAsia="黑体"/>
         <w:b/>
         <w:bCs/>
         <w:color w:themeColor="background1" w:val="FFFFFF"/>
@@ -6006,6 +6412,7 @@
         <w:spacing w:after="0" w:before="0" w:line="240" w:lineRule="auto"/>
       </w:pPr>
       <w:rPr>
+        <w:rFonts w:eastAsia="黑体"/>
         <w:b/>
         <w:bCs/>
       </w:rPr>
@@ -6021,12 +6428,14 @@
     </w:tblStylePr>
     <w:tblStylePr w:type="firstCol">
       <w:rPr>
+        <w:rFonts w:eastAsia="黑体"/>
         <w:b/>
         <w:bCs/>
       </w:rPr>
     </w:tblStylePr>
     <w:tblStylePr w:type="lastCol">
       <w:rPr>
+        <w:rFonts w:eastAsia="黑体"/>
         <w:b/>
         <w:bCs/>
       </w:rPr>
@@ -6084,6 +6493,7 @@
         <w:spacing w:after="0" w:before="0" w:line="240" w:lineRule="auto"/>
       </w:pPr>
       <w:rPr>
+        <w:rFonts w:eastAsia="黑体"/>
         <w:b/>
         <w:bCs/>
         <w:color w:themeColor="background1" w:val="FFFFFF"/>
@@ -6098,6 +6508,7 @@
         <w:spacing w:after="0" w:before="0" w:line="240" w:lineRule="auto"/>
       </w:pPr>
       <w:rPr>
+        <w:rFonts w:eastAsia="黑体"/>
         <w:b/>
         <w:bCs/>
       </w:rPr>
@@ -6113,12 +6524,14 @@
     </w:tblStylePr>
     <w:tblStylePr w:type="firstCol">
       <w:rPr>
+        <w:rFonts w:eastAsia="黑体"/>
         <w:b/>
         <w:bCs/>
       </w:rPr>
     </w:tblStylePr>
     <w:tblStylePr w:type="lastCol">
       <w:rPr>
+        <w:rFonts w:eastAsia="黑体"/>
         <w:b/>
         <w:bCs/>
       </w:rPr>
@@ -6176,6 +6589,7 @@
         <w:spacing w:after="0" w:before="0" w:line="240" w:lineRule="auto"/>
       </w:pPr>
       <w:rPr>
+        <w:rFonts w:eastAsia="黑体"/>
         <w:b/>
         <w:bCs/>
         <w:color w:themeColor="background1" w:val="FFFFFF"/>
@@ -6190,6 +6604,7 @@
         <w:spacing w:after="0" w:before="0" w:line="240" w:lineRule="auto"/>
       </w:pPr>
       <w:rPr>
+        <w:rFonts w:eastAsia="黑体"/>
         <w:b/>
         <w:bCs/>
       </w:rPr>
@@ -6205,12 +6620,14 @@
     </w:tblStylePr>
     <w:tblStylePr w:type="firstCol">
       <w:rPr>
+        <w:rFonts w:eastAsia="黑体"/>
         <w:b/>
         <w:bCs/>
       </w:rPr>
     </w:tblStylePr>
     <w:tblStylePr w:type="lastCol">
       <w:rPr>
+        <w:rFonts w:eastAsia="黑体"/>
         <w:b/>
         <w:bCs/>
       </w:rPr>
@@ -6270,7 +6687,7 @@
         <w:spacing w:after="0" w:before="0" w:line="240" w:lineRule="auto"/>
       </w:pPr>
       <w:rPr>
-        <w:rFonts w:asciiTheme="majorHAnsi" w:cstheme="majorBidi" w:eastAsiaTheme="majorEastAsia" w:hAnsiTheme="majorHAnsi"/>
+        <w:rFonts w:asciiTheme="majorHAnsi" w:cstheme="majorBidi" w:hAnsiTheme="majorHAnsi" w:eastAsia="黑体"/>
         <w:b/>
         <w:bCs/>
       </w:rPr>
@@ -6291,7 +6708,7 @@
         <w:spacing w:after="0" w:before="0" w:line="240" w:lineRule="auto"/>
       </w:pPr>
       <w:rPr>
-        <w:rFonts w:asciiTheme="majorHAnsi" w:cstheme="majorBidi" w:eastAsiaTheme="majorEastAsia" w:hAnsiTheme="majorHAnsi"/>
+        <w:rFonts w:asciiTheme="majorHAnsi" w:cstheme="majorBidi" w:hAnsiTheme="majorHAnsi" w:eastAsia="黑体"/>
         <w:b/>
         <w:bCs/>
       </w:rPr>
@@ -6309,14 +6726,14 @@
     </w:tblStylePr>
     <w:tblStylePr w:type="firstCol">
       <w:rPr>
-        <w:rFonts w:asciiTheme="majorHAnsi" w:cstheme="majorBidi" w:eastAsiaTheme="majorEastAsia" w:hAnsiTheme="majorHAnsi"/>
+        <w:rFonts w:asciiTheme="majorHAnsi" w:cstheme="majorBidi" w:hAnsiTheme="majorHAnsi" w:eastAsia="黑体"/>
         <w:b/>
         <w:bCs/>
       </w:rPr>
     </w:tblStylePr>
     <w:tblStylePr w:type="lastCol">
       <w:rPr>
-        <w:rFonts w:asciiTheme="majorHAnsi" w:cstheme="majorBidi" w:eastAsiaTheme="majorEastAsia" w:hAnsiTheme="majorHAnsi"/>
+        <w:rFonts w:asciiTheme="majorHAnsi" w:cstheme="majorBidi" w:hAnsiTheme="majorHAnsi" w:eastAsia="黑体"/>
         <w:b/>
         <w:bCs/>
       </w:rPr>
@@ -6400,7 +6817,7 @@
         <w:spacing w:after="0" w:before="0" w:line="240" w:lineRule="auto"/>
       </w:pPr>
       <w:rPr>
-        <w:rFonts w:asciiTheme="majorHAnsi" w:cstheme="majorBidi" w:eastAsiaTheme="majorEastAsia" w:hAnsiTheme="majorHAnsi"/>
+        <w:rFonts w:asciiTheme="majorHAnsi" w:cstheme="majorBidi" w:hAnsiTheme="majorHAnsi" w:eastAsia="黑体"/>
         <w:b/>
         <w:bCs/>
       </w:rPr>
@@ -6421,7 +6838,7 @@
         <w:spacing w:after="0" w:before="0" w:line="240" w:lineRule="auto"/>
       </w:pPr>
       <w:rPr>
-        <w:rFonts w:asciiTheme="majorHAnsi" w:cstheme="majorBidi" w:eastAsiaTheme="majorEastAsia" w:hAnsiTheme="majorHAnsi"/>
+        <w:rFonts w:asciiTheme="majorHAnsi" w:cstheme="majorBidi" w:hAnsiTheme="majorHAnsi" w:eastAsia="黑体"/>
         <w:b/>
         <w:bCs/>
       </w:rPr>
@@ -6439,14 +6856,14 @@
     </w:tblStylePr>
     <w:tblStylePr w:type="firstCol">
       <w:rPr>
-        <w:rFonts w:asciiTheme="majorHAnsi" w:cstheme="majorBidi" w:eastAsiaTheme="majorEastAsia" w:hAnsiTheme="majorHAnsi"/>
+        <w:rFonts w:asciiTheme="majorHAnsi" w:cstheme="majorBidi" w:hAnsiTheme="majorHAnsi" w:eastAsia="黑体"/>
         <w:b/>
         <w:bCs/>
       </w:rPr>
     </w:tblStylePr>
     <w:tblStylePr w:type="lastCol">
       <w:rPr>
-        <w:rFonts w:asciiTheme="majorHAnsi" w:cstheme="majorBidi" w:eastAsiaTheme="majorEastAsia" w:hAnsiTheme="majorHAnsi"/>
+        <w:rFonts w:asciiTheme="majorHAnsi" w:cstheme="majorBidi" w:hAnsiTheme="majorHAnsi" w:eastAsia="黑体"/>
         <w:b/>
         <w:bCs/>
       </w:rPr>
@@ -6530,7 +6947,7 @@
         <w:spacing w:after="0" w:before="0" w:line="240" w:lineRule="auto"/>
       </w:pPr>
       <w:rPr>
-        <w:rFonts w:asciiTheme="majorHAnsi" w:cstheme="majorBidi" w:eastAsiaTheme="majorEastAsia" w:hAnsiTheme="majorHAnsi"/>
+        <w:rFonts w:asciiTheme="majorHAnsi" w:cstheme="majorBidi" w:hAnsiTheme="majorHAnsi" w:eastAsia="黑体"/>
         <w:b/>
         <w:bCs/>
       </w:rPr>
@@ -6551,7 +6968,7 @@
         <w:spacing w:after="0" w:before="0" w:line="240" w:lineRule="auto"/>
       </w:pPr>
       <w:rPr>
-        <w:rFonts w:asciiTheme="majorHAnsi" w:cstheme="majorBidi" w:eastAsiaTheme="majorEastAsia" w:hAnsiTheme="majorHAnsi"/>
+        <w:rFonts w:asciiTheme="majorHAnsi" w:cstheme="majorBidi" w:hAnsiTheme="majorHAnsi" w:eastAsia="黑体"/>
         <w:b/>
         <w:bCs/>
       </w:rPr>
@@ -6569,14 +6986,14 @@
     </w:tblStylePr>
     <w:tblStylePr w:type="firstCol">
       <w:rPr>
-        <w:rFonts w:asciiTheme="majorHAnsi" w:cstheme="majorBidi" w:eastAsiaTheme="majorEastAsia" w:hAnsiTheme="majorHAnsi"/>
+        <w:rFonts w:asciiTheme="majorHAnsi" w:cstheme="majorBidi" w:hAnsiTheme="majorHAnsi" w:eastAsia="黑体"/>
         <w:b/>
         <w:bCs/>
       </w:rPr>
     </w:tblStylePr>
     <w:tblStylePr w:type="lastCol">
       <w:rPr>
-        <w:rFonts w:asciiTheme="majorHAnsi" w:cstheme="majorBidi" w:eastAsiaTheme="majorEastAsia" w:hAnsiTheme="majorHAnsi"/>
+        <w:rFonts w:asciiTheme="majorHAnsi" w:cstheme="majorBidi" w:hAnsiTheme="majorHAnsi" w:eastAsia="黑体"/>
         <w:b/>
         <w:bCs/>
       </w:rPr>
@@ -6660,7 +7077,7 @@
         <w:spacing w:after="0" w:before="0" w:line="240" w:lineRule="auto"/>
       </w:pPr>
       <w:rPr>
-        <w:rFonts w:asciiTheme="majorHAnsi" w:cstheme="majorBidi" w:eastAsiaTheme="majorEastAsia" w:hAnsiTheme="majorHAnsi"/>
+        <w:rFonts w:asciiTheme="majorHAnsi" w:cstheme="majorBidi" w:hAnsiTheme="majorHAnsi" w:eastAsia="黑体"/>
         <w:b/>
         <w:bCs/>
       </w:rPr>
@@ -6681,7 +7098,7 @@
         <w:spacing w:after="0" w:before="0" w:line="240" w:lineRule="auto"/>
       </w:pPr>
       <w:rPr>
-        <w:rFonts w:asciiTheme="majorHAnsi" w:cstheme="majorBidi" w:eastAsiaTheme="majorEastAsia" w:hAnsiTheme="majorHAnsi"/>
+        <w:rFonts w:asciiTheme="majorHAnsi" w:cstheme="majorBidi" w:hAnsiTheme="majorHAnsi" w:eastAsia="黑体"/>
         <w:b/>
         <w:bCs/>
       </w:rPr>
@@ -6699,14 +7116,14 @@
     </w:tblStylePr>
     <w:tblStylePr w:type="firstCol">
       <w:rPr>
-        <w:rFonts w:asciiTheme="majorHAnsi" w:cstheme="majorBidi" w:eastAsiaTheme="majorEastAsia" w:hAnsiTheme="majorHAnsi"/>
+        <w:rFonts w:asciiTheme="majorHAnsi" w:cstheme="majorBidi" w:hAnsiTheme="majorHAnsi" w:eastAsia="黑体"/>
         <w:b/>
         <w:bCs/>
       </w:rPr>
     </w:tblStylePr>
     <w:tblStylePr w:type="lastCol">
       <w:rPr>
-        <w:rFonts w:asciiTheme="majorHAnsi" w:cstheme="majorBidi" w:eastAsiaTheme="majorEastAsia" w:hAnsiTheme="majorHAnsi"/>
+        <w:rFonts w:asciiTheme="majorHAnsi" w:cstheme="majorBidi" w:hAnsiTheme="majorHAnsi" w:eastAsia="黑体"/>
         <w:b/>
         <w:bCs/>
       </w:rPr>
@@ -6790,7 +7207,7 @@
         <w:spacing w:after="0" w:before="0" w:line="240" w:lineRule="auto"/>
       </w:pPr>
       <w:rPr>
-        <w:rFonts w:asciiTheme="majorHAnsi" w:cstheme="majorBidi" w:eastAsiaTheme="majorEastAsia" w:hAnsiTheme="majorHAnsi"/>
+        <w:rFonts w:asciiTheme="majorHAnsi" w:cstheme="majorBidi" w:hAnsiTheme="majorHAnsi" w:eastAsia="黑体"/>
         <w:b/>
         <w:bCs/>
       </w:rPr>
@@ -6811,7 +7228,7 @@
         <w:spacing w:after="0" w:before="0" w:line="240" w:lineRule="auto"/>
       </w:pPr>
       <w:rPr>
-        <w:rFonts w:asciiTheme="majorHAnsi" w:cstheme="majorBidi" w:eastAsiaTheme="majorEastAsia" w:hAnsiTheme="majorHAnsi"/>
+        <w:rFonts w:asciiTheme="majorHAnsi" w:cstheme="majorBidi" w:hAnsiTheme="majorHAnsi" w:eastAsia="黑体"/>
         <w:b/>
         <w:bCs/>
       </w:rPr>
@@ -6829,14 +7246,14 @@
     </w:tblStylePr>
     <w:tblStylePr w:type="firstCol">
       <w:rPr>
-        <w:rFonts w:asciiTheme="majorHAnsi" w:cstheme="majorBidi" w:eastAsiaTheme="majorEastAsia" w:hAnsiTheme="majorHAnsi"/>
+        <w:rFonts w:asciiTheme="majorHAnsi" w:cstheme="majorBidi" w:hAnsiTheme="majorHAnsi" w:eastAsia="黑体"/>
         <w:b/>
         <w:bCs/>
       </w:rPr>
     </w:tblStylePr>
     <w:tblStylePr w:type="lastCol">
       <w:rPr>
-        <w:rFonts w:asciiTheme="majorHAnsi" w:cstheme="majorBidi" w:eastAsiaTheme="majorEastAsia" w:hAnsiTheme="majorHAnsi"/>
+        <w:rFonts w:asciiTheme="majorHAnsi" w:cstheme="majorBidi" w:hAnsiTheme="majorHAnsi" w:eastAsia="黑体"/>
         <w:b/>
         <w:bCs/>
       </w:rPr>
@@ -6920,7 +7337,7 @@
         <w:spacing w:after="0" w:before="0" w:line="240" w:lineRule="auto"/>
       </w:pPr>
       <w:rPr>
-        <w:rFonts w:asciiTheme="majorHAnsi" w:cstheme="majorBidi" w:eastAsiaTheme="majorEastAsia" w:hAnsiTheme="majorHAnsi"/>
+        <w:rFonts w:asciiTheme="majorHAnsi" w:cstheme="majorBidi" w:hAnsiTheme="majorHAnsi" w:eastAsia="黑体"/>
         <w:b/>
         <w:bCs/>
       </w:rPr>
@@ -6941,7 +7358,7 @@
         <w:spacing w:after="0" w:before="0" w:line="240" w:lineRule="auto"/>
       </w:pPr>
       <w:rPr>
-        <w:rFonts w:asciiTheme="majorHAnsi" w:cstheme="majorBidi" w:eastAsiaTheme="majorEastAsia" w:hAnsiTheme="majorHAnsi"/>
+        <w:rFonts w:asciiTheme="majorHAnsi" w:cstheme="majorBidi" w:hAnsiTheme="majorHAnsi" w:eastAsia="黑体"/>
         <w:b/>
         <w:bCs/>
       </w:rPr>
@@ -6959,14 +7376,14 @@
     </w:tblStylePr>
     <w:tblStylePr w:type="firstCol">
       <w:rPr>
-        <w:rFonts w:asciiTheme="majorHAnsi" w:cstheme="majorBidi" w:eastAsiaTheme="majorEastAsia" w:hAnsiTheme="majorHAnsi"/>
+        <w:rFonts w:asciiTheme="majorHAnsi" w:cstheme="majorBidi" w:hAnsiTheme="majorHAnsi" w:eastAsia="黑体"/>
         <w:b/>
         <w:bCs/>
       </w:rPr>
     </w:tblStylePr>
     <w:tblStylePr w:type="lastCol">
       <w:rPr>
-        <w:rFonts w:asciiTheme="majorHAnsi" w:cstheme="majorBidi" w:eastAsiaTheme="majorEastAsia" w:hAnsiTheme="majorHAnsi"/>
+        <w:rFonts w:asciiTheme="majorHAnsi" w:cstheme="majorBidi" w:hAnsiTheme="majorHAnsi" w:eastAsia="黑体"/>
         <w:b/>
         <w:bCs/>
       </w:rPr>
@@ -7050,7 +7467,7 @@
         <w:spacing w:after="0" w:before="0" w:line="240" w:lineRule="auto"/>
       </w:pPr>
       <w:rPr>
-        <w:rFonts w:asciiTheme="majorHAnsi" w:cstheme="majorBidi" w:eastAsiaTheme="majorEastAsia" w:hAnsiTheme="majorHAnsi"/>
+        <w:rFonts w:asciiTheme="majorHAnsi" w:cstheme="majorBidi" w:hAnsiTheme="majorHAnsi" w:eastAsia="黑体"/>
         <w:b/>
         <w:bCs/>
       </w:rPr>
@@ -7071,7 +7488,7 @@
         <w:spacing w:after="0" w:before="0" w:line="240" w:lineRule="auto"/>
       </w:pPr>
       <w:rPr>
-        <w:rFonts w:asciiTheme="majorHAnsi" w:cstheme="majorBidi" w:eastAsiaTheme="majorEastAsia" w:hAnsiTheme="majorHAnsi"/>
+        <w:rFonts w:asciiTheme="majorHAnsi" w:cstheme="majorBidi" w:hAnsiTheme="majorHAnsi" w:eastAsia="黑体"/>
         <w:b/>
         <w:bCs/>
       </w:rPr>
@@ -7089,14 +7506,14 @@
     </w:tblStylePr>
     <w:tblStylePr w:type="firstCol">
       <w:rPr>
-        <w:rFonts w:asciiTheme="majorHAnsi" w:cstheme="majorBidi" w:eastAsiaTheme="majorEastAsia" w:hAnsiTheme="majorHAnsi"/>
+        <w:rFonts w:asciiTheme="majorHAnsi" w:cstheme="majorBidi" w:hAnsiTheme="majorHAnsi" w:eastAsia="黑体"/>
         <w:b/>
         <w:bCs/>
       </w:rPr>
     </w:tblStylePr>
     <w:tblStylePr w:type="lastCol">
       <w:rPr>
-        <w:rFonts w:asciiTheme="majorHAnsi" w:cstheme="majorBidi" w:eastAsiaTheme="majorEastAsia" w:hAnsiTheme="majorHAnsi"/>
+        <w:rFonts w:asciiTheme="majorHAnsi" w:cstheme="majorBidi" w:hAnsiTheme="majorHAnsi" w:eastAsia="黑体"/>
         <w:b/>
         <w:bCs/>
       </w:rPr>
@@ -7179,6 +7596,7 @@
         <w:spacing w:after="0" w:before="0" w:line="240" w:lineRule="auto"/>
       </w:pPr>
       <w:rPr>
+        <w:rFonts w:eastAsia="黑体"/>
         <w:b/>
         <w:bCs/>
         <w:color w:themeColor="background1" w:val="FFFFFF"/>
@@ -7201,6 +7619,7 @@
         <w:spacing w:after="0" w:before="0" w:line="240" w:lineRule="auto"/>
       </w:pPr>
       <w:rPr>
+        <w:rFonts w:eastAsia="黑体"/>
         <w:b/>
         <w:bCs/>
       </w:rPr>
@@ -7218,12 +7637,14 @@
     </w:tblStylePr>
     <w:tblStylePr w:type="firstCol">
       <w:rPr>
+        <w:rFonts w:eastAsia="黑体"/>
         <w:b/>
         <w:bCs/>
       </w:rPr>
     </w:tblStylePr>
     <w:tblStylePr w:type="lastCol">
       <w:rPr>
+        <w:rFonts w:eastAsia="黑体"/>
         <w:b/>
         <w:bCs/>
       </w:rPr>
@@ -7285,6 +7706,7 @@
         <w:spacing w:after="0" w:before="0" w:line="240" w:lineRule="auto"/>
       </w:pPr>
       <w:rPr>
+        <w:rFonts w:eastAsia="黑体"/>
         <w:b/>
         <w:bCs/>
         <w:color w:themeColor="background1" w:val="FFFFFF"/>
@@ -7307,6 +7729,7 @@
         <w:spacing w:after="0" w:before="0" w:line="240" w:lineRule="auto"/>
       </w:pPr>
       <w:rPr>
+        <w:rFonts w:eastAsia="黑体"/>
         <w:b/>
         <w:bCs/>
       </w:rPr>
@@ -7324,12 +7747,14 @@
     </w:tblStylePr>
     <w:tblStylePr w:type="firstCol">
       <w:rPr>
+        <w:rFonts w:eastAsia="黑体"/>
         <w:b/>
         <w:bCs/>
       </w:rPr>
     </w:tblStylePr>
     <w:tblStylePr w:type="lastCol">
       <w:rPr>
+        <w:rFonts w:eastAsia="黑体"/>
         <w:b/>
         <w:bCs/>
       </w:rPr>
@@ -7391,6 +7816,7 @@
         <w:spacing w:after="0" w:before="0" w:line="240" w:lineRule="auto"/>
       </w:pPr>
       <w:rPr>
+        <w:rFonts w:eastAsia="黑体"/>
         <w:b/>
         <w:bCs/>
         <w:color w:themeColor="background1" w:val="FFFFFF"/>
@@ -7413,6 +7839,7 @@
         <w:spacing w:after="0" w:before="0" w:line="240" w:lineRule="auto"/>
       </w:pPr>
       <w:rPr>
+        <w:rFonts w:eastAsia="黑体"/>
         <w:b/>
         <w:bCs/>
       </w:rPr>
@@ -7430,12 +7857,14 @@
     </w:tblStylePr>
     <w:tblStylePr w:type="firstCol">
       <w:rPr>
+        <w:rFonts w:eastAsia="黑体"/>
         <w:b/>
         <w:bCs/>
       </w:rPr>
     </w:tblStylePr>
     <w:tblStylePr w:type="lastCol">
       <w:rPr>
+        <w:rFonts w:eastAsia="黑体"/>
         <w:b/>
         <w:bCs/>
       </w:rPr>
@@ -7497,6 +7926,7 @@
         <w:spacing w:after="0" w:before="0" w:line="240" w:lineRule="auto"/>
       </w:pPr>
       <w:rPr>
+        <w:rFonts w:eastAsia="黑体"/>
         <w:b/>
         <w:bCs/>
         <w:color w:themeColor="background1" w:val="FFFFFF"/>
@@ -7519,6 +7949,7 @@
         <w:spacing w:after="0" w:before="0" w:line="240" w:lineRule="auto"/>
       </w:pPr>
       <w:rPr>
+        <w:rFonts w:eastAsia="黑体"/>
         <w:b/>
         <w:bCs/>
       </w:rPr>
@@ -7536,12 +7967,14 @@
     </w:tblStylePr>
     <w:tblStylePr w:type="firstCol">
       <w:rPr>
+        <w:rFonts w:eastAsia="黑体"/>
         <w:b/>
         <w:bCs/>
       </w:rPr>
     </w:tblStylePr>
     <w:tblStylePr w:type="lastCol">
       <w:rPr>
+        <w:rFonts w:eastAsia="黑体"/>
         <w:b/>
         <w:bCs/>
       </w:rPr>
@@ -7603,6 +8036,7 @@
         <w:spacing w:after="0" w:before="0" w:line="240" w:lineRule="auto"/>
       </w:pPr>
       <w:rPr>
+        <w:rFonts w:eastAsia="黑体"/>
         <w:b/>
         <w:bCs/>
         <w:color w:themeColor="background1" w:val="FFFFFF"/>
@@ -7625,6 +8059,7 @@
         <w:spacing w:after="0" w:before="0" w:line="240" w:lineRule="auto"/>
       </w:pPr>
       <w:rPr>
+        <w:rFonts w:eastAsia="黑体"/>
         <w:b/>
         <w:bCs/>
       </w:rPr>
@@ -7642,12 +8077,14 @@
     </w:tblStylePr>
     <w:tblStylePr w:type="firstCol">
       <w:rPr>
+        <w:rFonts w:eastAsia="黑体"/>
         <w:b/>
         <w:bCs/>
       </w:rPr>
     </w:tblStylePr>
     <w:tblStylePr w:type="lastCol">
       <w:rPr>
+        <w:rFonts w:eastAsia="黑体"/>
         <w:b/>
         <w:bCs/>
       </w:rPr>
@@ -7709,6 +8146,7 @@
         <w:spacing w:after="0" w:before="0" w:line="240" w:lineRule="auto"/>
       </w:pPr>
       <w:rPr>
+        <w:rFonts w:eastAsia="黑体"/>
         <w:b/>
         <w:bCs/>
         <w:color w:themeColor="background1" w:val="FFFFFF"/>
@@ -7731,6 +8169,7 @@
         <w:spacing w:after="0" w:before="0" w:line="240" w:lineRule="auto"/>
       </w:pPr>
       <w:rPr>
+        <w:rFonts w:eastAsia="黑体"/>
         <w:b/>
         <w:bCs/>
       </w:rPr>
@@ -7748,12 +8187,14 @@
     </w:tblStylePr>
     <w:tblStylePr w:type="firstCol">
       <w:rPr>
+        <w:rFonts w:eastAsia="黑体"/>
         <w:b/>
         <w:bCs/>
       </w:rPr>
     </w:tblStylePr>
     <w:tblStylePr w:type="lastCol">
       <w:rPr>
+        <w:rFonts w:eastAsia="黑体"/>
         <w:b/>
         <w:bCs/>
       </w:rPr>
@@ -7815,6 +8256,7 @@
         <w:spacing w:after="0" w:before="0" w:line="240" w:lineRule="auto"/>
       </w:pPr>
       <w:rPr>
+        <w:rFonts w:eastAsia="黑体"/>
         <w:b/>
         <w:bCs/>
         <w:color w:themeColor="background1" w:val="FFFFFF"/>
@@ -7837,6 +8279,7 @@
         <w:spacing w:after="0" w:before="0" w:line="240" w:lineRule="auto"/>
       </w:pPr>
       <w:rPr>
+        <w:rFonts w:eastAsia="黑体"/>
         <w:b/>
         <w:bCs/>
       </w:rPr>
@@ -7854,12 +8297,14 @@
     </w:tblStylePr>
     <w:tblStylePr w:type="firstCol">
       <w:rPr>
+        <w:rFonts w:eastAsia="黑体"/>
         <w:b/>
         <w:bCs/>
       </w:rPr>
     </w:tblStylePr>
     <w:tblStylePr w:type="lastCol">
       <w:rPr>
+        <w:rFonts w:eastAsia="黑体"/>
         <w:b/>
         <w:bCs/>
       </w:rPr>
@@ -7918,6 +8363,7 @@
         <w:spacing w:after="0" w:before="0" w:line="240" w:lineRule="auto"/>
       </w:pPr>
       <w:rPr>
+        <w:rFonts w:eastAsia="黑体"/>
         <w:b/>
         <w:bCs/>
         <w:color w:themeColor="background1" w:val="FFFFFF"/>
@@ -7940,6 +8386,7 @@
         <w:spacing w:after="0" w:before="0" w:line="240" w:lineRule="auto"/>
       </w:pPr>
       <w:rPr>
+        <w:rFonts w:eastAsia="黑体"/>
         <w:color w:val="auto"/>
       </w:rPr>
       <w:tblPr/>
@@ -7957,6 +8404,7 @@
     </w:tblStylePr>
     <w:tblStylePr w:type="firstCol">
       <w:rPr>
+        <w:rFonts w:eastAsia="黑体"/>
         <w:b/>
         <w:bCs/>
         <w:color w:themeColor="background1" w:val="FFFFFF"/>
@@ -7976,6 +8424,7 @@
     </w:tblStylePr>
     <w:tblStylePr w:type="lastCol">
       <w:rPr>
+        <w:rFonts w:eastAsia="黑体"/>
         <w:b/>
         <w:bCs/>
         <w:color w:themeColor="background1" w:val="FFFFFF"/>
@@ -8024,6 +8473,7 @@
     </w:tblStylePr>
     <w:tblStylePr w:type="nwCell">
       <w:rPr>
+        <w:rFonts w:eastAsia="黑体"/>
         <w:color w:themeColor="background1" w:val="FFFFFF"/>
       </w:rPr>
       <w:tblPr/>
@@ -8067,6 +8517,7 @@
         <w:spacing w:after="0" w:before="0" w:line="240" w:lineRule="auto"/>
       </w:pPr>
       <w:rPr>
+        <w:rFonts w:eastAsia="黑体"/>
         <w:b/>
         <w:bCs/>
         <w:color w:themeColor="background1" w:val="FFFFFF"/>
@@ -8089,6 +8540,7 @@
         <w:spacing w:after="0" w:before="0" w:line="240" w:lineRule="auto"/>
       </w:pPr>
       <w:rPr>
+        <w:rFonts w:eastAsia="黑体"/>
         <w:color w:val="auto"/>
       </w:rPr>
       <w:tblPr/>
@@ -8106,6 +8558,7 @@
     </w:tblStylePr>
     <w:tblStylePr w:type="firstCol">
       <w:rPr>
+        <w:rFonts w:eastAsia="黑体"/>
         <w:b/>
         <w:bCs/>
         <w:color w:themeColor="background1" w:val="FFFFFF"/>
@@ -8125,6 +8578,7 @@
     </w:tblStylePr>
     <w:tblStylePr w:type="lastCol">
       <w:rPr>
+        <w:rFonts w:eastAsia="黑体"/>
         <w:b/>
         <w:bCs/>
         <w:color w:themeColor="background1" w:val="FFFFFF"/>
@@ -8173,6 +8627,7 @@
     </w:tblStylePr>
     <w:tblStylePr w:type="nwCell">
       <w:rPr>
+        <w:rFonts w:eastAsia="黑体"/>
         <w:color w:themeColor="background1" w:val="FFFFFF"/>
       </w:rPr>
       <w:tblPr/>
@@ -8216,6 +8671,7 @@
         <w:spacing w:after="0" w:before="0" w:line="240" w:lineRule="auto"/>
       </w:pPr>
       <w:rPr>
+        <w:rFonts w:eastAsia="黑体"/>
         <w:b/>
         <w:bCs/>
         <w:color w:themeColor="background1" w:val="FFFFFF"/>
@@ -8238,6 +8694,7 @@
         <w:spacing w:after="0" w:before="0" w:line="240" w:lineRule="auto"/>
       </w:pPr>
       <w:rPr>
+        <w:rFonts w:eastAsia="黑体"/>
         <w:color w:val="auto"/>
       </w:rPr>
       <w:tblPr/>
@@ -8255,6 +8712,7 @@
     </w:tblStylePr>
     <w:tblStylePr w:type="firstCol">
       <w:rPr>
+        <w:rFonts w:eastAsia="黑体"/>
         <w:b/>
         <w:bCs/>
         <w:color w:themeColor="background1" w:val="FFFFFF"/>
@@ -8274,6 +8732,7 @@
     </w:tblStylePr>
     <w:tblStylePr w:type="lastCol">
       <w:rPr>
+        <w:rFonts w:eastAsia="黑体"/>
         <w:b/>
         <w:bCs/>
         <w:color w:themeColor="background1" w:val="FFFFFF"/>
@@ -8322,6 +8781,7 @@
     </w:tblStylePr>
     <w:tblStylePr w:type="nwCell">
       <w:rPr>
+        <w:rFonts w:eastAsia="黑体"/>
         <w:color w:themeColor="background1" w:val="FFFFFF"/>
       </w:rPr>
       <w:tblPr/>
@@ -8365,6 +8825,7 @@
         <w:spacing w:after="0" w:before="0" w:line="240" w:lineRule="auto"/>
       </w:pPr>
       <w:rPr>
+        <w:rFonts w:eastAsia="黑体"/>
         <w:b/>
         <w:bCs/>
         <w:color w:themeColor="background1" w:val="FFFFFF"/>
@@ -8387,6 +8848,7 @@
         <w:spacing w:after="0" w:before="0" w:line="240" w:lineRule="auto"/>
       </w:pPr>
       <w:rPr>
+        <w:rFonts w:eastAsia="黑体"/>
         <w:color w:val="auto"/>
       </w:rPr>
       <w:tblPr/>
@@ -8404,6 +8866,7 @@
     </w:tblStylePr>
     <w:tblStylePr w:type="firstCol">
       <w:rPr>
+        <w:rFonts w:eastAsia="黑体"/>
         <w:b/>
         <w:bCs/>
         <w:color w:themeColor="background1" w:val="FFFFFF"/>
@@ -8423,6 +8886,7 @@
     </w:tblStylePr>
     <w:tblStylePr w:type="lastCol">
       <w:rPr>
+        <w:rFonts w:eastAsia="黑体"/>
         <w:b/>
         <w:bCs/>
         <w:color w:themeColor="background1" w:val="FFFFFF"/>
@@ -8471,6 +8935,7 @@
     </w:tblStylePr>
     <w:tblStylePr w:type="nwCell">
       <w:rPr>
+        <w:rFonts w:eastAsia="黑体"/>
         <w:color w:themeColor="background1" w:val="FFFFFF"/>
       </w:rPr>
       <w:tblPr/>
@@ -8514,6 +8979,7 @@
         <w:spacing w:after="0" w:before="0" w:line="240" w:lineRule="auto"/>
       </w:pPr>
       <w:rPr>
+        <w:rFonts w:eastAsia="黑体"/>
         <w:b/>
         <w:bCs/>
         <w:color w:themeColor="background1" w:val="FFFFFF"/>
@@ -8536,6 +9002,7 @@
         <w:spacing w:after="0" w:before="0" w:line="240" w:lineRule="auto"/>
       </w:pPr>
       <w:rPr>
+        <w:rFonts w:eastAsia="黑体"/>
         <w:color w:val="auto"/>
       </w:rPr>
       <w:tblPr/>
@@ -8553,6 +9020,7 @@
     </w:tblStylePr>
     <w:tblStylePr w:type="firstCol">
       <w:rPr>
+        <w:rFonts w:eastAsia="黑体"/>
         <w:b/>
         <w:bCs/>
         <w:color w:themeColor="background1" w:val="FFFFFF"/>
@@ -8572,6 +9040,7 @@
     </w:tblStylePr>
     <w:tblStylePr w:type="lastCol">
       <w:rPr>
+        <w:rFonts w:eastAsia="黑体"/>
         <w:b/>
         <w:bCs/>
         <w:color w:themeColor="background1" w:val="FFFFFF"/>
@@ -8620,6 +9089,7 @@
     </w:tblStylePr>
     <w:tblStylePr w:type="nwCell">
       <w:rPr>
+        <w:rFonts w:eastAsia="黑体"/>
         <w:color w:themeColor="background1" w:val="FFFFFF"/>
       </w:rPr>
       <w:tblPr/>
@@ -8663,6 +9133,7 @@
         <w:spacing w:after="0" w:before="0" w:line="240" w:lineRule="auto"/>
       </w:pPr>
       <w:rPr>
+        <w:rFonts w:eastAsia="黑体"/>
         <w:b/>
         <w:bCs/>
         <w:color w:themeColor="background1" w:val="FFFFFF"/>
@@ -8685,6 +9156,7 @@
         <w:spacing w:after="0" w:before="0" w:line="240" w:lineRule="auto"/>
       </w:pPr>
       <w:rPr>
+        <w:rFonts w:eastAsia="黑体"/>
         <w:color w:val="auto"/>
       </w:rPr>
       <w:tblPr/>
@@ -8702,6 +9174,7 @@
     </w:tblStylePr>
     <w:tblStylePr w:type="firstCol">
       <w:rPr>
+        <w:rFonts w:eastAsia="黑体"/>
         <w:b/>
         <w:bCs/>
         <w:color w:themeColor="background1" w:val="FFFFFF"/>
@@ -8721,6 +9194,7 @@
     </w:tblStylePr>
     <w:tblStylePr w:type="lastCol">
       <w:rPr>
+        <w:rFonts w:eastAsia="黑体"/>
         <w:b/>
         <w:bCs/>
         <w:color w:themeColor="background1" w:val="FFFFFF"/>
@@ -8769,6 +9243,7 @@
     </w:tblStylePr>
     <w:tblStylePr w:type="nwCell">
       <w:rPr>
+        <w:rFonts w:eastAsia="黑体"/>
         <w:color w:themeColor="background1" w:val="FFFFFF"/>
       </w:rPr>
       <w:tblPr/>
@@ -8812,6 +9287,7 @@
         <w:spacing w:after="0" w:before="0" w:line="240" w:lineRule="auto"/>
       </w:pPr>
       <w:rPr>
+        <w:rFonts w:eastAsia="黑体"/>
         <w:b/>
         <w:bCs/>
         <w:color w:themeColor="background1" w:val="FFFFFF"/>
@@ -8834,6 +9310,7 @@
         <w:spacing w:after="0" w:before="0" w:line="240" w:lineRule="auto"/>
       </w:pPr>
       <w:rPr>
+        <w:rFonts w:eastAsia="黑体"/>
         <w:color w:val="auto"/>
       </w:rPr>
       <w:tblPr/>
@@ -8851,6 +9328,7 @@
     </w:tblStylePr>
     <w:tblStylePr w:type="firstCol">
       <w:rPr>
+        <w:rFonts w:eastAsia="黑体"/>
         <w:b/>
         <w:bCs/>
         <w:color w:themeColor="background1" w:val="FFFFFF"/>
@@ -8870,6 +9348,7 @@
     </w:tblStylePr>
     <w:tblStylePr w:type="lastCol">
       <w:rPr>
+        <w:rFonts w:eastAsia="黑体"/>
         <w:b/>
         <w:bCs/>
         <w:color w:themeColor="background1" w:val="FFFFFF"/>
@@ -8918,6 +9397,7 @@
     </w:tblStylePr>
     <w:tblStylePr w:type="nwCell">
       <w:rPr>
+        <w:rFonts w:eastAsia="黑体"/>
         <w:color w:themeColor="background1" w:val="FFFFFF"/>
       </w:rPr>
       <w:tblPr/>
@@ -8942,6 +9422,7 @@
       <w:spacing w:after="0" w:line="240" w:lineRule="auto"/>
     </w:pPr>
     <w:rPr>
+      <w:rFonts w:eastAsia="黑体"/>
       <w:color w:themeColor="text1" w:val="000000"/>
     </w:rPr>
     <w:tblPr>
@@ -8961,7 +9442,7 @@
     </w:tblPr>
     <w:tblStylePr w:type="firstRow">
       <w:rPr>
-        <w:rFonts w:asciiTheme="majorHAnsi" w:cstheme="majorBidi" w:eastAsiaTheme="majorEastAsia" w:hAnsiTheme="majorHAnsi"/>
+        <w:rFonts w:asciiTheme="majorHAnsi" w:cstheme="majorBidi" w:hAnsiTheme="majorHAnsi" w:eastAsia="黑体"/>
       </w:rPr>
       <w:tblPr/>
       <w:tcPr>
@@ -8973,6 +9454,7 @@
     </w:tblStylePr>
     <w:tblStylePr w:type="lastRow">
       <w:rPr>
+        <w:rFonts w:eastAsia="黑体"/>
         <w:b/>
         <w:bCs/>
         <w:color w:themeColor="text2" w:val="1F497D"/>
@@ -8987,12 +9469,14 @@
     </w:tblStylePr>
     <w:tblStylePr w:type="firstCol">
       <w:rPr>
+        <w:rFonts w:eastAsia="黑体"/>
         <w:b/>
         <w:bCs/>
       </w:rPr>
     </w:tblStylePr>
     <w:tblStylePr w:type="lastCol">
       <w:rPr>
+        <w:rFonts w:eastAsia="黑体"/>
         <w:b/>
         <w:bCs/>
       </w:rPr>
@@ -9026,6 +9510,7 @@
       <w:spacing w:after="0" w:line="240" w:lineRule="auto"/>
     </w:pPr>
     <w:rPr>
+      <w:rFonts w:eastAsia="黑体"/>
       <w:color w:themeColor="text1" w:val="000000"/>
     </w:rPr>
     <w:tblPr>
@@ -9045,7 +9530,7 @@
     </w:tblPr>
     <w:tblStylePr w:type="firstRow">
       <w:rPr>
-        <w:rFonts w:asciiTheme="majorHAnsi" w:cstheme="majorBidi" w:eastAsiaTheme="majorEastAsia" w:hAnsiTheme="majorHAnsi"/>
+        <w:rFonts w:asciiTheme="majorHAnsi" w:cstheme="majorBidi" w:hAnsiTheme="majorHAnsi" w:eastAsia="黑体"/>
       </w:rPr>
       <w:tblPr/>
       <w:tcPr>
@@ -9057,6 +9542,7 @@
     </w:tblStylePr>
     <w:tblStylePr w:type="lastRow">
       <w:rPr>
+        <w:rFonts w:eastAsia="黑体"/>
         <w:b/>
         <w:bCs/>
         <w:color w:themeColor="text2" w:val="1F497D"/>
@@ -9071,12 +9557,14 @@
     </w:tblStylePr>
     <w:tblStylePr w:type="firstCol">
       <w:rPr>
+        <w:rFonts w:eastAsia="黑体"/>
         <w:b/>
         <w:bCs/>
       </w:rPr>
     </w:tblStylePr>
     <w:tblStylePr w:type="lastCol">
       <w:rPr>
+        <w:rFonts w:eastAsia="黑体"/>
         <w:b/>
         <w:bCs/>
       </w:rPr>
@@ -9110,6 +9598,7 @@
       <w:spacing w:after="0" w:line="240" w:lineRule="auto"/>
     </w:pPr>
     <w:rPr>
+      <w:rFonts w:eastAsia="黑体"/>
       <w:color w:themeColor="text1" w:val="000000"/>
     </w:rPr>
     <w:tblPr>
@@ -9129,7 +9618,7 @@
     </w:tblPr>
     <w:tblStylePr w:type="firstRow">
       <w:rPr>
-        <w:rFonts w:asciiTheme="majorHAnsi" w:cstheme="majorBidi" w:eastAsiaTheme="majorEastAsia" w:hAnsiTheme="majorHAnsi"/>
+        <w:rFonts w:asciiTheme="majorHAnsi" w:cstheme="majorBidi" w:hAnsiTheme="majorHAnsi" w:eastAsia="黑体"/>
       </w:rPr>
       <w:tblPr/>
       <w:tcPr>
@@ -9141,6 +9630,7 @@
     </w:tblStylePr>
     <w:tblStylePr w:type="lastRow">
       <w:rPr>
+        <w:rFonts w:eastAsia="黑体"/>
         <w:b/>
         <w:bCs/>
         <w:color w:themeColor="text2" w:val="1F497D"/>
@@ -9155,12 +9645,14 @@
     </w:tblStylePr>
     <w:tblStylePr w:type="firstCol">
       <w:rPr>
+        <w:rFonts w:eastAsia="黑体"/>
         <w:b/>
         <w:bCs/>
       </w:rPr>
     </w:tblStylePr>
     <w:tblStylePr w:type="lastCol">
       <w:rPr>
+        <w:rFonts w:eastAsia="黑体"/>
         <w:b/>
         <w:bCs/>
       </w:rPr>
@@ -9194,6 +9686,7 @@
       <w:spacing w:after="0" w:line="240" w:lineRule="auto"/>
     </w:pPr>
     <w:rPr>
+      <w:rFonts w:eastAsia="黑体"/>
       <w:color w:themeColor="text1" w:val="000000"/>
     </w:rPr>
     <w:tblPr>
@@ -9213,7 +9706,7 @@
     </w:tblPr>
     <w:tblStylePr w:type="firstRow">
       <w:rPr>
-        <w:rFonts w:asciiTheme="majorHAnsi" w:cstheme="majorBidi" w:eastAsiaTheme="majorEastAsia" w:hAnsiTheme="majorHAnsi"/>
+        <w:rFonts w:asciiTheme="majorHAnsi" w:cstheme="majorBidi" w:hAnsiTheme="majorHAnsi" w:eastAsia="黑体"/>
       </w:rPr>
       <w:tblPr/>
       <w:tcPr>
@@ -9225,6 +9718,7 @@
     </w:tblStylePr>
     <w:tblStylePr w:type="lastRow">
       <w:rPr>
+        <w:rFonts w:eastAsia="黑体"/>
         <w:b/>
         <w:bCs/>
         <w:color w:themeColor="text2" w:val="1F497D"/>
@@ -9239,12 +9733,14 @@
     </w:tblStylePr>
     <w:tblStylePr w:type="firstCol">
       <w:rPr>
+        <w:rFonts w:eastAsia="黑体"/>
         <w:b/>
         <w:bCs/>
       </w:rPr>
     </w:tblStylePr>
     <w:tblStylePr w:type="lastCol">
       <w:rPr>
+        <w:rFonts w:eastAsia="黑体"/>
         <w:b/>
         <w:bCs/>
       </w:rPr>
@@ -9278,6 +9774,7 @@
       <w:spacing w:after="0" w:line="240" w:lineRule="auto"/>
     </w:pPr>
     <w:rPr>
+      <w:rFonts w:eastAsia="黑体"/>
       <w:color w:themeColor="text1" w:val="000000"/>
     </w:rPr>
     <w:tblPr>
@@ -9297,7 +9794,7 @@
     </w:tblPr>
     <w:tblStylePr w:type="firstRow">
       <w:rPr>
-        <w:rFonts w:asciiTheme="majorHAnsi" w:cstheme="majorBidi" w:eastAsiaTheme="majorEastAsia" w:hAnsiTheme="majorHAnsi"/>
+        <w:rFonts w:asciiTheme="majorHAnsi" w:cstheme="majorBidi" w:hAnsiTheme="majorHAnsi" w:eastAsia="黑体"/>
       </w:rPr>
       <w:tblPr/>
       <w:tcPr>
@@ -9309,6 +9806,7 @@
     </w:tblStylePr>
     <w:tblStylePr w:type="lastRow">
       <w:rPr>
+        <w:rFonts w:eastAsia="黑体"/>
         <w:b/>
         <w:bCs/>
         <w:color w:themeColor="text2" w:val="1F497D"/>
@@ -9323,12 +9821,14 @@
     </w:tblStylePr>
     <w:tblStylePr w:type="firstCol">
       <w:rPr>
+        <w:rFonts w:eastAsia="黑体"/>
         <w:b/>
         <w:bCs/>
       </w:rPr>
     </w:tblStylePr>
     <w:tblStylePr w:type="lastCol">
       <w:rPr>
+        <w:rFonts w:eastAsia="黑体"/>
         <w:b/>
         <w:bCs/>
       </w:rPr>
@@ -9362,6 +9862,7 @@
       <w:spacing w:after="0" w:line="240" w:lineRule="auto"/>
     </w:pPr>
     <w:rPr>
+      <w:rFonts w:eastAsia="黑体"/>
       <w:color w:themeColor="text1" w:val="000000"/>
     </w:rPr>
     <w:tblPr>
@@ -9381,7 +9882,7 @@
     </w:tblPr>
     <w:tblStylePr w:type="firstRow">
       <w:rPr>
-        <w:rFonts w:asciiTheme="majorHAnsi" w:cstheme="majorBidi" w:eastAsiaTheme="majorEastAsia" w:hAnsiTheme="majorHAnsi"/>
+        <w:rFonts w:asciiTheme="majorHAnsi" w:cstheme="majorBidi" w:hAnsiTheme="majorHAnsi" w:eastAsia="黑体"/>
       </w:rPr>
       <w:tblPr/>
       <w:tcPr>
@@ -9393,6 +9894,7 @@
     </w:tblStylePr>
     <w:tblStylePr w:type="lastRow">
       <w:rPr>
+        <w:rFonts w:eastAsia="黑体"/>
         <w:b/>
         <w:bCs/>
         <w:color w:themeColor="text2" w:val="1F497D"/>
@@ -9407,12 +9909,14 @@
     </w:tblStylePr>
     <w:tblStylePr w:type="firstCol">
       <w:rPr>
+        <w:rFonts w:eastAsia="黑体"/>
         <w:b/>
         <w:bCs/>
       </w:rPr>
     </w:tblStylePr>
     <w:tblStylePr w:type="lastCol">
       <w:rPr>
+        <w:rFonts w:eastAsia="黑体"/>
         <w:b/>
         <w:bCs/>
       </w:rPr>
@@ -9446,6 +9950,7 @@
       <w:spacing w:after="0" w:line="240" w:lineRule="auto"/>
     </w:pPr>
     <w:rPr>
+      <w:rFonts w:eastAsia="黑体"/>
       <w:color w:themeColor="text1" w:val="000000"/>
     </w:rPr>
     <w:tblPr>
@@ -9465,7 +9970,7 @@
     </w:tblPr>
     <w:tblStylePr w:type="firstRow">
       <w:rPr>
-        <w:rFonts w:asciiTheme="majorHAnsi" w:cstheme="majorBidi" w:eastAsiaTheme="majorEastAsia" w:hAnsiTheme="majorHAnsi"/>
+        <w:rFonts w:asciiTheme="majorHAnsi" w:cstheme="majorBidi" w:hAnsiTheme="majorHAnsi" w:eastAsia="黑体"/>
       </w:rPr>
       <w:tblPr/>
       <w:tcPr>
@@ -9477,6 +9982,7 @@
     </w:tblStylePr>
     <w:tblStylePr w:type="lastRow">
       <w:rPr>
+        <w:rFonts w:eastAsia="黑体"/>
         <w:b/>
         <w:bCs/>
         <w:color w:themeColor="text2" w:val="1F497D"/>
@@ -9491,12 +9997,14 @@
     </w:tblStylePr>
     <w:tblStylePr w:type="firstCol">
       <w:rPr>
+        <w:rFonts w:eastAsia="黑体"/>
         <w:b/>
         <w:bCs/>
       </w:rPr>
     </w:tblStylePr>
     <w:tblStylePr w:type="lastCol">
       <w:rPr>
+        <w:rFonts w:eastAsia="黑体"/>
         <w:b/>
         <w:bCs/>
       </w:rPr>
@@ -9530,7 +10038,7 @@
       <w:spacing w:after="0" w:line="240" w:lineRule="auto"/>
     </w:pPr>
     <w:rPr>
-      <w:rFonts w:asciiTheme="majorHAnsi" w:cstheme="majorBidi" w:eastAsiaTheme="majorEastAsia" w:hAnsiTheme="majorHAnsi"/>
+      <w:rFonts w:asciiTheme="majorHAnsi" w:cstheme="majorBidi" w:hAnsiTheme="majorHAnsi" w:eastAsia="黑体"/>
       <w:color w:themeColor="text1" w:val="000000"/>
     </w:rPr>
     <w:tblPr>
@@ -9552,6 +10060,7 @@
     </w:tblPr>
     <w:tblStylePr w:type="firstRow">
       <w:rPr>
+        <w:rFonts w:eastAsia="黑体"/>
         <w:sz w:val="24"/>
         <w:szCs w:val="24"/>
       </w:rPr>
@@ -9658,7 +10167,7 @@
       <w:spacing w:after="0" w:line="240" w:lineRule="auto"/>
     </w:pPr>
     <w:rPr>
-      <w:rFonts w:asciiTheme="majorHAnsi" w:cstheme="majorBidi" w:eastAsiaTheme="majorEastAsia" w:hAnsiTheme="majorHAnsi"/>
+      <w:rFonts w:asciiTheme="majorHAnsi" w:cstheme="majorBidi" w:hAnsiTheme="majorHAnsi" w:eastAsia="黑体"/>
       <w:color w:themeColor="text1" w:val="000000"/>
     </w:rPr>
     <w:tblPr>
@@ -9680,6 +10189,7 @@
     </w:tblPr>
     <w:tblStylePr w:type="firstRow">
       <w:rPr>
+        <w:rFonts w:eastAsia="黑体"/>
         <w:sz w:val="24"/>
         <w:szCs w:val="24"/>
       </w:rPr>
@@ -9786,7 +10296,7 @@
       <w:spacing w:after="0" w:line="240" w:lineRule="auto"/>
     </w:pPr>
     <w:rPr>
-      <w:rFonts w:asciiTheme="majorHAnsi" w:cstheme="majorBidi" w:eastAsiaTheme="majorEastAsia" w:hAnsiTheme="majorHAnsi"/>
+      <w:rFonts w:asciiTheme="majorHAnsi" w:cstheme="majorBidi" w:hAnsiTheme="majorHAnsi" w:eastAsia="黑体"/>
       <w:color w:themeColor="text1" w:val="000000"/>
     </w:rPr>
     <w:tblPr>
@@ -9808,6 +10318,7 @@
     </w:tblPr>
     <w:tblStylePr w:type="firstRow">
       <w:rPr>
+        <w:rFonts w:eastAsia="黑体"/>
         <w:sz w:val="24"/>
         <w:szCs w:val="24"/>
       </w:rPr>
@@ -9914,7 +10425,7 @@
       <w:spacing w:after="0" w:line="240" w:lineRule="auto"/>
     </w:pPr>
     <w:rPr>
-      <w:rFonts w:asciiTheme="majorHAnsi" w:cstheme="majorBidi" w:eastAsiaTheme="majorEastAsia" w:hAnsiTheme="majorHAnsi"/>
+      <w:rFonts w:asciiTheme="majorHAnsi" w:cstheme="majorBidi" w:hAnsiTheme="majorHAnsi" w:eastAsia="黑体"/>
       <w:color w:themeColor="text1" w:val="000000"/>
     </w:rPr>
     <w:tblPr>
@@ -9936,6 +10447,7 @@
     </w:tblPr>
     <w:tblStylePr w:type="firstRow">
       <w:rPr>
+        <w:rFonts w:eastAsia="黑体"/>
         <w:sz w:val="24"/>
         <w:szCs w:val="24"/>
       </w:rPr>
@@ -10042,7 +10554,7 @@
       <w:spacing w:after="0" w:line="240" w:lineRule="auto"/>
     </w:pPr>
     <w:rPr>
-      <w:rFonts w:asciiTheme="majorHAnsi" w:cstheme="majorBidi" w:eastAsiaTheme="majorEastAsia" w:hAnsiTheme="majorHAnsi"/>
+      <w:rFonts w:asciiTheme="majorHAnsi" w:cstheme="majorBidi" w:hAnsiTheme="majorHAnsi" w:eastAsia="黑体"/>
       <w:color w:themeColor="text1" w:val="000000"/>
     </w:rPr>
     <w:tblPr>
@@ -10064,6 +10576,7 @@
     </w:tblPr>
     <w:tblStylePr w:type="firstRow">
       <w:rPr>
+        <w:rFonts w:eastAsia="黑体"/>
         <w:sz w:val="24"/>
         <w:szCs w:val="24"/>
       </w:rPr>
@@ -10170,7 +10683,7 @@
       <w:spacing w:after="0" w:line="240" w:lineRule="auto"/>
     </w:pPr>
     <w:rPr>
-      <w:rFonts w:asciiTheme="majorHAnsi" w:cstheme="majorBidi" w:eastAsiaTheme="majorEastAsia" w:hAnsiTheme="majorHAnsi"/>
+      <w:rFonts w:asciiTheme="majorHAnsi" w:cstheme="majorBidi" w:hAnsiTheme="majorHAnsi" w:eastAsia="黑体"/>
       <w:color w:themeColor="text1" w:val="000000"/>
     </w:rPr>
     <w:tblPr>
@@ -10192,6 +10705,7 @@
     </w:tblPr>
     <w:tblStylePr w:type="firstRow">
       <w:rPr>
+        <w:rFonts w:eastAsia="黑体"/>
         <w:sz w:val="24"/>
         <w:szCs w:val="24"/>
       </w:rPr>
@@ -10298,7 +10812,7 @@
       <w:spacing w:after="0" w:line="240" w:lineRule="auto"/>
     </w:pPr>
     <w:rPr>
-      <w:rFonts w:asciiTheme="majorHAnsi" w:cstheme="majorBidi" w:eastAsiaTheme="majorEastAsia" w:hAnsiTheme="majorHAnsi"/>
+      <w:rFonts w:asciiTheme="majorHAnsi" w:cstheme="majorBidi" w:hAnsiTheme="majorHAnsi" w:eastAsia="黑体"/>
       <w:color w:themeColor="text1" w:val="000000"/>
     </w:rPr>
     <w:tblPr>
@@ -10320,6 +10834,7 @@
     </w:tblPr>
     <w:tblStylePr w:type="firstRow">
       <w:rPr>
+        <w:rFonts w:eastAsia="黑体"/>
         <w:sz w:val="24"/>
         <w:szCs w:val="24"/>
       </w:rPr>
@@ -10449,12 +10964,14 @@
     </w:tcPr>
     <w:tblStylePr w:type="firstRow">
       <w:rPr>
+        <w:rFonts w:eastAsia="黑体"/>
         <w:b/>
         <w:bCs/>
       </w:rPr>
     </w:tblStylePr>
     <w:tblStylePr w:type="lastRow">
       <w:rPr>
+        <w:rFonts w:eastAsia="黑体"/>
         <w:b/>
         <w:bCs/>
       </w:rPr>
@@ -10467,12 +10984,14 @@
     </w:tblStylePr>
     <w:tblStylePr w:type="firstCol">
       <w:rPr>
+        <w:rFonts w:eastAsia="黑体"/>
         <w:b/>
         <w:bCs/>
       </w:rPr>
     </w:tblStylePr>
     <w:tblStylePr w:type="lastCol">
       <w:rPr>
+        <w:rFonts w:eastAsia="黑体"/>
         <w:b/>
         <w:bCs/>
       </w:rPr>
@@ -10522,12 +11041,14 @@
     </w:tcPr>
     <w:tblStylePr w:type="firstRow">
       <w:rPr>
+        <w:rFonts w:eastAsia="黑体"/>
         <w:b/>
         <w:bCs/>
       </w:rPr>
     </w:tblStylePr>
     <w:tblStylePr w:type="lastRow">
       <w:rPr>
+        <w:rFonts w:eastAsia="黑体"/>
         <w:b/>
         <w:bCs/>
       </w:rPr>
@@ -10540,12 +11061,14 @@
     </w:tblStylePr>
     <w:tblStylePr w:type="firstCol">
       <w:rPr>
+        <w:rFonts w:eastAsia="黑体"/>
         <w:b/>
         <w:bCs/>
       </w:rPr>
     </w:tblStylePr>
     <w:tblStylePr w:type="lastCol">
       <w:rPr>
+        <w:rFonts w:eastAsia="黑体"/>
         <w:b/>
         <w:bCs/>
       </w:rPr>
@@ -10595,12 +11118,14 @@
     </w:tcPr>
     <w:tblStylePr w:type="firstRow">
       <w:rPr>
+        <w:rFonts w:eastAsia="黑体"/>
         <w:b/>
         <w:bCs/>
       </w:rPr>
     </w:tblStylePr>
     <w:tblStylePr w:type="lastRow">
       <w:rPr>
+        <w:rFonts w:eastAsia="黑体"/>
         <w:b/>
         <w:bCs/>
       </w:rPr>
@@ -10613,12 +11138,14 @@
     </w:tblStylePr>
     <w:tblStylePr w:type="firstCol">
       <w:rPr>
+        <w:rFonts w:eastAsia="黑体"/>
         <w:b/>
         <w:bCs/>
       </w:rPr>
     </w:tblStylePr>
     <w:tblStylePr w:type="lastCol">
       <w:rPr>
+        <w:rFonts w:eastAsia="黑体"/>
         <w:b/>
         <w:bCs/>
       </w:rPr>
@@ -10668,12 +11195,14 @@
     </w:tcPr>
     <w:tblStylePr w:type="firstRow">
       <w:rPr>
+        <w:rFonts w:eastAsia="黑体"/>
         <w:b/>
         <w:bCs/>
       </w:rPr>
     </w:tblStylePr>
     <w:tblStylePr w:type="lastRow">
       <w:rPr>
+        <w:rFonts w:eastAsia="黑体"/>
         <w:b/>
         <w:bCs/>
       </w:rPr>
@@ -10686,12 +11215,14 @@
     </w:tblStylePr>
     <w:tblStylePr w:type="firstCol">
       <w:rPr>
+        <w:rFonts w:eastAsia="黑体"/>
         <w:b/>
         <w:bCs/>
       </w:rPr>
     </w:tblStylePr>
     <w:tblStylePr w:type="lastCol">
       <w:rPr>
+        <w:rFonts w:eastAsia="黑体"/>
         <w:b/>
         <w:bCs/>
       </w:rPr>
@@ -10741,12 +11272,14 @@
     </w:tcPr>
     <w:tblStylePr w:type="firstRow">
       <w:rPr>
+        <w:rFonts w:eastAsia="黑体"/>
         <w:b/>
         <w:bCs/>
       </w:rPr>
     </w:tblStylePr>
     <w:tblStylePr w:type="lastRow">
       <w:rPr>
+        <w:rFonts w:eastAsia="黑体"/>
         <w:b/>
         <w:bCs/>
       </w:rPr>
@@ -10759,12 +11292,14 @@
     </w:tblStylePr>
     <w:tblStylePr w:type="firstCol">
       <w:rPr>
+        <w:rFonts w:eastAsia="黑体"/>
         <w:b/>
         <w:bCs/>
       </w:rPr>
     </w:tblStylePr>
     <w:tblStylePr w:type="lastCol">
       <w:rPr>
+        <w:rFonts w:eastAsia="黑体"/>
         <w:b/>
         <w:bCs/>
       </w:rPr>
@@ -10814,12 +11349,14 @@
     </w:tcPr>
     <w:tblStylePr w:type="firstRow">
       <w:rPr>
+        <w:rFonts w:eastAsia="黑体"/>
         <w:b/>
         <w:bCs/>
       </w:rPr>
     </w:tblStylePr>
     <w:tblStylePr w:type="lastRow">
       <w:rPr>
+        <w:rFonts w:eastAsia="黑体"/>
         <w:b/>
         <w:bCs/>
       </w:rPr>
@@ -10832,12 +11369,14 @@
     </w:tblStylePr>
     <w:tblStylePr w:type="firstCol">
       <w:rPr>
+        <w:rFonts w:eastAsia="黑体"/>
         <w:b/>
         <w:bCs/>
       </w:rPr>
     </w:tblStylePr>
     <w:tblStylePr w:type="lastCol">
       <w:rPr>
+        <w:rFonts w:eastAsia="黑体"/>
         <w:b/>
         <w:bCs/>
       </w:rPr>
@@ -10887,12 +11426,14 @@
     </w:tcPr>
     <w:tblStylePr w:type="firstRow">
       <w:rPr>
+        <w:rFonts w:eastAsia="黑体"/>
         <w:b/>
         <w:bCs/>
       </w:rPr>
     </w:tblStylePr>
     <w:tblStylePr w:type="lastRow">
       <w:rPr>
+        <w:rFonts w:eastAsia="黑体"/>
         <w:b/>
         <w:bCs/>
       </w:rPr>
@@ -10905,12 +11446,14 @@
     </w:tblStylePr>
     <w:tblStylePr w:type="firstCol">
       <w:rPr>
+        <w:rFonts w:eastAsia="黑体"/>
         <w:b/>
         <w:bCs/>
       </w:rPr>
     </w:tblStylePr>
     <w:tblStylePr w:type="lastCol">
       <w:rPr>
+        <w:rFonts w:eastAsia="黑体"/>
         <w:b/>
         <w:bCs/>
       </w:rPr>
@@ -10937,7 +11480,7 @@
       <w:spacing w:after="0" w:line="240" w:lineRule="auto"/>
     </w:pPr>
     <w:rPr>
-      <w:rFonts w:asciiTheme="majorHAnsi" w:cstheme="majorBidi" w:eastAsiaTheme="majorEastAsia" w:hAnsiTheme="majorHAnsi"/>
+      <w:rFonts w:asciiTheme="majorHAnsi" w:cstheme="majorBidi" w:hAnsiTheme="majorHAnsi" w:eastAsia="黑体"/>
       <w:color w:themeColor="text1" w:val="000000"/>
     </w:rPr>
     <w:tblPr>
@@ -10964,6 +11507,7 @@
     </w:tcPr>
     <w:tblStylePr w:type="firstRow">
       <w:rPr>
+        <w:rFonts w:eastAsia="黑体"/>
         <w:b/>
         <w:bCs/>
         <w:color w:themeColor="text1" w:val="000000"/>
@@ -10975,6 +11519,7 @@
     </w:tblStylePr>
     <w:tblStylePr w:type="lastRow">
       <w:rPr>
+        <w:rFonts w:eastAsia="黑体"/>
         <w:b/>
         <w:bCs/>
         <w:color w:themeColor="text1" w:val="000000"/>
@@ -10994,6 +11539,7 @@
     </w:tblStylePr>
     <w:tblStylePr w:type="firstCol">
       <w:rPr>
+        <w:rFonts w:eastAsia="黑体"/>
         <w:b/>
         <w:bCs/>
         <w:color w:themeColor="text1" w:val="000000"/>
@@ -11013,6 +11559,7 @@
     </w:tblStylePr>
     <w:tblStylePr w:type="lastCol">
       <w:rPr>
+        <w:rFonts w:eastAsia="黑体"/>
         <w:b w:val="0"/>
         <w:bCs w:val="0"/>
         <w:color w:themeColor="text1" w:val="000000"/>
@@ -11062,7 +11609,7 @@
       <w:spacing w:after="0" w:line="240" w:lineRule="auto"/>
     </w:pPr>
     <w:rPr>
-      <w:rFonts w:asciiTheme="majorHAnsi" w:cstheme="majorBidi" w:eastAsiaTheme="majorEastAsia" w:hAnsiTheme="majorHAnsi"/>
+      <w:rFonts w:asciiTheme="majorHAnsi" w:cstheme="majorBidi" w:hAnsiTheme="majorHAnsi" w:eastAsia="黑体"/>
       <w:color w:themeColor="text1" w:val="000000"/>
     </w:rPr>
     <w:tblPr>
@@ -11089,6 +11636,7 @@
     </w:tcPr>
     <w:tblStylePr w:type="firstRow">
       <w:rPr>
+        <w:rFonts w:eastAsia="黑体"/>
         <w:b/>
         <w:bCs/>
         <w:color w:themeColor="text1" w:val="000000"/>
@@ -11100,6 +11648,7 @@
     </w:tblStylePr>
     <w:tblStylePr w:type="lastRow">
       <w:rPr>
+        <w:rFonts w:eastAsia="黑体"/>
         <w:b/>
         <w:bCs/>
         <w:color w:themeColor="text1" w:val="000000"/>
@@ -11119,6 +11668,7 @@
     </w:tblStylePr>
     <w:tblStylePr w:type="firstCol">
       <w:rPr>
+        <w:rFonts w:eastAsia="黑体"/>
         <w:b/>
         <w:bCs/>
         <w:color w:themeColor="text1" w:val="000000"/>
@@ -11138,6 +11688,7 @@
     </w:tblStylePr>
     <w:tblStylePr w:type="lastCol">
       <w:rPr>
+        <w:rFonts w:eastAsia="黑体"/>
         <w:b w:val="0"/>
         <w:bCs w:val="0"/>
         <w:color w:themeColor="text1" w:val="000000"/>
@@ -11187,7 +11738,7 @@
       <w:spacing w:after="0" w:line="240" w:lineRule="auto"/>
     </w:pPr>
     <w:rPr>
-      <w:rFonts w:asciiTheme="majorHAnsi" w:cstheme="majorBidi" w:eastAsiaTheme="majorEastAsia" w:hAnsiTheme="majorHAnsi"/>
+      <w:rFonts w:asciiTheme="majorHAnsi" w:cstheme="majorBidi" w:hAnsiTheme="majorHAnsi" w:eastAsia="黑体"/>
       <w:color w:themeColor="text1" w:val="000000"/>
     </w:rPr>
     <w:tblPr>
@@ -11214,6 +11765,7 @@
     </w:tcPr>
     <w:tblStylePr w:type="firstRow">
       <w:rPr>
+        <w:rFonts w:eastAsia="黑体"/>
         <w:b/>
         <w:bCs/>
         <w:color w:themeColor="text1" w:val="000000"/>
@@ -11225,6 +11777,7 @@
     </w:tblStylePr>
     <w:tblStylePr w:type="lastRow">
       <w:rPr>
+        <w:rFonts w:eastAsia="黑体"/>
         <w:b/>
         <w:bCs/>
         <w:color w:themeColor="text1" w:val="000000"/>
@@ -11244,6 +11797,7 @@
     </w:tblStylePr>
     <w:tblStylePr w:type="firstCol">
       <w:rPr>
+        <w:rFonts w:eastAsia="黑体"/>
         <w:b/>
         <w:bCs/>
         <w:color w:themeColor="text1" w:val="000000"/>
@@ -11263,6 +11817,7 @@
     </w:tblStylePr>
     <w:tblStylePr w:type="lastCol">
       <w:rPr>
+        <w:rFonts w:eastAsia="黑体"/>
         <w:b w:val="0"/>
         <w:bCs w:val="0"/>
         <w:color w:themeColor="text1" w:val="000000"/>
@@ -11312,7 +11867,7 @@
       <w:spacing w:after="0" w:line="240" w:lineRule="auto"/>
     </w:pPr>
     <w:rPr>
-      <w:rFonts w:asciiTheme="majorHAnsi" w:cstheme="majorBidi" w:eastAsiaTheme="majorEastAsia" w:hAnsiTheme="majorHAnsi"/>
+      <w:rFonts w:asciiTheme="majorHAnsi" w:cstheme="majorBidi" w:hAnsiTheme="majorHAnsi" w:eastAsia="黑体"/>
       <w:color w:themeColor="text1" w:val="000000"/>
     </w:rPr>
     <w:tblPr>
@@ -11339,6 +11894,7 @@
     </w:tcPr>
     <w:tblStylePr w:type="firstRow">
       <w:rPr>
+        <w:rFonts w:eastAsia="黑体"/>
         <w:b/>
         <w:bCs/>
         <w:color w:themeColor="text1" w:val="000000"/>
@@ -11350,6 +11906,7 @@
     </w:tblStylePr>
     <w:tblStylePr w:type="lastRow">
       <w:rPr>
+        <w:rFonts w:eastAsia="黑体"/>
         <w:b/>
         <w:bCs/>
         <w:color w:themeColor="text1" w:val="000000"/>
@@ -11369,6 +11926,7 @@
     </w:tblStylePr>
     <w:tblStylePr w:type="firstCol">
       <w:rPr>
+        <w:rFonts w:eastAsia="黑体"/>
         <w:b/>
         <w:bCs/>
         <w:color w:themeColor="text1" w:val="000000"/>
@@ -11388,6 +11946,7 @@
     </w:tblStylePr>
     <w:tblStylePr w:type="lastCol">
       <w:rPr>
+        <w:rFonts w:eastAsia="黑体"/>
         <w:b w:val="0"/>
         <w:bCs w:val="0"/>
         <w:color w:themeColor="text1" w:val="000000"/>
@@ -11437,7 +11996,7 @@
       <w:spacing w:after="0" w:line="240" w:lineRule="auto"/>
     </w:pPr>
     <w:rPr>
-      <w:rFonts w:asciiTheme="majorHAnsi" w:cstheme="majorBidi" w:eastAsiaTheme="majorEastAsia" w:hAnsiTheme="majorHAnsi"/>
+      <w:rFonts w:asciiTheme="majorHAnsi" w:cstheme="majorBidi" w:hAnsiTheme="majorHAnsi" w:eastAsia="黑体"/>
       <w:color w:themeColor="text1" w:val="000000"/>
     </w:rPr>
     <w:tblPr>
@@ -11464,6 +12023,7 @@
     </w:tcPr>
     <w:tblStylePr w:type="firstRow">
       <w:rPr>
+        <w:rFonts w:eastAsia="黑体"/>
         <w:b/>
         <w:bCs/>
         <w:color w:themeColor="text1" w:val="000000"/>
@@ -11475,6 +12035,7 @@
     </w:tblStylePr>
     <w:tblStylePr w:type="lastRow">
       <w:rPr>
+        <w:rFonts w:eastAsia="黑体"/>
         <w:b/>
         <w:bCs/>
         <w:color w:themeColor="text1" w:val="000000"/>
@@ -11494,6 +12055,7 @@
     </w:tblStylePr>
     <w:tblStylePr w:type="firstCol">
       <w:rPr>
+        <w:rFonts w:eastAsia="黑体"/>
         <w:b/>
         <w:bCs/>
         <w:color w:themeColor="text1" w:val="000000"/>
@@ -11513,6 +12075,7 @@
     </w:tblStylePr>
     <w:tblStylePr w:type="lastCol">
       <w:rPr>
+        <w:rFonts w:eastAsia="黑体"/>
         <w:b w:val="0"/>
         <w:bCs w:val="0"/>
         <w:color w:themeColor="text1" w:val="000000"/>
@@ -11562,7 +12125,7 @@
       <w:spacing w:after="0" w:line="240" w:lineRule="auto"/>
     </w:pPr>
     <w:rPr>
-      <w:rFonts w:asciiTheme="majorHAnsi" w:cstheme="majorBidi" w:eastAsiaTheme="majorEastAsia" w:hAnsiTheme="majorHAnsi"/>
+      <w:rFonts w:asciiTheme="majorHAnsi" w:cstheme="majorBidi" w:hAnsiTheme="majorHAnsi" w:eastAsia="黑体"/>
       <w:color w:themeColor="text1" w:val="000000"/>
     </w:rPr>
     <w:tblPr>
@@ -11589,6 +12152,7 @@
     </w:tcPr>
     <w:tblStylePr w:type="firstRow">
       <w:rPr>
+        <w:rFonts w:eastAsia="黑体"/>
         <w:b/>
         <w:bCs/>
         <w:color w:themeColor="text1" w:val="000000"/>
@@ -11600,6 +12164,7 @@
     </w:tblStylePr>
     <w:tblStylePr w:type="lastRow">
       <w:rPr>
+        <w:rFonts w:eastAsia="黑体"/>
         <w:b/>
         <w:bCs/>
         <w:color w:themeColor="text1" w:val="000000"/>
@@ -11619,6 +12184,7 @@
     </w:tblStylePr>
     <w:tblStylePr w:type="firstCol">
       <w:rPr>
+        <w:rFonts w:eastAsia="黑体"/>
         <w:b/>
         <w:bCs/>
         <w:color w:themeColor="text1" w:val="000000"/>
@@ -11638,6 +12204,7 @@
     </w:tblStylePr>
     <w:tblStylePr w:type="lastCol">
       <w:rPr>
+        <w:rFonts w:eastAsia="黑体"/>
         <w:b w:val="0"/>
         <w:bCs w:val="0"/>
         <w:color w:themeColor="text1" w:val="000000"/>
@@ -11687,7 +12254,7 @@
       <w:spacing w:after="0" w:line="240" w:lineRule="auto"/>
     </w:pPr>
     <w:rPr>
-      <w:rFonts w:asciiTheme="majorHAnsi" w:cstheme="majorBidi" w:eastAsiaTheme="majorEastAsia" w:hAnsiTheme="majorHAnsi"/>
+      <w:rFonts w:asciiTheme="majorHAnsi" w:cstheme="majorBidi" w:hAnsiTheme="majorHAnsi" w:eastAsia="黑体"/>
       <w:color w:themeColor="text1" w:val="000000"/>
     </w:rPr>
     <w:tblPr>
@@ -11714,6 +12281,7 @@
     </w:tcPr>
     <w:tblStylePr w:type="firstRow">
       <w:rPr>
+        <w:rFonts w:eastAsia="黑体"/>
         <w:b/>
         <w:bCs/>
         <w:color w:themeColor="text1" w:val="000000"/>
@@ -11725,6 +12293,7 @@
     </w:tblStylePr>
     <w:tblStylePr w:type="lastRow">
       <w:rPr>
+        <w:rFonts w:eastAsia="黑体"/>
         <w:b/>
         <w:bCs/>
         <w:color w:themeColor="text1" w:val="000000"/>
@@ -11744,6 +12313,7 @@
     </w:tblStylePr>
     <w:tblStylePr w:type="firstCol">
       <w:rPr>
+        <w:rFonts w:eastAsia="黑体"/>
         <w:b/>
         <w:bCs/>
         <w:color w:themeColor="text1" w:val="000000"/>
@@ -11763,6 +12333,7 @@
     </w:tblStylePr>
     <w:tblStylePr w:type="lastCol">
       <w:rPr>
+        <w:rFonts w:eastAsia="黑体"/>
         <w:b w:val="0"/>
         <w:bCs w:val="0"/>
         <w:color w:themeColor="text1" w:val="000000"/>
@@ -11835,6 +12406,7 @@
     </w:tcPr>
     <w:tblStylePr w:type="firstRow">
       <w:rPr>
+        <w:rFonts w:eastAsia="黑体"/>
         <w:b/>
         <w:bCs/>
         <w:i w:val="0"/>
@@ -11856,6 +12428,7 @@
     </w:tblStylePr>
     <w:tblStylePr w:type="lastRow">
       <w:rPr>
+        <w:rFonts w:eastAsia="黑体"/>
         <w:b/>
         <w:bCs/>
         <w:i w:val="0"/>
@@ -11877,6 +12450,7 @@
     </w:tblStylePr>
     <w:tblStylePr w:type="firstCol">
       <w:rPr>
+        <w:rFonts w:eastAsia="黑体"/>
         <w:b/>
         <w:bCs/>
         <w:i w:val="0"/>
@@ -11896,6 +12470,7 @@
     </w:tblStylePr>
     <w:tblStylePr w:type="lastCol">
       <w:rPr>
+        <w:rFonts w:eastAsia="黑体"/>
         <w:b/>
         <w:bCs/>
         <w:i w:val="0"/>
@@ -11976,6 +12551,7 @@
     </w:tcPr>
     <w:tblStylePr w:type="firstRow">
       <w:rPr>
+        <w:rFonts w:eastAsia="黑体"/>
         <w:b/>
         <w:bCs/>
         <w:i w:val="0"/>
@@ -11997,6 +12573,7 @@
     </w:tblStylePr>
     <w:tblStylePr w:type="lastRow">
       <w:rPr>
+        <w:rFonts w:eastAsia="黑体"/>
         <w:b/>
         <w:bCs/>
         <w:i w:val="0"/>
@@ -12018,6 +12595,7 @@
     </w:tblStylePr>
     <w:tblStylePr w:type="firstCol">
       <w:rPr>
+        <w:rFonts w:eastAsia="黑体"/>
         <w:b/>
         <w:bCs/>
         <w:i w:val="0"/>
@@ -12037,6 +12615,7 @@
     </w:tblStylePr>
     <w:tblStylePr w:type="lastCol">
       <w:rPr>
+        <w:rFonts w:eastAsia="黑体"/>
         <w:b/>
         <w:bCs/>
         <w:i w:val="0"/>
@@ -12117,6 +12696,7 @@
     </w:tcPr>
     <w:tblStylePr w:type="firstRow">
       <w:rPr>
+        <w:rFonts w:eastAsia="黑体"/>
         <w:b/>
         <w:bCs/>
         <w:i w:val="0"/>
@@ -12138,6 +12718,7 @@
     </w:tblStylePr>
     <w:tblStylePr w:type="lastRow">
       <w:rPr>
+        <w:rFonts w:eastAsia="黑体"/>
         <w:b/>
         <w:bCs/>
         <w:i w:val="0"/>
@@ -12159,6 +12740,7 @@
     </w:tblStylePr>
     <w:tblStylePr w:type="firstCol">
       <w:rPr>
+        <w:rFonts w:eastAsia="黑体"/>
         <w:b/>
         <w:bCs/>
         <w:i w:val="0"/>
@@ -12178,6 +12760,7 @@
     </w:tblStylePr>
     <w:tblStylePr w:type="lastCol">
       <w:rPr>
+        <w:rFonts w:eastAsia="黑体"/>
         <w:b/>
         <w:bCs/>
         <w:i w:val="0"/>
@@ -12258,6 +12841,7 @@
     </w:tcPr>
     <w:tblStylePr w:type="firstRow">
       <w:rPr>
+        <w:rFonts w:eastAsia="黑体"/>
         <w:b/>
         <w:bCs/>
         <w:i w:val="0"/>
@@ -12279,6 +12863,7 @@
     </w:tblStylePr>
     <w:tblStylePr w:type="lastRow">
       <w:rPr>
+        <w:rFonts w:eastAsia="黑体"/>
         <w:b/>
         <w:bCs/>
         <w:i w:val="0"/>
@@ -12300,6 +12885,7 @@
     </w:tblStylePr>
     <w:tblStylePr w:type="firstCol">
       <w:rPr>
+        <w:rFonts w:eastAsia="黑体"/>
         <w:b/>
         <w:bCs/>
         <w:i w:val="0"/>
@@ -12319,6 +12905,7 @@
     </w:tblStylePr>
     <w:tblStylePr w:type="lastCol">
       <w:rPr>
+        <w:rFonts w:eastAsia="黑体"/>
         <w:b/>
         <w:bCs/>
         <w:i w:val="0"/>
@@ -12399,6 +12986,7 @@
     </w:tcPr>
     <w:tblStylePr w:type="firstRow">
       <w:rPr>
+        <w:rFonts w:eastAsia="黑体"/>
         <w:b/>
         <w:bCs/>
         <w:i w:val="0"/>
@@ -12420,6 +13008,7 @@
     </w:tblStylePr>
     <w:tblStylePr w:type="lastRow">
       <w:rPr>
+        <w:rFonts w:eastAsia="黑体"/>
         <w:b/>
         <w:bCs/>
         <w:i w:val="0"/>
@@ -12441,6 +13030,7 @@
     </w:tblStylePr>
     <w:tblStylePr w:type="firstCol">
       <w:rPr>
+        <w:rFonts w:eastAsia="黑体"/>
         <w:b/>
         <w:bCs/>
         <w:i w:val="0"/>
@@ -12460,6 +13050,7 @@
     </w:tblStylePr>
     <w:tblStylePr w:type="lastCol">
       <w:rPr>
+        <w:rFonts w:eastAsia="黑体"/>
         <w:b/>
         <w:bCs/>
         <w:i w:val="0"/>
@@ -12540,6 +13131,7 @@
     </w:tcPr>
     <w:tblStylePr w:type="firstRow">
       <w:rPr>
+        <w:rFonts w:eastAsia="黑体"/>
         <w:b/>
         <w:bCs/>
         <w:i w:val="0"/>
@@ -12561,6 +13153,7 @@
     </w:tblStylePr>
     <w:tblStylePr w:type="lastRow">
       <w:rPr>
+        <w:rFonts w:eastAsia="黑体"/>
         <w:b/>
         <w:bCs/>
         <w:i w:val="0"/>
@@ -12582,6 +13175,7 @@
     </w:tblStylePr>
     <w:tblStylePr w:type="firstCol">
       <w:rPr>
+        <w:rFonts w:eastAsia="黑体"/>
         <w:b/>
         <w:bCs/>
         <w:i w:val="0"/>
@@ -12601,6 +13195,7 @@
     </w:tblStylePr>
     <w:tblStylePr w:type="lastCol">
       <w:rPr>
+        <w:rFonts w:eastAsia="黑体"/>
         <w:b/>
         <w:bCs/>
         <w:i w:val="0"/>
@@ -12681,6 +13276,7 @@
     </w:tcPr>
     <w:tblStylePr w:type="firstRow">
       <w:rPr>
+        <w:rFonts w:eastAsia="黑体"/>
         <w:b/>
         <w:bCs/>
         <w:i w:val="0"/>
@@ -12702,6 +13298,7 @@
     </w:tblStylePr>
     <w:tblStylePr w:type="lastRow">
       <w:rPr>
+        <w:rFonts w:eastAsia="黑体"/>
         <w:b/>
         <w:bCs/>
         <w:i w:val="0"/>
@@ -12723,6 +13320,7 @@
     </w:tblStylePr>
     <w:tblStylePr w:type="firstCol">
       <w:rPr>
+        <w:rFonts w:eastAsia="黑体"/>
         <w:b/>
         <w:bCs/>
         <w:i w:val="0"/>
@@ -12742,6 +13340,7 @@
     </w:tblStylePr>
     <w:tblStylePr w:type="lastCol">
       <w:rPr>
+        <w:rFonts w:eastAsia="黑体"/>
         <w:b/>
         <w:bCs/>
         <w:i w:val="0"/>
@@ -12799,6 +13398,7 @@
       <w:spacing w:after="0" w:line="240" w:lineRule="auto"/>
     </w:pPr>
     <w:rPr>
+      <w:rFonts w:eastAsia="黑体"/>
       <w:color w:themeColor="background1" w:val="FFFFFF"/>
     </w:rPr>
     <w:tblPr>
@@ -12817,6 +13417,7 @@
     </w:tcPr>
     <w:tblStylePr w:type="firstRow">
       <w:rPr>
+        <w:rFonts w:eastAsia="黑体"/>
         <w:b/>
         <w:bCs/>
       </w:rPr>
@@ -12913,6 +13514,7 @@
       <w:spacing w:after="0" w:line="240" w:lineRule="auto"/>
     </w:pPr>
     <w:rPr>
+      <w:rFonts w:eastAsia="黑体"/>
       <w:color w:themeColor="background1" w:val="FFFFFF"/>
     </w:rPr>
     <w:tblPr>
@@ -12931,6 +13533,7 @@
     </w:tcPr>
     <w:tblStylePr w:type="firstRow">
       <w:rPr>
+        <w:rFonts w:eastAsia="黑体"/>
         <w:b/>
         <w:bCs/>
       </w:rPr>
@@ -13027,6 +13630,7 @@
       <w:spacing w:after="0" w:line="240" w:lineRule="auto"/>
     </w:pPr>
     <w:rPr>
+      <w:rFonts w:eastAsia="黑体"/>
       <w:color w:themeColor="background1" w:val="FFFFFF"/>
     </w:rPr>
     <w:tblPr>
@@ -13045,6 +13649,7 @@
     </w:tcPr>
     <w:tblStylePr w:type="firstRow">
       <w:rPr>
+        <w:rFonts w:eastAsia="黑体"/>
         <w:b/>
         <w:bCs/>
       </w:rPr>
@@ -13141,6 +13746,7 @@
       <w:spacing w:after="0" w:line="240" w:lineRule="auto"/>
     </w:pPr>
     <w:rPr>
+      <w:rFonts w:eastAsia="黑体"/>
       <w:color w:themeColor="background1" w:val="FFFFFF"/>
     </w:rPr>
     <w:tblPr>
@@ -13159,6 +13765,7 @@
     </w:tcPr>
     <w:tblStylePr w:type="firstRow">
       <w:rPr>
+        <w:rFonts w:eastAsia="黑体"/>
         <w:b/>
         <w:bCs/>
       </w:rPr>
@@ -13255,6 +13862,7 @@
       <w:spacing w:after="0" w:line="240" w:lineRule="auto"/>
     </w:pPr>
     <w:rPr>
+      <w:rFonts w:eastAsia="黑体"/>
       <w:color w:themeColor="background1" w:val="FFFFFF"/>
     </w:rPr>
     <w:tblPr>
@@ -13273,6 +13881,7 @@
     </w:tcPr>
     <w:tblStylePr w:type="firstRow">
       <w:rPr>
+        <w:rFonts w:eastAsia="黑体"/>
         <w:b/>
         <w:bCs/>
       </w:rPr>
@@ -13369,6 +13978,7 @@
       <w:spacing w:after="0" w:line="240" w:lineRule="auto"/>
     </w:pPr>
     <w:rPr>
+      <w:rFonts w:eastAsia="黑体"/>
       <w:color w:themeColor="background1" w:val="FFFFFF"/>
     </w:rPr>
     <w:tblPr>
@@ -13387,6 +13997,7 @@
     </w:tcPr>
     <w:tblStylePr w:type="firstRow">
       <w:rPr>
+        <w:rFonts w:eastAsia="黑体"/>
         <w:b/>
         <w:bCs/>
       </w:rPr>
@@ -13483,6 +14094,7 @@
       <w:spacing w:after="0" w:line="240" w:lineRule="auto"/>
     </w:pPr>
     <w:rPr>
+      <w:rFonts w:eastAsia="黑体"/>
       <w:color w:themeColor="background1" w:val="FFFFFF"/>
     </w:rPr>
     <w:tblPr>
@@ -13501,6 +14113,7 @@
     </w:tcPr>
     <w:tblStylePr w:type="firstRow">
       <w:rPr>
+        <w:rFonts w:eastAsia="黑体"/>
         <w:b/>
         <w:bCs/>
       </w:rPr>
@@ -13597,6 +14210,7 @@
       <w:spacing w:after="0" w:line="240" w:lineRule="auto"/>
     </w:pPr>
     <w:rPr>
+      <w:rFonts w:eastAsia="黑体"/>
       <w:color w:themeColor="text1" w:val="000000"/>
     </w:rPr>
     <w:tblPr>
@@ -13623,6 +14237,7 @@
     </w:tcPr>
     <w:tblStylePr w:type="firstRow">
       <w:rPr>
+        <w:rFonts w:eastAsia="黑体"/>
         <w:b/>
         <w:bCs/>
       </w:rPr>
@@ -13641,6 +14256,7 @@
     </w:tblStylePr>
     <w:tblStylePr w:type="lastRow">
       <w:rPr>
+        <w:rFonts w:eastAsia="黑体"/>
         <w:b/>
         <w:bCs/>
         <w:color w:themeColor="background1" w:val="FFFFFF"/>
@@ -13655,6 +14271,7 @@
     </w:tblStylePr>
     <w:tblStylePr w:type="firstCol">
       <w:rPr>
+        <w:rFonts w:eastAsia="黑体"/>
         <w:color w:themeColor="background1" w:val="FFFFFF"/>
       </w:rPr>
       <w:tblPr/>
@@ -13672,6 +14289,7 @@
     </w:tblStylePr>
     <w:tblStylePr w:type="lastCol">
       <w:rPr>
+        <w:rFonts w:eastAsia="黑体"/>
         <w:color w:themeColor="background1" w:val="FFFFFF"/>
       </w:rPr>
       <w:tblPr/>
@@ -13701,11 +14319,13 @@
     </w:tblStylePr>
     <w:tblStylePr w:type="neCell">
       <w:rPr>
+        <w:rFonts w:eastAsia="黑体"/>
         <w:color w:themeColor="text1" w:val="000000"/>
       </w:rPr>
     </w:tblStylePr>
     <w:tblStylePr w:type="nwCell">
       <w:rPr>
+        <w:rFonts w:eastAsia="黑体"/>
         <w:color w:themeColor="text1" w:val="000000"/>
       </w:rPr>
     </w:tblStylePr>
@@ -13719,6 +14339,7 @@
       <w:spacing w:after="0" w:line="240" w:lineRule="auto"/>
     </w:pPr>
     <w:rPr>
+      <w:rFonts w:eastAsia="黑体"/>
       <w:color w:themeColor="text1" w:val="000000"/>
     </w:rPr>
     <w:tblPr>
@@ -13745,6 +14366,7 @@
     </w:tcPr>
     <w:tblStylePr w:type="firstRow">
       <w:rPr>
+        <w:rFonts w:eastAsia="黑体"/>
         <w:b/>
         <w:bCs/>
       </w:rPr>
@@ -13763,6 +14385,7 @@
     </w:tblStylePr>
     <w:tblStylePr w:type="lastRow">
       <w:rPr>
+        <w:rFonts w:eastAsia="黑体"/>
         <w:b/>
         <w:bCs/>
         <w:color w:themeColor="background1" w:val="FFFFFF"/>
@@ -13777,6 +14400,7 @@
     </w:tblStylePr>
     <w:tblStylePr w:type="firstCol">
       <w:rPr>
+        <w:rFonts w:eastAsia="黑体"/>
         <w:color w:themeColor="background1" w:val="FFFFFF"/>
       </w:rPr>
       <w:tblPr/>
@@ -13794,6 +14418,7 @@
     </w:tblStylePr>
     <w:tblStylePr w:type="lastCol">
       <w:rPr>
+        <w:rFonts w:eastAsia="黑体"/>
         <w:color w:themeColor="background1" w:val="FFFFFF"/>
       </w:rPr>
       <w:tblPr/>
@@ -13823,11 +14448,13 @@
     </w:tblStylePr>
     <w:tblStylePr w:type="neCell">
       <w:rPr>
+        <w:rFonts w:eastAsia="黑体"/>
         <w:color w:themeColor="text1" w:val="000000"/>
       </w:rPr>
     </w:tblStylePr>
     <w:tblStylePr w:type="nwCell">
       <w:rPr>
+        <w:rFonts w:eastAsia="黑体"/>
         <w:color w:themeColor="text1" w:val="000000"/>
       </w:rPr>
     </w:tblStylePr>
@@ -13841,6 +14468,7 @@
       <w:spacing w:after="0" w:line="240" w:lineRule="auto"/>
     </w:pPr>
     <w:rPr>
+      <w:rFonts w:eastAsia="黑体"/>
       <w:color w:themeColor="text1" w:val="000000"/>
     </w:rPr>
     <w:tblPr>
@@ -13867,6 +14495,7 @@
     </w:tcPr>
     <w:tblStylePr w:type="firstRow">
       <w:rPr>
+        <w:rFonts w:eastAsia="黑体"/>
         <w:b/>
         <w:bCs/>
       </w:rPr>
@@ -13885,6 +14514,7 @@
     </w:tblStylePr>
     <w:tblStylePr w:type="lastRow">
       <w:rPr>
+        <w:rFonts w:eastAsia="黑体"/>
         <w:b/>
         <w:bCs/>
         <w:color w:themeColor="background1" w:val="FFFFFF"/>
@@ -13899,6 +14529,7 @@
     </w:tblStylePr>
     <w:tblStylePr w:type="firstCol">
       <w:rPr>
+        <w:rFonts w:eastAsia="黑体"/>
         <w:color w:themeColor="background1" w:val="FFFFFF"/>
       </w:rPr>
       <w:tblPr/>
@@ -13916,6 +14547,7 @@
     </w:tblStylePr>
     <w:tblStylePr w:type="lastCol">
       <w:rPr>
+        <w:rFonts w:eastAsia="黑体"/>
         <w:color w:themeColor="background1" w:val="FFFFFF"/>
       </w:rPr>
       <w:tblPr/>
@@ -13945,11 +14577,13 @@
     </w:tblStylePr>
     <w:tblStylePr w:type="neCell">
       <w:rPr>
+        <w:rFonts w:eastAsia="黑体"/>
         <w:color w:themeColor="text1" w:val="000000"/>
       </w:rPr>
     </w:tblStylePr>
     <w:tblStylePr w:type="nwCell">
       <w:rPr>
+        <w:rFonts w:eastAsia="黑体"/>
         <w:color w:themeColor="text1" w:val="000000"/>
       </w:rPr>
     </w:tblStylePr>
@@ -13963,6 +14597,7 @@
       <w:spacing w:after="0" w:line="240" w:lineRule="auto"/>
     </w:pPr>
     <w:rPr>
+      <w:rFonts w:eastAsia="黑体"/>
       <w:color w:themeColor="text1" w:val="000000"/>
     </w:rPr>
     <w:tblPr>
@@ -13989,6 +14624,7 @@
     </w:tcPr>
     <w:tblStylePr w:type="firstRow">
       <w:rPr>
+        <w:rFonts w:eastAsia="黑体"/>
         <w:b/>
         <w:bCs/>
       </w:rPr>
@@ -14007,6 +14643,7 @@
     </w:tblStylePr>
     <w:tblStylePr w:type="lastRow">
       <w:rPr>
+        <w:rFonts w:eastAsia="黑体"/>
         <w:b/>
         <w:bCs/>
         <w:color w:themeColor="background1" w:val="FFFFFF"/>
@@ -14021,6 +14658,7 @@
     </w:tblStylePr>
     <w:tblStylePr w:type="firstCol">
       <w:rPr>
+        <w:rFonts w:eastAsia="黑体"/>
         <w:color w:themeColor="background1" w:val="FFFFFF"/>
       </w:rPr>
       <w:tblPr/>
@@ -14038,6 +14676,7 @@
     </w:tblStylePr>
     <w:tblStylePr w:type="lastCol">
       <w:rPr>
+        <w:rFonts w:eastAsia="黑体"/>
         <w:color w:themeColor="background1" w:val="FFFFFF"/>
       </w:rPr>
       <w:tblPr/>
@@ -14075,6 +14714,7 @@
       <w:spacing w:after="0" w:line="240" w:lineRule="auto"/>
     </w:pPr>
     <w:rPr>
+      <w:rFonts w:eastAsia="黑体"/>
       <w:color w:themeColor="text1" w:val="000000"/>
     </w:rPr>
     <w:tblPr>
@@ -14101,6 +14741,7 @@
     </w:tcPr>
     <w:tblStylePr w:type="firstRow">
       <w:rPr>
+        <w:rFonts w:eastAsia="黑体"/>
         <w:b/>
         <w:bCs/>
       </w:rPr>
@@ -14119,6 +14760,7 @@
     </w:tblStylePr>
     <w:tblStylePr w:type="lastRow">
       <w:rPr>
+        <w:rFonts w:eastAsia="黑体"/>
         <w:b/>
         <w:bCs/>
         <w:color w:themeColor="background1" w:val="FFFFFF"/>
@@ -14133,6 +14775,7 @@
     </w:tblStylePr>
     <w:tblStylePr w:type="firstCol">
       <w:rPr>
+        <w:rFonts w:eastAsia="黑体"/>
         <w:color w:themeColor="background1" w:val="FFFFFF"/>
       </w:rPr>
       <w:tblPr/>
@@ -14150,6 +14793,7 @@
     </w:tblStylePr>
     <w:tblStylePr w:type="lastCol">
       <w:rPr>
+        <w:rFonts w:eastAsia="黑体"/>
         <w:color w:themeColor="background1" w:val="FFFFFF"/>
       </w:rPr>
       <w:tblPr/>
@@ -14179,11 +14823,13 @@
     </w:tblStylePr>
     <w:tblStylePr w:type="neCell">
       <w:rPr>
+        <w:rFonts w:eastAsia="黑体"/>
         <w:color w:themeColor="text1" w:val="000000"/>
       </w:rPr>
     </w:tblStylePr>
     <w:tblStylePr w:type="nwCell">
       <w:rPr>
+        <w:rFonts w:eastAsia="黑体"/>
         <w:color w:themeColor="text1" w:val="000000"/>
       </w:rPr>
     </w:tblStylePr>
@@ -14197,6 +14843,7 @@
       <w:spacing w:after="0" w:line="240" w:lineRule="auto"/>
     </w:pPr>
     <w:rPr>
+      <w:rFonts w:eastAsia="黑体"/>
       <w:color w:themeColor="text1" w:val="000000"/>
     </w:rPr>
     <w:tblPr>
@@ -14223,6 +14870,7 @@
     </w:tcPr>
     <w:tblStylePr w:type="firstRow">
       <w:rPr>
+        <w:rFonts w:eastAsia="黑体"/>
         <w:b/>
         <w:bCs/>
       </w:rPr>
@@ -14241,6 +14889,7 @@
     </w:tblStylePr>
     <w:tblStylePr w:type="lastRow">
       <w:rPr>
+        <w:rFonts w:eastAsia="黑体"/>
         <w:b/>
         <w:bCs/>
         <w:color w:themeColor="background1" w:val="FFFFFF"/>
@@ -14255,6 +14904,7 @@
     </w:tblStylePr>
     <w:tblStylePr w:type="firstCol">
       <w:rPr>
+        <w:rFonts w:eastAsia="黑体"/>
         <w:color w:themeColor="background1" w:val="FFFFFF"/>
       </w:rPr>
       <w:tblPr/>
@@ -14272,6 +14922,7 @@
     </w:tblStylePr>
     <w:tblStylePr w:type="lastCol">
       <w:rPr>
+        <w:rFonts w:eastAsia="黑体"/>
         <w:color w:themeColor="background1" w:val="FFFFFF"/>
       </w:rPr>
       <w:tblPr/>
@@ -14301,11 +14952,13 @@
     </w:tblStylePr>
     <w:tblStylePr w:type="neCell">
       <w:rPr>
+        <w:rFonts w:eastAsia="黑体"/>
         <w:color w:themeColor="text1" w:val="000000"/>
       </w:rPr>
     </w:tblStylePr>
     <w:tblStylePr w:type="nwCell">
       <w:rPr>
+        <w:rFonts w:eastAsia="黑体"/>
         <w:color w:themeColor="text1" w:val="000000"/>
       </w:rPr>
     </w:tblStylePr>
@@ -14319,6 +14972,7 @@
       <w:spacing w:after="0" w:line="240" w:lineRule="auto"/>
     </w:pPr>
     <w:rPr>
+      <w:rFonts w:eastAsia="黑体"/>
       <w:color w:themeColor="text1" w:val="000000"/>
     </w:rPr>
     <w:tblPr>
@@ -14345,6 +14999,7 @@
     </w:tcPr>
     <w:tblStylePr w:type="firstRow">
       <w:rPr>
+        <w:rFonts w:eastAsia="黑体"/>
         <w:b/>
         <w:bCs/>
       </w:rPr>
@@ -14363,6 +15018,7 @@
     </w:tblStylePr>
     <w:tblStylePr w:type="lastRow">
       <w:rPr>
+        <w:rFonts w:eastAsia="黑体"/>
         <w:b/>
         <w:bCs/>
         <w:color w:themeColor="background1" w:val="FFFFFF"/>
@@ -14377,6 +15033,7 @@
     </w:tblStylePr>
     <w:tblStylePr w:type="firstCol">
       <w:rPr>
+        <w:rFonts w:eastAsia="黑体"/>
         <w:color w:themeColor="background1" w:val="FFFFFF"/>
       </w:rPr>
       <w:tblPr/>
@@ -14394,6 +15051,7 @@
     </w:tblStylePr>
     <w:tblStylePr w:type="lastCol">
       <w:rPr>
+        <w:rFonts w:eastAsia="黑体"/>
         <w:color w:themeColor="background1" w:val="FFFFFF"/>
       </w:rPr>
       <w:tblPr/>
@@ -14423,11 +15081,13 @@
     </w:tblStylePr>
     <w:tblStylePr w:type="neCell">
       <w:rPr>
+        <w:rFonts w:eastAsia="黑体"/>
         <w:color w:themeColor="text1" w:val="000000"/>
       </w:rPr>
     </w:tblStylePr>
     <w:tblStylePr w:type="nwCell">
       <w:rPr>
+        <w:rFonts w:eastAsia="黑体"/>
         <w:color w:themeColor="text1" w:val="000000"/>
       </w:rPr>
     </w:tblStylePr>
@@ -14441,6 +15101,7 @@
       <w:spacing w:after="0" w:line="240" w:lineRule="auto"/>
     </w:pPr>
     <w:rPr>
+      <w:rFonts w:eastAsia="黑体"/>
       <w:color w:themeColor="text1" w:val="000000"/>
     </w:rPr>
     <w:tblPr>
@@ -14459,6 +15120,7 @@
     </w:tcPr>
     <w:tblStylePr w:type="firstRow">
       <w:rPr>
+        <w:rFonts w:eastAsia="黑体"/>
         <w:b/>
         <w:bCs/>
         <w:color w:themeColor="background1" w:val="FFFFFF"/>
@@ -14473,6 +15135,7 @@
     </w:tblStylePr>
     <w:tblStylePr w:type="lastRow">
       <w:rPr>
+        <w:rFonts w:eastAsia="黑体"/>
         <w:b/>
         <w:bCs/>
         <w:color w:themeColor="accent2" w:themeShade="CC" w:val="9E3A38"/>
@@ -14487,12 +15150,14 @@
     </w:tblStylePr>
     <w:tblStylePr w:type="firstCol">
       <w:rPr>
+        <w:rFonts w:eastAsia="黑体"/>
         <w:b/>
         <w:bCs/>
       </w:rPr>
     </w:tblStylePr>
     <w:tblStylePr w:type="lastCol">
       <w:rPr>
+        <w:rFonts w:eastAsia="黑体"/>
         <w:b/>
         <w:bCs/>
       </w:rPr>
@@ -14527,6 +15192,7 @@
       <w:spacing w:after="0" w:line="240" w:lineRule="auto"/>
     </w:pPr>
     <w:rPr>
+      <w:rFonts w:eastAsia="黑体"/>
       <w:color w:themeColor="text1" w:val="000000"/>
     </w:rPr>
     <w:tblPr>
@@ -14545,6 +15211,7 @@
     </w:tcPr>
     <w:tblStylePr w:type="firstRow">
       <w:rPr>
+        <w:rFonts w:eastAsia="黑体"/>
         <w:b/>
         <w:bCs/>
         <w:color w:themeColor="background1" w:val="FFFFFF"/>
@@ -14559,6 +15226,7 @@
     </w:tblStylePr>
     <w:tblStylePr w:type="lastRow">
       <w:rPr>
+        <w:rFonts w:eastAsia="黑体"/>
         <w:b/>
         <w:bCs/>
         <w:color w:themeColor="accent2" w:themeShade="CC" w:val="9E3A38"/>
@@ -14573,12 +15241,14 @@
     </w:tblStylePr>
     <w:tblStylePr w:type="firstCol">
       <w:rPr>
+        <w:rFonts w:eastAsia="黑体"/>
         <w:b/>
         <w:bCs/>
       </w:rPr>
     </w:tblStylePr>
     <w:tblStylePr w:type="lastCol">
       <w:rPr>
+        <w:rFonts w:eastAsia="黑体"/>
         <w:b/>
         <w:bCs/>
       </w:rPr>
@@ -14613,6 +15283,7 @@
       <w:spacing w:after="0" w:line="240" w:lineRule="auto"/>
     </w:pPr>
     <w:rPr>
+      <w:rFonts w:eastAsia="黑体"/>
       <w:color w:themeColor="text1" w:val="000000"/>
     </w:rPr>
     <w:tblPr>
@@ -14631,6 +15302,7 @@
     </w:tcPr>
     <w:tblStylePr w:type="firstRow">
       <w:rPr>
+        <w:rFonts w:eastAsia="黑体"/>
         <w:b/>
         <w:bCs/>
         <w:color w:themeColor="background1" w:val="FFFFFF"/>
@@ -14645,6 +15317,7 @@
     </w:tblStylePr>
     <w:tblStylePr w:type="lastRow">
       <w:rPr>
+        <w:rFonts w:eastAsia="黑体"/>
         <w:b/>
         <w:bCs/>
         <w:color w:themeColor="accent2" w:themeShade="CC" w:val="9E3A38"/>
@@ -14659,12 +15332,14 @@
     </w:tblStylePr>
     <w:tblStylePr w:type="firstCol">
       <w:rPr>
+        <w:rFonts w:eastAsia="黑体"/>
         <w:b/>
         <w:bCs/>
       </w:rPr>
     </w:tblStylePr>
     <w:tblStylePr w:type="lastCol">
       <w:rPr>
+        <w:rFonts w:eastAsia="黑体"/>
         <w:b/>
         <w:bCs/>
       </w:rPr>
@@ -14699,6 +15374,7 @@
       <w:spacing w:after="0" w:line="240" w:lineRule="auto"/>
     </w:pPr>
     <w:rPr>
+      <w:rFonts w:eastAsia="黑体"/>
       <w:color w:themeColor="text1" w:val="000000"/>
     </w:rPr>
     <w:tblPr>
@@ -14717,6 +15393,7 @@
     </w:tcPr>
     <w:tblStylePr w:type="firstRow">
       <w:rPr>
+        <w:rFonts w:eastAsia="黑体"/>
         <w:b/>
         <w:bCs/>
         <w:color w:themeColor="background1" w:val="FFFFFF"/>
@@ -14731,6 +15408,7 @@
     </w:tblStylePr>
     <w:tblStylePr w:type="lastRow">
       <w:rPr>
+        <w:rFonts w:eastAsia="黑体"/>
         <w:b/>
         <w:bCs/>
         <w:color w:themeColor="accent4" w:themeShade="CC" w:val="664E82"/>
@@ -14745,12 +15423,14 @@
     </w:tblStylePr>
     <w:tblStylePr w:type="firstCol">
       <w:rPr>
+        <w:rFonts w:eastAsia="黑体"/>
         <w:b/>
         <w:bCs/>
       </w:rPr>
     </w:tblStylePr>
     <w:tblStylePr w:type="lastCol">
       <w:rPr>
+        <w:rFonts w:eastAsia="黑体"/>
         <w:b/>
         <w:bCs/>
       </w:rPr>
@@ -14785,6 +15465,7 @@
       <w:spacing w:after="0" w:line="240" w:lineRule="auto"/>
     </w:pPr>
     <w:rPr>
+      <w:rFonts w:eastAsia="黑体"/>
       <w:color w:themeColor="text1" w:val="000000"/>
     </w:rPr>
     <w:tblPr>
@@ -14803,6 +15484,7 @@
     </w:tcPr>
     <w:tblStylePr w:type="firstRow">
       <w:rPr>
+        <w:rFonts w:eastAsia="黑体"/>
         <w:b/>
         <w:bCs/>
         <w:color w:themeColor="background1" w:val="FFFFFF"/>
@@ -14817,6 +15499,7 @@
     </w:tblStylePr>
     <w:tblStylePr w:type="lastRow">
       <w:rPr>
+        <w:rFonts w:eastAsia="黑体"/>
         <w:b/>
         <w:bCs/>
         <w:color w:themeColor="accent3" w:themeShade="CC" w:val="7E9C40"/>
@@ -14831,12 +15514,14 @@
     </w:tblStylePr>
     <w:tblStylePr w:type="firstCol">
       <w:rPr>
+        <w:rFonts w:eastAsia="黑体"/>
         <w:b/>
         <w:bCs/>
       </w:rPr>
     </w:tblStylePr>
     <w:tblStylePr w:type="lastCol">
       <w:rPr>
+        <w:rFonts w:eastAsia="黑体"/>
         <w:b/>
         <w:bCs/>
       </w:rPr>
@@ -14871,6 +15556,7 @@
       <w:spacing w:after="0" w:line="240" w:lineRule="auto"/>
     </w:pPr>
     <w:rPr>
+      <w:rFonts w:eastAsia="黑体"/>
       <w:color w:themeColor="text1" w:val="000000"/>
     </w:rPr>
     <w:tblPr>
@@ -14889,6 +15575,7 @@
     </w:tcPr>
     <w:tblStylePr w:type="firstRow">
       <w:rPr>
+        <w:rFonts w:eastAsia="黑体"/>
         <w:b/>
         <w:bCs/>
         <w:color w:themeColor="background1" w:val="FFFFFF"/>
@@ -14903,6 +15590,7 @@
     </w:tblStylePr>
     <w:tblStylePr w:type="lastRow">
       <w:rPr>
+        <w:rFonts w:eastAsia="黑体"/>
         <w:b/>
         <w:bCs/>
         <w:color w:themeColor="accent6" w:themeShade="CC" w:val="F2730A"/>
@@ -14917,12 +15605,14 @@
     </w:tblStylePr>
     <w:tblStylePr w:type="firstCol">
       <w:rPr>
+        <w:rFonts w:eastAsia="黑体"/>
         <w:b/>
         <w:bCs/>
       </w:rPr>
     </w:tblStylePr>
     <w:tblStylePr w:type="lastCol">
       <w:rPr>
+        <w:rFonts w:eastAsia="黑体"/>
         <w:b/>
         <w:bCs/>
       </w:rPr>
@@ -14957,6 +15647,7 @@
       <w:spacing w:after="0" w:line="240" w:lineRule="auto"/>
     </w:pPr>
     <w:rPr>
+      <w:rFonts w:eastAsia="黑体"/>
       <w:color w:themeColor="text1" w:val="000000"/>
     </w:rPr>
     <w:tblPr>
@@ -14975,6 +15666,7 @@
     </w:tcPr>
     <w:tblStylePr w:type="firstRow">
       <w:rPr>
+        <w:rFonts w:eastAsia="黑体"/>
         <w:b/>
         <w:bCs/>
         <w:color w:themeColor="background1" w:val="FFFFFF"/>
@@ -14989,6 +15681,7 @@
     </w:tblStylePr>
     <w:tblStylePr w:type="lastRow">
       <w:rPr>
+        <w:rFonts w:eastAsia="黑体"/>
         <w:b/>
         <w:bCs/>
         <w:color w:themeColor="accent5" w:themeShade="CC" w:val="348DA5"/>
@@ -15003,12 +15696,14 @@
     </w:tblStylePr>
     <w:tblStylePr w:type="firstCol">
       <w:rPr>
+        <w:rFonts w:eastAsia="黑体"/>
         <w:b/>
         <w:bCs/>
       </w:rPr>
     </w:tblStylePr>
     <w:tblStylePr w:type="lastCol">
       <w:rPr>
+        <w:rFonts w:eastAsia="黑体"/>
         <w:b/>
         <w:bCs/>
       </w:rPr>
@@ -15043,6 +15738,7 @@
       <w:spacing w:after="0" w:line="240" w:lineRule="auto"/>
     </w:pPr>
     <w:rPr>
+      <w:rFonts w:eastAsia="黑体"/>
       <w:color w:themeColor="text1" w:val="000000"/>
     </w:rPr>
     <w:tblPr>
@@ -15064,6 +15760,7 @@
     </w:tcPr>
     <w:tblStylePr w:type="firstRow">
       <w:rPr>
+        <w:rFonts w:eastAsia="黑体"/>
         <w:b/>
         <w:bCs/>
       </w:rPr>
@@ -15074,6 +15771,7 @@
     </w:tblStylePr>
     <w:tblStylePr w:type="lastRow">
       <w:rPr>
+        <w:rFonts w:eastAsia="黑体"/>
         <w:b/>
         <w:bCs/>
         <w:color w:themeColor="text1" w:val="000000"/>
@@ -15085,6 +15783,7 @@
     </w:tblStylePr>
     <w:tblStylePr w:type="firstCol">
       <w:rPr>
+        <w:rFonts w:eastAsia="黑体"/>
         <w:color w:themeColor="background1" w:val="FFFFFF"/>
       </w:rPr>
       <w:tblPr/>
@@ -15094,6 +15793,7 @@
     </w:tblStylePr>
     <w:tblStylePr w:type="lastCol">
       <w:rPr>
+        <w:rFonts w:eastAsia="黑体"/>
         <w:color w:themeColor="background1" w:val="FFFFFF"/>
       </w:rPr>
       <w:tblPr/>
@@ -15123,6 +15823,7 @@
       <w:spacing w:after="0" w:line="240" w:lineRule="auto"/>
     </w:pPr>
     <w:rPr>
+      <w:rFonts w:eastAsia="黑体"/>
       <w:color w:themeColor="text1" w:val="000000"/>
     </w:rPr>
     <w:tblPr>
@@ -15144,6 +15845,7 @@
     </w:tcPr>
     <w:tblStylePr w:type="firstRow">
       <w:rPr>
+        <w:rFonts w:eastAsia="黑体"/>
         <w:b/>
         <w:bCs/>
       </w:rPr>
@@ -15154,6 +15856,7 @@
     </w:tblStylePr>
     <w:tblStylePr w:type="lastRow">
       <w:rPr>
+        <w:rFonts w:eastAsia="黑体"/>
         <w:b/>
         <w:bCs/>
         <w:color w:themeColor="text1" w:val="000000"/>
@@ -15165,6 +15868,7 @@
     </w:tblStylePr>
     <w:tblStylePr w:type="firstCol">
       <w:rPr>
+        <w:rFonts w:eastAsia="黑体"/>
         <w:color w:themeColor="background1" w:val="FFFFFF"/>
       </w:rPr>
       <w:tblPr/>
@@ -15174,6 +15878,7 @@
     </w:tblStylePr>
     <w:tblStylePr w:type="lastCol">
       <w:rPr>
+        <w:rFonts w:eastAsia="黑体"/>
         <w:color w:themeColor="background1" w:val="FFFFFF"/>
       </w:rPr>
       <w:tblPr/>
@@ -15203,6 +15908,7 @@
       <w:spacing w:after="0" w:line="240" w:lineRule="auto"/>
     </w:pPr>
     <w:rPr>
+      <w:rFonts w:eastAsia="黑体"/>
       <w:color w:themeColor="text1" w:val="000000"/>
     </w:rPr>
     <w:tblPr>
@@ -15224,6 +15930,7 @@
     </w:tcPr>
     <w:tblStylePr w:type="firstRow">
       <w:rPr>
+        <w:rFonts w:eastAsia="黑体"/>
         <w:b/>
         <w:bCs/>
       </w:rPr>
@@ -15234,6 +15941,7 @@
     </w:tblStylePr>
     <w:tblStylePr w:type="lastRow">
       <w:rPr>
+        <w:rFonts w:eastAsia="黑体"/>
         <w:b/>
         <w:bCs/>
         <w:color w:themeColor="text1" w:val="000000"/>
@@ -15245,6 +15953,7 @@
     </w:tblStylePr>
     <w:tblStylePr w:type="firstCol">
       <w:rPr>
+        <w:rFonts w:eastAsia="黑体"/>
         <w:color w:themeColor="background1" w:val="FFFFFF"/>
       </w:rPr>
       <w:tblPr/>
@@ -15254,6 +15963,7 @@
     </w:tblStylePr>
     <w:tblStylePr w:type="lastCol">
       <w:rPr>
+        <w:rFonts w:eastAsia="黑体"/>
         <w:color w:themeColor="background1" w:val="FFFFFF"/>
       </w:rPr>
       <w:tblPr/>
@@ -15283,6 +15993,7 @@
       <w:spacing w:after="0" w:line="240" w:lineRule="auto"/>
     </w:pPr>
     <w:rPr>
+      <w:rFonts w:eastAsia="黑体"/>
       <w:color w:themeColor="text1" w:val="000000"/>
     </w:rPr>
     <w:tblPr>
@@ -15304,6 +16015,7 @@
     </w:tcPr>
     <w:tblStylePr w:type="firstRow">
       <w:rPr>
+        <w:rFonts w:eastAsia="黑体"/>
         <w:b/>
         <w:bCs/>
       </w:rPr>
@@ -15314,6 +16026,7 @@
     </w:tblStylePr>
     <w:tblStylePr w:type="lastRow">
       <w:rPr>
+        <w:rFonts w:eastAsia="黑体"/>
         <w:b/>
         <w:bCs/>
         <w:color w:themeColor="text1" w:val="000000"/>
@@ -15325,6 +16038,7 @@
     </w:tblStylePr>
     <w:tblStylePr w:type="firstCol">
       <w:rPr>
+        <w:rFonts w:eastAsia="黑体"/>
         <w:color w:themeColor="background1" w:val="FFFFFF"/>
       </w:rPr>
       <w:tblPr/>
@@ -15334,6 +16048,7 @@
     </w:tblStylePr>
     <w:tblStylePr w:type="lastCol">
       <w:rPr>
+        <w:rFonts w:eastAsia="黑体"/>
         <w:color w:themeColor="background1" w:val="FFFFFF"/>
       </w:rPr>
       <w:tblPr/>
@@ -15363,6 +16078,7 @@
       <w:spacing w:after="0" w:line="240" w:lineRule="auto"/>
     </w:pPr>
     <w:rPr>
+      <w:rFonts w:eastAsia="黑体"/>
       <w:color w:themeColor="text1" w:val="000000"/>
     </w:rPr>
     <w:tblPr>
@@ -15384,6 +16100,7 @@
     </w:tcPr>
     <w:tblStylePr w:type="firstRow">
       <w:rPr>
+        <w:rFonts w:eastAsia="黑体"/>
         <w:b/>
         <w:bCs/>
       </w:rPr>
@@ -15394,6 +16111,7 @@
     </w:tblStylePr>
     <w:tblStylePr w:type="lastRow">
       <w:rPr>
+        <w:rFonts w:eastAsia="黑体"/>
         <w:b/>
         <w:bCs/>
         <w:color w:themeColor="text1" w:val="000000"/>
@@ -15405,6 +16123,7 @@
     </w:tblStylePr>
     <w:tblStylePr w:type="firstCol">
       <w:rPr>
+        <w:rFonts w:eastAsia="黑体"/>
         <w:color w:themeColor="background1" w:val="FFFFFF"/>
       </w:rPr>
       <w:tblPr/>
@@ -15414,6 +16133,7 @@
     </w:tblStylePr>
     <w:tblStylePr w:type="lastCol">
       <w:rPr>
+        <w:rFonts w:eastAsia="黑体"/>
         <w:color w:themeColor="background1" w:val="FFFFFF"/>
       </w:rPr>
       <w:tblPr/>
@@ -15443,6 +16163,7 @@
       <w:spacing w:after="0" w:line="240" w:lineRule="auto"/>
     </w:pPr>
     <w:rPr>
+      <w:rFonts w:eastAsia="黑体"/>
       <w:color w:themeColor="text1" w:val="000000"/>
     </w:rPr>
     <w:tblPr>
@@ -15464,6 +16185,7 @@
     </w:tcPr>
     <w:tblStylePr w:type="firstRow">
       <w:rPr>
+        <w:rFonts w:eastAsia="黑体"/>
         <w:b/>
         <w:bCs/>
       </w:rPr>
@@ -15474,6 +16196,7 @@
     </w:tblStylePr>
     <w:tblStylePr w:type="lastRow">
       <w:rPr>
+        <w:rFonts w:eastAsia="黑体"/>
         <w:b/>
         <w:bCs/>
         <w:color w:themeColor="text1" w:val="000000"/>
@@ -15485,6 +16208,7 @@
     </w:tblStylePr>
     <w:tblStylePr w:type="firstCol">
       <w:rPr>
+        <w:rFonts w:eastAsia="黑体"/>
         <w:color w:themeColor="background1" w:val="FFFFFF"/>
       </w:rPr>
       <w:tblPr/>
@@ -15494,6 +16218,7 @@
     </w:tblStylePr>
     <w:tblStylePr w:type="lastCol">
       <w:rPr>
+        <w:rFonts w:eastAsia="黑体"/>
         <w:color w:themeColor="background1" w:val="FFFFFF"/>
       </w:rPr>
       <w:tblPr/>
@@ -15523,6 +16248,7 @@
       <w:spacing w:after="0" w:line="240" w:lineRule="auto"/>
     </w:pPr>
     <w:rPr>
+      <w:rFonts w:eastAsia="黑体"/>
       <w:color w:themeColor="text1" w:val="000000"/>
     </w:rPr>
     <w:tblPr>
@@ -15544,6 +16270,7 @@
     </w:tcPr>
     <w:tblStylePr w:type="firstRow">
       <w:rPr>
+        <w:rFonts w:eastAsia="黑体"/>
         <w:b/>
         <w:bCs/>
       </w:rPr>
@@ -15554,6 +16281,7 @@
     </w:tblStylePr>
     <w:tblStylePr w:type="lastRow">
       <w:rPr>
+        <w:rFonts w:eastAsia="黑体"/>
         <w:b/>
         <w:bCs/>
         <w:color w:themeColor="text1" w:val="000000"/>
@@ -15565,6 +16293,7 @@
     </w:tblStylePr>
     <w:tblStylePr w:type="firstCol">
       <w:rPr>
+        <w:rFonts w:eastAsia="黑体"/>
         <w:color w:themeColor="background1" w:val="FFFFFF"/>
       </w:rPr>
       <w:tblPr/>
@@ -15574,6 +16303,7 @@
     </w:tblStylePr>
     <w:tblStylePr w:type="lastCol">
       <w:rPr>
+        <w:rFonts w:eastAsia="黑体"/>
         <w:color w:themeColor="background1" w:val="FFFFFF"/>
       </w:rPr>
       <w:tblPr/>
@@ -15606,6 +16336,7 @@
     <w:name w:val="KeywordTok"/>
     <w:basedOn w:val="VerbatimChar"/>
     <w:rPr>
+      <w:rFonts w:eastAsia="黑体"/>
       <w:b/>
       <w:color w:val="007020"/>
     </w:rPr>
@@ -15614,6 +16345,7 @@
     <w:name w:val="DataTypeTok"/>
     <w:basedOn w:val="VerbatimChar"/>
     <w:rPr>
+      <w:rFonts w:eastAsia="黑体"/>
       <w:color w:val="902000"/>
     </w:rPr>
   </w:style>
@@ -15621,6 +16353,7 @@
     <w:name w:val="DecValTok"/>
     <w:basedOn w:val="VerbatimChar"/>
     <w:rPr>
+      <w:rFonts w:eastAsia="黑体"/>
       <w:color w:val="40a070"/>
     </w:rPr>
   </w:style>
@@ -15628,6 +16361,7 @@
     <w:name w:val="BaseNTok"/>
     <w:basedOn w:val="VerbatimChar"/>
     <w:rPr>
+      <w:rFonts w:eastAsia="黑体"/>
       <w:color w:val="40a070"/>
     </w:rPr>
   </w:style>
@@ -15635,6 +16369,7 @@
     <w:name w:val="FloatTok"/>
     <w:basedOn w:val="VerbatimChar"/>
     <w:rPr>
+      <w:rFonts w:eastAsia="黑体"/>
       <w:color w:val="40a070"/>
     </w:rPr>
   </w:style>
@@ -15642,6 +16377,7 @@
     <w:name w:val="ConstantTok"/>
     <w:basedOn w:val="VerbatimChar"/>
     <w:rPr>
+      <w:rFonts w:eastAsia="黑体"/>
       <w:color w:val="880000"/>
     </w:rPr>
   </w:style>
@@ -15649,6 +16385,7 @@
     <w:name w:val="CharTok"/>
     <w:basedOn w:val="VerbatimChar"/>
     <w:rPr>
+      <w:rFonts w:eastAsia="黑体"/>
       <w:color w:val="4070a0"/>
     </w:rPr>
   </w:style>
@@ -15656,6 +16393,7 @@
     <w:name w:val="SpecialCharTok"/>
     <w:basedOn w:val="VerbatimChar"/>
     <w:rPr>
+      <w:rFonts w:eastAsia="黑体"/>
       <w:color w:val="4070a0"/>
     </w:rPr>
   </w:style>
@@ -15663,6 +16401,7 @@
     <w:name w:val="StringTok"/>
     <w:basedOn w:val="VerbatimChar"/>
     <w:rPr>
+      <w:rFonts w:eastAsia="黑体"/>
       <w:color w:val="4070a0"/>
     </w:rPr>
   </w:style>
@@ -15670,6 +16409,7 @@
     <w:name w:val="VerbatimStringTok"/>
     <w:basedOn w:val="VerbatimChar"/>
     <w:rPr>
+      <w:rFonts w:eastAsia="黑体"/>
       <w:color w:val="4070a0"/>
     </w:rPr>
   </w:style>
@@ -15677,6 +16417,7 @@
     <w:name w:val="SpecialStringTok"/>
     <w:basedOn w:val="VerbatimChar"/>
     <w:rPr>
+      <w:rFonts w:eastAsia="黑体"/>
       <w:color w:val="bb6688"/>
     </w:rPr>
   </w:style>
@@ -15684,6 +16425,7 @@
     <w:name w:val="ImportTok"/>
     <w:basedOn w:val="VerbatimChar"/>
     <w:rPr>
+      <w:rFonts w:eastAsia="黑体"/>
       <w:b/>
       <w:color w:val="008000"/>
     </w:rPr>
@@ -15692,6 +16434,7 @@
     <w:name w:val="CommentTok"/>
     <w:basedOn w:val="VerbatimChar"/>
     <w:rPr>
+      <w:rFonts w:eastAsia="黑体"/>
       <w:i/>
       <w:color w:val="60a0b0"/>
     </w:rPr>
@@ -15700,6 +16443,7 @@
     <w:name w:val="DocumentationTok"/>
     <w:basedOn w:val="VerbatimChar"/>
     <w:rPr>
+      <w:rFonts w:eastAsia="黑体"/>
       <w:i/>
       <w:color w:val="ba2121"/>
     </w:rPr>
@@ -15708,6 +16452,7 @@
     <w:name w:val="AnnotationTok"/>
     <w:basedOn w:val="VerbatimChar"/>
     <w:rPr>
+      <w:rFonts w:eastAsia="黑体"/>
       <w:b/>
       <w:i/>
       <w:color w:val="60a0b0"/>
@@ -15717,6 +16462,7 @@
     <w:name w:val="CommentVarTok"/>
     <w:basedOn w:val="VerbatimChar"/>
     <w:rPr>
+      <w:rFonts w:eastAsia="黑体"/>
       <w:b/>
       <w:i/>
       <w:color w:val="60a0b0"/>
@@ -15726,6 +16472,7 @@
     <w:name w:val="OtherTok"/>
     <w:basedOn w:val="VerbatimChar"/>
     <w:rPr>
+      <w:rFonts w:eastAsia="黑体"/>
       <w:color w:val="007020"/>
     </w:rPr>
   </w:style>
@@ -15733,6 +16480,7 @@
     <w:name w:val="FunctionTok"/>
     <w:basedOn w:val="VerbatimChar"/>
     <w:rPr>
+      <w:rFonts w:eastAsia="黑体"/>
       <w:color w:val="06287e"/>
     </w:rPr>
   </w:style>
@@ -15740,6 +16488,7 @@
     <w:name w:val="VariableTok"/>
     <w:basedOn w:val="VerbatimChar"/>
     <w:rPr>
+      <w:rFonts w:eastAsia="黑体"/>
       <w:color w:val="19177c"/>
     </w:rPr>
   </w:style>
@@ -15747,6 +16496,7 @@
     <w:name w:val="ControlFlowTok"/>
     <w:basedOn w:val="VerbatimChar"/>
     <w:rPr>
+      <w:rFonts w:eastAsia="黑体"/>
       <w:b/>
       <w:color w:val="007020"/>
     </w:rPr>
@@ -15755,6 +16505,7 @@
     <w:name w:val="OperatorTok"/>
     <w:basedOn w:val="VerbatimChar"/>
     <w:rPr>
+      <w:rFonts w:eastAsia="黑体"/>
       <w:color w:val="666666"/>
     </w:rPr>
   </w:style>
@@ -15762,18 +16513,22 @@
     <w:name w:val="BuiltInTok"/>
     <w:basedOn w:val="VerbatimChar"/>
     <w:rPr>
+      <w:rFonts w:eastAsia="黑体"/>
       <w:color w:val="008000"/>
     </w:rPr>
   </w:style>
   <w:style w:type="character" w:customStyle="1" w:styleId="ExtensionTok">
     <w:name w:val="ExtensionTok"/>
     <w:basedOn w:val="VerbatimChar"/>
-    <w:rPr/>
+    <w:rPr>
+      <w:rFonts w:eastAsia="黑体"/>
+    </w:rPr>
   </w:style>
   <w:style w:type="character" w:customStyle="1" w:styleId="PreprocessorTok">
     <w:name w:val="PreprocessorTok"/>
     <w:basedOn w:val="VerbatimChar"/>
     <w:rPr>
+      <w:rFonts w:eastAsia="黑体"/>
       <w:color w:val="bc7a00"/>
     </w:rPr>
   </w:style>
@@ -15781,18 +16536,22 @@
     <w:name w:val="AttributeTok"/>
     <w:basedOn w:val="VerbatimChar"/>
     <w:rPr>
+      <w:rFonts w:eastAsia="黑体"/>
       <w:color w:val="7d9029"/>
     </w:rPr>
   </w:style>
   <w:style w:type="character" w:customStyle="1" w:styleId="RegionMarkerTok">
     <w:name w:val="RegionMarkerTok"/>
     <w:basedOn w:val="VerbatimChar"/>
-    <w:rPr/>
+    <w:rPr>
+      <w:rFonts w:eastAsia="黑体"/>
+    </w:rPr>
   </w:style>
   <w:style w:type="character" w:customStyle="1" w:styleId="InformationTok">
     <w:name w:val="InformationTok"/>
     <w:basedOn w:val="VerbatimChar"/>
     <w:rPr>
+      <w:rFonts w:eastAsia="黑体"/>
       <w:b/>
       <w:i/>
       <w:color w:val="60a0b0"/>
@@ -15802,6 +16561,7 @@
     <w:name w:val="WarningTok"/>
     <w:basedOn w:val="VerbatimChar"/>
     <w:rPr>
+      <w:rFonts w:eastAsia="黑体"/>
       <w:b/>
       <w:i/>
       <w:color w:val="60a0b0"/>
@@ -15811,6 +16571,7 @@
     <w:name w:val="AlertTok"/>
     <w:basedOn w:val="VerbatimChar"/>
     <w:rPr>
+      <w:rFonts w:eastAsia="黑体"/>
       <w:b/>
       <w:color w:val="ff0000"/>
     </w:rPr>
@@ -15819,6 +16580,7 @@
     <w:name w:val="ErrorTok"/>
     <w:basedOn w:val="VerbatimChar"/>
     <w:rPr>
+      <w:rFonts w:eastAsia="黑体"/>
       <w:b/>
       <w:color w:val="ff0000"/>
     </w:rPr>
@@ -15826,7 +16588,9 @@
   <w:style w:type="character" w:customStyle="1" w:styleId="NormalTok">
     <w:name w:val="NormalTok"/>
     <w:basedOn w:val="VerbatimChar"/>
-    <w:rPr/>
+    <w:rPr>
+      <w:rFonts w:eastAsia="黑体"/>
+    </w:rPr>
   </w:style>
 </w:styles>
 </file>
@@ -15875,12 +16639,12 @@
     <a:fontScheme name="Office">
       <a:majorFont>
         <a:latin typeface="Calibri"/>
-        <a:ea typeface=""/>
+        <a:ea typeface="黑体"/>
         <a:cs typeface=""/>
         <a:font script="Jpan" typeface="ＭＳ ゴシック"/>
         <a:font script="Hang" typeface="맑은 고딕"/>
-        <a:font script="Hans" typeface="宋体"/>
-        <a:font script="Hant" typeface="新細明體"/>
+        <a:font script="Hans" typeface="黑体"/>
+        <a:font script="Hant" typeface="黑体"/>
         <a:font script="Arab" typeface="Times New Roman"/>
         <a:font script="Hebr" typeface="Times New Roman"/>
         <a:font script="Thai" typeface="Angsana New"/>
@@ -15910,12 +16674,12 @@
       </a:majorFont>
       <a:minorFont>
         <a:latin typeface="Cambria"/>
-        <a:ea typeface=""/>
+        <a:ea typeface="黑体"/>
         <a:cs typeface=""/>
         <a:font script="Jpan" typeface="ＭＳ 明朝"/>
         <a:font script="Hang" typeface="맑은 고딕"/>
-        <a:font script="Hans" typeface="宋体"/>
-        <a:font script="Hant" typeface="新細明體"/>
+        <a:font script="Hans" typeface="黑体"/>
+        <a:font script="Hant" typeface="黑体"/>
         <a:font script="Arab" typeface="Arial"/>
         <a:font script="Hebr" typeface="Arial"/>
         <a:font script="Thai" typeface="Cordia New"/>

--- a/03-振荡电路/03-晶体振荡器/科皮兹晶体振荡器/科皮兹晶体振荡器.docx
+++ b/03-振荡电路/03-晶体振荡器/科皮兹晶体振荡器/科皮兹晶体振荡器.docx
@@ -3568,7 +3568,7 @@
           <w:color w:val="555555"/>
           <w:sz w:val="21"/>
         </w:rPr>
-        <w:t>材料收集者：杜文杰，WX手机：19519196569，QQ:3478827729</w:t>
+        <w:t>材料收集者：杜文杰，微信/手机：19519196569，QQ:3478827729</w:t>
       </w:r>
     </w:p>
     <w:sectPr>
